--- a/Ingeniera Software/ESRE.docx
+++ b/Ingeniera Software/ESRE.docx
@@ -809,13 +809,12 @@
         <w:bidi w:val="0"/>
         <w:jc w:val="both"/>
         <w:rPr>
-          <w:sz w:val="24"/>
-          <w:szCs w:val="24"/>
-          <w:u w:val="none"/>
+          <w:rFonts w:ascii="Lucida Sans Unicode" w:hAnsi="Lucida Sans Unicode"/>
         </w:rPr>
       </w:pPr>
       <w:r>
         <w:rPr>
+          <w:rFonts w:ascii="Lucida Sans Unicode" w:hAnsi="Lucida Sans Unicode"/>
           <w:sz w:val="24"/>
           <w:szCs w:val="24"/>
           <w:u w:val="none"/>
@@ -829,6 +828,7 @@
         <w:spacing w:before="0" w:after="283"/>
         <w:jc w:val="both"/>
         <w:rPr>
+          <w:rFonts w:ascii="Lucida Sans Unicode" w:hAnsi="Lucida Sans Unicode"/>
           <w:sz w:val="24"/>
           <w:szCs w:val="24"/>
           <w:u w:val="none"/>
@@ -836,6 +836,7 @@
       </w:pPr>
       <w:r>
         <w:rPr>
+          <w:rFonts w:ascii="Lucida Sans Unicode" w:hAnsi="Lucida Sans Unicode"/>
           <w:sz w:val="24"/>
           <w:szCs w:val="24"/>
           <w:u w:val="none"/>
@@ -848,22 +849,58 @@
         <w:spacing w:before="0" w:after="283"/>
         <w:jc w:val="both"/>
         <w:rPr>
+          <w:rFonts w:ascii="Lucida Sans Unicode" w:hAnsi="Lucida Sans Unicode"/>
+        </w:rPr>
+      </w:pPr>
+      <w:r>
+        <w:rPr>
+          <w:rFonts w:ascii="Lucida Sans Unicode" w:hAnsi="Lucida Sans Unicode"/>
           <w:i/>
           <w:iCs/>
           <w:sz w:val="24"/>
           <w:szCs w:val="24"/>
           <w:u w:val="none"/>
         </w:rPr>
+        <w:t>Administrador</w:t>
+      </w:r>
+    </w:p>
+    <w:p>
+      <w:pPr>
+        <w:pStyle w:val="BodyText"/>
+        <w:jc w:val="both"/>
+        <w:rPr>
+          <w:rFonts w:ascii="Lucida Sans Unicode" w:hAnsi="Lucida Sans Unicode"/>
+        </w:rPr>
       </w:pPr>
       <w:r>
         <w:rPr>
+          <w:rFonts w:ascii="Lucida Sans Unicode" w:hAnsi="Lucida Sans Unicode"/>
+          <w:sz w:val="24"/>
+          <w:szCs w:val="24"/>
+          <w:u w:val="none"/>
+        </w:rPr>
+        <w:t>Usuario con acceso total al sistema. Puede gestionar usuarios, asignar roles, crear, editar y eliminar torneos, partidos, noticias y eventos.</w:t>
+      </w:r>
+    </w:p>
+    <w:p>
+      <w:pPr>
+        <w:pStyle w:val="Heading3"/>
+        <w:spacing w:before="0" w:after="283"/>
+        <w:jc w:val="both"/>
+        <w:rPr>
+          <w:rFonts w:ascii="Lucida Sans Unicode" w:hAnsi="Lucida Sans Unicode"/>
+        </w:rPr>
+      </w:pPr>
+      <w:r>
+        <w:rPr>
+          <w:rFonts w:ascii="Lucida Sans Unicode" w:hAnsi="Lucida Sans Unicode"/>
           <w:i/>
           <w:iCs/>
           <w:sz w:val="24"/>
           <w:szCs w:val="24"/>
           <w:u w:val="none"/>
         </w:rPr>
-        <w:t>Administrador</w:t>
+        <w:t>Organizador</w:t>
       </w:r>
     </w:p>
     <w:p>
@@ -871,18 +908,17 @@
         <w:pStyle w:val="BodyText"/>
         <w:jc w:val="both"/>
         <w:rPr>
+          <w:rFonts w:ascii="Lucida Sans Unicode" w:hAnsi="Lucida Sans Unicode"/>
+        </w:rPr>
+      </w:pPr>
+      <w:r>
+        <w:rPr>
+          <w:rFonts w:ascii="Lucida Sans Unicode" w:hAnsi="Lucida Sans Unicode"/>
           <w:sz w:val="24"/>
           <w:szCs w:val="24"/>
           <w:u w:val="none"/>
         </w:rPr>
-      </w:pPr>
-      <w:r>
-        <w:rPr>
-          <w:sz w:val="24"/>
-          <w:szCs w:val="24"/>
-          <w:u w:val="none"/>
-        </w:rPr>
-        <w:t>Usuario con acceso total al sistema. Puede gestionar usuarios, asignar roles, crear, editar y eliminar torneos, partidos, noticias y eventos.</w:t>
+        <w:t>Usuario encargado de la creación y administración de torneos, equipos, jugadores, partidos y resultados.</w:t>
       </w:r>
     </w:p>
     <w:p>
@@ -891,107 +927,57 @@
         <w:spacing w:before="0" w:after="283"/>
         <w:jc w:val="both"/>
         <w:rPr>
+          <w:rFonts w:ascii="Lucida Sans Unicode" w:hAnsi="Lucida Sans Unicode"/>
+        </w:rPr>
+      </w:pPr>
+      <w:r>
+        <w:rPr>
+          <w:rFonts w:ascii="Lucida Sans Unicode" w:hAnsi="Lucida Sans Unicode"/>
           <w:i/>
           <w:iCs/>
           <w:sz w:val="24"/>
           <w:szCs w:val="24"/>
           <w:u w:val="none"/>
         </w:rPr>
+        <w:t>Cliente</w:t>
+      </w:r>
+    </w:p>
+    <w:p>
+      <w:pPr>
+        <w:pStyle w:val="BodyText"/>
+        <w:jc w:val="both"/>
+        <w:rPr>
+          <w:rFonts w:ascii="Lucida Sans Unicode" w:hAnsi="Lucida Sans Unicode"/>
+        </w:rPr>
       </w:pPr>
       <w:r>
         <w:rPr>
+          <w:rFonts w:ascii="Lucida Sans Unicode" w:hAnsi="Lucida Sans Unicode"/>
+          <w:sz w:val="24"/>
+          <w:szCs w:val="24"/>
+          <w:u w:val="none"/>
+        </w:rPr>
+        <w:t>Usuario que puede visualizar la organización de los torneos, partidos, resultados, rankings y eventos.</w:t>
+      </w:r>
+    </w:p>
+    <w:p>
+      <w:pPr>
+        <w:pStyle w:val="Heading3"/>
+        <w:spacing w:before="0" w:after="283"/>
+        <w:jc w:val="both"/>
+        <w:rPr>
+          <w:rFonts w:ascii="Lucida Sans Unicode" w:hAnsi="Lucida Sans Unicode"/>
+        </w:rPr>
+      </w:pPr>
+      <w:r>
+        <w:rPr>
+          <w:rFonts w:ascii="Lucida Sans Unicode" w:hAnsi="Lucida Sans Unicode"/>
           <w:i/>
           <w:iCs/>
           <w:sz w:val="24"/>
           <w:szCs w:val="24"/>
           <w:u w:val="none"/>
         </w:rPr>
-        <w:t>Organizador</w:t>
-      </w:r>
-    </w:p>
-    <w:p>
-      <w:pPr>
-        <w:pStyle w:val="BodyText"/>
-        <w:jc w:val="both"/>
-        <w:rPr>
-          <w:sz w:val="24"/>
-          <w:szCs w:val="24"/>
-          <w:u w:val="none"/>
-        </w:rPr>
-      </w:pPr>
-      <w:r>
-        <w:rPr>
-          <w:sz w:val="24"/>
-          <w:szCs w:val="24"/>
-          <w:u w:val="none"/>
-        </w:rPr>
-        <w:t>Usuario encargado de la creación y administración de torneos, equipos, jugadores, partidos y resultados.</w:t>
-      </w:r>
-    </w:p>
-    <w:p>
-      <w:pPr>
-        <w:pStyle w:val="Heading3"/>
-        <w:spacing w:before="0" w:after="283"/>
-        <w:jc w:val="both"/>
-        <w:rPr>
-          <w:i/>
-          <w:iCs/>
-          <w:sz w:val="24"/>
-          <w:szCs w:val="24"/>
-          <w:u w:val="none"/>
-        </w:rPr>
-      </w:pPr>
-      <w:r>
-        <w:rPr>
-          <w:i/>
-          <w:iCs/>
-          <w:sz w:val="24"/>
-          <w:szCs w:val="24"/>
-          <w:u w:val="none"/>
-        </w:rPr>
-        <w:t>Cliente</w:t>
-      </w:r>
-    </w:p>
-    <w:p>
-      <w:pPr>
-        <w:pStyle w:val="BodyText"/>
-        <w:jc w:val="both"/>
-        <w:rPr>
-          <w:sz w:val="24"/>
-          <w:szCs w:val="24"/>
-          <w:u w:val="none"/>
-        </w:rPr>
-      </w:pPr>
-      <w:r>
-        <w:rPr>
-          <w:sz w:val="24"/>
-          <w:szCs w:val="24"/>
-          <w:u w:val="none"/>
-        </w:rPr>
-        <w:t>Usuario que puede visualizar la organización de los torneos, partidos, resultados, rankings y eventos.</w:t>
-      </w:r>
-    </w:p>
-    <w:p>
-      <w:pPr>
-        <w:pStyle w:val="Heading3"/>
-        <w:spacing w:before="0" w:after="283"/>
-        <w:jc w:val="both"/>
-        <w:rPr>
-          <w:i/>
-          <w:iCs/>
-          <w:sz w:val="24"/>
-          <w:szCs w:val="24"/>
-          <w:u w:val="none"/>
-        </w:rPr>
-      </w:pPr>
-      <w:r>
-        <w:rPr>
-          <w:i/>
-          <w:iCs/>
-          <w:sz w:val="24"/>
-          <w:szCs w:val="24"/>
-          <w:u w:val="none"/>
-        </w:rPr>
         <w:t>Otros</w:t>
       </w:r>
     </w:p>
@@ -999,64 +985,16 @@
       <w:pPr>
         <w:pStyle w:val="BodyText"/>
         <w:jc w:val="both"/>
-        <w:rPr>
+        <w:rPr/>
+      </w:pPr>
+      <w:r>
+        <w:rPr>
+          <w:rFonts w:ascii="Lucida Sans Unicode" w:hAnsi="Lucida Sans Unicode"/>
           <w:sz w:val="24"/>
           <w:szCs w:val="24"/>
           <w:u w:val="none"/>
         </w:rPr>
-      </w:pPr>
-      <w:r>
-        <w:rPr>
-          <w:sz w:val="24"/>
-          <w:szCs w:val="24"/>
-          <w:u w:val="none"/>
-        </w:rPr>
         <w:t>Usuarios o visitantes que pueden acceder a información pública como jugadores, partidos, resultados y rankings sin necesidad de registro.</w:t>
-      </w:r>
-    </w:p>
-    <w:p>
-      <w:pPr>
-        <w:pStyle w:val="Normal"/>
-        <w:bidi w:val="0"/>
-        <w:jc w:val="both"/>
-        <w:rPr>
-          <w:u w:val="single"/>
-        </w:rPr>
-      </w:pPr>
-      <w:r>
-        <w:rPr>
-          <w:u w:val="single"/>
-        </w:rPr>
-      </w:r>
-    </w:p>
-    <w:p>
-      <w:pPr>
-        <w:pStyle w:val="Normal"/>
-        <w:bidi w:val="0"/>
-        <w:jc w:val="both"/>
-        <w:rPr>
-          <w:u w:val="single"/>
-        </w:rPr>
-      </w:pPr>
-      <w:r>
-        <w:rPr>
-          <w:u w:val="single"/>
-        </w:rPr>
-      </w:r>
-    </w:p>
-    <w:p>
-      <w:pPr>
-        <w:pStyle w:val="Normal"/>
-        <w:bidi w:val="0"/>
-        <w:jc w:val="both"/>
-        <w:rPr>
-          <w:u w:val="single"/>
-        </w:rPr>
-      </w:pPr>
-      <w:r>
-        <w:rPr>
-          <w:u w:val="single"/>
-        </w:rPr>
       </w:r>
     </w:p>
     <w:p>
@@ -1120,7 +1058,7 @@
           </w:tcPr>
           <w:p>
             <w:pPr>
-              <w:pStyle w:val="Contenidodelatablauser"/>
+              <w:pStyle w:val="Contenidodelatabla"/>
               <w:bidi w:val="0"/>
               <w:jc w:val="both"/>
               <w:rPr>
@@ -1155,7 +1093,7 @@
           </w:tcPr>
           <w:p>
             <w:pPr>
-              <w:pStyle w:val="Contenidodelatablauser"/>
+              <w:pStyle w:val="Contenidodelatabla"/>
               <w:bidi w:val="0"/>
               <w:jc w:val="both"/>
               <w:rPr>
@@ -1186,7 +1124,7 @@
           </w:tcPr>
           <w:p>
             <w:pPr>
-              <w:pStyle w:val="Contenidodelatablauser"/>
+              <w:pStyle w:val="Contenidodelatabla"/>
               <w:bidi w:val="0"/>
               <w:jc w:val="both"/>
               <w:rPr>
@@ -1212,7 +1150,7 @@
           </w:tcPr>
           <w:p>
             <w:pPr>
-              <w:pStyle w:val="Contenidodelatablauser"/>
+              <w:pStyle w:val="Contenidodelatabla"/>
               <w:bidi w:val="0"/>
               <w:jc w:val="both"/>
               <w:rPr>
@@ -1241,7 +1179,7 @@
           </w:tcPr>
           <w:p>
             <w:pPr>
-              <w:pStyle w:val="Contenidodelatablauser"/>
+              <w:pStyle w:val="Contenidodelatabla"/>
               <w:bidi w:val="0"/>
               <w:jc w:val="both"/>
               <w:rPr>
@@ -1267,7 +1205,7 @@
           </w:tcPr>
           <w:p>
             <w:pPr>
-              <w:pStyle w:val="Contenidodelatablauser"/>
+              <w:pStyle w:val="Contenidodelatabla"/>
               <w:bidi w:val="0"/>
               <w:jc w:val="both"/>
               <w:rPr>
@@ -1296,7 +1234,7 @@
           </w:tcPr>
           <w:p>
             <w:pPr>
-              <w:pStyle w:val="Contenidodelatablauser"/>
+              <w:pStyle w:val="Contenidodelatabla"/>
               <w:bidi w:val="0"/>
               <w:jc w:val="both"/>
               <w:rPr>
@@ -1322,7 +1260,7 @@
           </w:tcPr>
           <w:p>
             <w:pPr>
-              <w:pStyle w:val="Contenidodelatablauser"/>
+              <w:pStyle w:val="Contenidodelatabla"/>
               <w:widowControl w:val="false"/>
               <w:suppressLineNumbers/>
               <w:bidi w:val="0"/>
@@ -1352,7 +1290,7 @@
           </w:tcPr>
           <w:p>
             <w:pPr>
-              <w:pStyle w:val="Contenidodelatablauser"/>
+              <w:pStyle w:val="Contenidodelatabla"/>
               <w:bidi w:val="0"/>
               <w:jc w:val="both"/>
               <w:rPr>
@@ -1378,7 +1316,7 @@
           </w:tcPr>
           <w:p>
             <w:pPr>
-              <w:pStyle w:val="Contenidodelatablauser"/>
+              <w:pStyle w:val="Contenidodelatabla"/>
               <w:bidi w:val="0"/>
               <w:jc w:val="both"/>
               <w:rPr>
@@ -1441,7 +1379,7 @@
           </w:tcPr>
           <w:p>
             <w:pPr>
-              <w:pStyle w:val="Contenidodelatablauser"/>
+              <w:pStyle w:val="Contenidodelatabla"/>
               <w:bidi w:val="0"/>
               <w:jc w:val="both"/>
               <w:rPr>
@@ -1482,7 +1420,7 @@
           </w:tcPr>
           <w:p>
             <w:pPr>
-              <w:pStyle w:val="Contenidodelatablauser"/>
+              <w:pStyle w:val="Contenidodelatabla"/>
               <w:bidi w:val="0"/>
               <w:jc w:val="both"/>
               <w:rPr>
@@ -1517,7 +1455,7 @@
           </w:tcPr>
           <w:p>
             <w:pPr>
-              <w:pStyle w:val="Contenidodelatablauser"/>
+              <w:pStyle w:val="Contenidodelatabla"/>
               <w:bidi w:val="0"/>
               <w:jc w:val="both"/>
               <w:rPr>
@@ -1547,7 +1485,7 @@
           </w:tcPr>
           <w:p>
             <w:pPr>
-              <w:pStyle w:val="Contenidodelatablauser"/>
+              <w:pStyle w:val="Contenidodelatabla"/>
               <w:bidi w:val="0"/>
               <w:jc w:val="both"/>
               <w:rPr>
@@ -1580,7 +1518,7 @@
           </w:tcPr>
           <w:p>
             <w:pPr>
-              <w:pStyle w:val="Contenidodelatablauser"/>
+              <w:pStyle w:val="Contenidodelatabla"/>
               <w:bidi w:val="0"/>
               <w:jc w:val="both"/>
               <w:rPr>
@@ -1610,7 +1548,7 @@
           </w:tcPr>
           <w:p>
             <w:pPr>
-              <w:pStyle w:val="Contenidodelatablauser"/>
+              <w:pStyle w:val="Contenidodelatabla"/>
               <w:bidi w:val="0"/>
               <w:jc w:val="both"/>
               <w:rPr>
@@ -1643,7 +1581,7 @@
           </w:tcPr>
           <w:p>
             <w:pPr>
-              <w:pStyle w:val="Contenidodelatablauser"/>
+              <w:pStyle w:val="Contenidodelatabla"/>
               <w:bidi w:val="0"/>
               <w:jc w:val="both"/>
               <w:rPr>
@@ -1673,7 +1611,7 @@
           </w:tcPr>
           <w:p>
             <w:pPr>
-              <w:pStyle w:val="Contenidodelatablauser"/>
+              <w:pStyle w:val="Contenidodelatabla"/>
               <w:widowControl w:val="false"/>
               <w:suppressLineNumbers/>
               <w:bidi w:val="0"/>
@@ -1708,7 +1646,7 @@
           </w:tcPr>
           <w:p>
             <w:pPr>
-              <w:pStyle w:val="Contenidodelatablauser"/>
+              <w:pStyle w:val="Contenidodelatabla"/>
               <w:bidi w:val="0"/>
               <w:jc w:val="both"/>
               <w:rPr>
@@ -1738,7 +1676,7 @@
           </w:tcPr>
           <w:p>
             <w:pPr>
-              <w:pStyle w:val="Contenidodelatablauser"/>
+              <w:pStyle w:val="Contenidodelatabla"/>
               <w:bidi w:val="0"/>
               <w:jc w:val="both"/>
               <w:rPr>
@@ -1759,6 +1697,156 @@
         </w:tc>
       </w:tr>
     </w:tbl>
+    <w:p>
+      <w:pPr>
+        <w:pStyle w:val="Normal"/>
+        <w:bidi w:val="0"/>
+        <w:jc w:val="start"/>
+        <w:rPr>
+          <w:u w:val="single"/>
+        </w:rPr>
+      </w:pPr>
+      <w:r>
+        <w:rPr>
+          <w:u w:val="single"/>
+        </w:rPr>
+      </w:r>
+    </w:p>
+    <w:p>
+      <w:pPr>
+        <w:pStyle w:val="Normal"/>
+        <w:bidi w:val="0"/>
+        <w:jc w:val="start"/>
+        <w:rPr>
+          <w:u w:val="single"/>
+        </w:rPr>
+      </w:pPr>
+      <w:r>
+        <w:rPr>
+          <w:u w:val="single"/>
+        </w:rPr>
+      </w:r>
+    </w:p>
+    <w:p>
+      <w:pPr>
+        <w:pStyle w:val="Normal"/>
+        <w:bidi w:val="0"/>
+        <w:jc w:val="start"/>
+        <w:rPr>
+          <w:u w:val="single"/>
+        </w:rPr>
+      </w:pPr>
+      <w:r>
+        <w:rPr>
+          <w:u w:val="single"/>
+        </w:rPr>
+      </w:r>
+    </w:p>
+    <w:p>
+      <w:pPr>
+        <w:pStyle w:val="Normal"/>
+        <w:bidi w:val="0"/>
+        <w:jc w:val="start"/>
+        <w:rPr>
+          <w:u w:val="single"/>
+        </w:rPr>
+      </w:pPr>
+      <w:r>
+        <w:rPr>
+          <w:u w:val="single"/>
+        </w:rPr>
+      </w:r>
+    </w:p>
+    <w:p>
+      <w:pPr>
+        <w:pStyle w:val="Normal"/>
+        <w:bidi w:val="0"/>
+        <w:jc w:val="start"/>
+        <w:rPr>
+          <w:u w:val="single"/>
+        </w:rPr>
+      </w:pPr>
+      <w:r>
+        <w:rPr>
+          <w:u w:val="single"/>
+        </w:rPr>
+      </w:r>
+    </w:p>
+    <w:p>
+      <w:pPr>
+        <w:pStyle w:val="Normal"/>
+        <w:bidi w:val="0"/>
+        <w:jc w:val="start"/>
+        <w:rPr>
+          <w:u w:val="single"/>
+        </w:rPr>
+      </w:pPr>
+      <w:r>
+        <w:rPr>
+          <w:u w:val="single"/>
+        </w:rPr>
+      </w:r>
+    </w:p>
+    <w:p>
+      <w:pPr>
+        <w:pStyle w:val="Normal"/>
+        <w:bidi w:val="0"/>
+        <w:jc w:val="start"/>
+        <w:rPr>
+          <w:u w:val="single"/>
+        </w:rPr>
+      </w:pPr>
+      <w:r>
+        <w:rPr>
+          <w:u w:val="single"/>
+        </w:rPr>
+      </w:r>
+    </w:p>
+    <w:p>
+      <w:pPr>
+        <w:pStyle w:val="Normal"/>
+        <w:bidi w:val="0"/>
+        <w:jc w:val="start"/>
+        <w:rPr>
+          <w:u w:val="single"/>
+        </w:rPr>
+      </w:pPr>
+      <w:r>
+        <w:rPr>
+          <w:u w:val="single"/>
+        </w:rPr>
+      </w:r>
+    </w:p>
+    <w:p>
+      <w:pPr>
+        <w:pStyle w:val="Normal"/>
+        <w:bidi w:val="0"/>
+        <w:jc w:val="start"/>
+        <w:rPr>
+          <w:u w:val="single"/>
+        </w:rPr>
+      </w:pPr>
+      <w:r>
+        <w:rPr>
+          <w:u w:val="single"/>
+        </w:rPr>
+      </w:r>
+    </w:p>
+    <w:p>
+      <w:pPr>
+        <w:pStyle w:val="Normal"/>
+        <w:bidi w:val="0"/>
+        <w:jc w:val="start"/>
+        <w:rPr>
+          <w:u w:val="single"/>
+        </w:rPr>
+      </w:pPr>
+      <w:r>
+        <w:rPr>
+          <w:u w:val="single"/>
+        </w:rPr>
+      </w:r>
+    </w:p>
     <w:p>
       <w:pPr>
         <w:pStyle w:val="Normal"/>
@@ -1805,7 +1893,7 @@
           </w:tcPr>
           <w:p>
             <w:pPr>
-              <w:pStyle w:val="Contenidodelatablauser"/>
+              <w:pStyle w:val="Contenidodelatabla"/>
               <w:bidi w:val="0"/>
               <w:jc w:val="both"/>
               <w:rPr>
@@ -1846,7 +1934,7 @@
           </w:tcPr>
           <w:p>
             <w:pPr>
-              <w:pStyle w:val="Contenidodelatablauser"/>
+              <w:pStyle w:val="Contenidodelatabla"/>
               <w:bidi w:val="0"/>
               <w:jc w:val="both"/>
               <w:rPr>
@@ -1881,7 +1969,7 @@
           </w:tcPr>
           <w:p>
             <w:pPr>
-              <w:pStyle w:val="Contenidodelatablauser"/>
+              <w:pStyle w:val="Contenidodelatabla"/>
               <w:bidi w:val="0"/>
               <w:jc w:val="both"/>
               <w:rPr>
@@ -1911,7 +1999,7 @@
           </w:tcPr>
           <w:p>
             <w:pPr>
-              <w:pStyle w:val="Contenidodelatablauser"/>
+              <w:pStyle w:val="Contenidodelatabla"/>
               <w:bidi w:val="0"/>
               <w:jc w:val="both"/>
               <w:rPr>
@@ -1944,7 +2032,7 @@
           </w:tcPr>
           <w:p>
             <w:pPr>
-              <w:pStyle w:val="Contenidodelatablauser"/>
+              <w:pStyle w:val="Contenidodelatabla"/>
               <w:bidi w:val="0"/>
               <w:jc w:val="both"/>
               <w:rPr>
@@ -1974,7 +2062,7 @@
           </w:tcPr>
           <w:p>
             <w:pPr>
-              <w:pStyle w:val="Contenidodelatablauser"/>
+              <w:pStyle w:val="Contenidodelatabla"/>
               <w:bidi w:val="0"/>
               <w:jc w:val="both"/>
               <w:rPr>
@@ -2007,7 +2095,7 @@
           </w:tcPr>
           <w:p>
             <w:pPr>
-              <w:pStyle w:val="Contenidodelatablauser"/>
+              <w:pStyle w:val="Contenidodelatabla"/>
               <w:bidi w:val="0"/>
               <w:jc w:val="both"/>
               <w:rPr>
@@ -2037,7 +2125,7 @@
           </w:tcPr>
           <w:p>
             <w:pPr>
-              <w:pStyle w:val="Contenidodelatablauser"/>
+              <w:pStyle w:val="Contenidodelatabla"/>
               <w:widowControl w:val="false"/>
               <w:suppressLineNumbers/>
               <w:bidi w:val="0"/>
@@ -2072,7 +2160,7 @@
           </w:tcPr>
           <w:p>
             <w:pPr>
-              <w:pStyle w:val="Contenidodelatablauser"/>
+              <w:pStyle w:val="Contenidodelatabla"/>
               <w:bidi w:val="0"/>
               <w:jc w:val="both"/>
               <w:rPr>
@@ -2102,7 +2190,7 @@
           </w:tcPr>
           <w:p>
             <w:pPr>
-              <w:pStyle w:val="Contenidodelatablauser"/>
+              <w:pStyle w:val="Contenidodelatabla"/>
               <w:bidi w:val="0"/>
               <w:jc w:val="both"/>
               <w:rPr>
@@ -2214,7 +2302,7 @@
           </w:tcPr>
           <w:p>
             <w:pPr>
-              <w:pStyle w:val="Contenidodelatablauser"/>
+              <w:pStyle w:val="Contenidodelatabla"/>
               <w:bidi w:val="0"/>
               <w:jc w:val="both"/>
               <w:rPr>
@@ -2249,7 +2337,7 @@
           </w:tcPr>
           <w:p>
             <w:pPr>
-              <w:pStyle w:val="Contenidodelatablauser"/>
+              <w:pStyle w:val="Contenidodelatabla"/>
               <w:bidi w:val="0"/>
               <w:jc w:val="both"/>
               <w:rPr>
@@ -2280,7 +2368,7 @@
           </w:tcPr>
           <w:p>
             <w:pPr>
-              <w:pStyle w:val="Contenidodelatablauser"/>
+              <w:pStyle w:val="Contenidodelatabla"/>
               <w:bidi w:val="0"/>
               <w:jc w:val="both"/>
               <w:rPr>
@@ -2306,7 +2394,7 @@
           </w:tcPr>
           <w:p>
             <w:pPr>
-              <w:pStyle w:val="Contenidodelatablauser"/>
+              <w:pStyle w:val="Contenidodelatabla"/>
               <w:bidi w:val="0"/>
               <w:jc w:val="both"/>
               <w:rPr>
@@ -2335,7 +2423,7 @@
           </w:tcPr>
           <w:p>
             <w:pPr>
-              <w:pStyle w:val="Contenidodelatablauser"/>
+              <w:pStyle w:val="Contenidodelatabla"/>
               <w:bidi w:val="0"/>
               <w:jc w:val="both"/>
               <w:rPr>
@@ -2361,7 +2449,7 @@
           </w:tcPr>
           <w:p>
             <w:pPr>
-              <w:pStyle w:val="Contenidodelatablauser"/>
+              <w:pStyle w:val="Contenidodelatabla"/>
               <w:bidi w:val="0"/>
               <w:jc w:val="both"/>
               <w:rPr>
@@ -2390,7 +2478,7 @@
           </w:tcPr>
           <w:p>
             <w:pPr>
-              <w:pStyle w:val="Contenidodelatablauser"/>
+              <w:pStyle w:val="Contenidodelatabla"/>
               <w:bidi w:val="0"/>
               <w:jc w:val="both"/>
               <w:rPr>
@@ -2416,7 +2504,7 @@
           </w:tcPr>
           <w:p>
             <w:pPr>
-              <w:pStyle w:val="Contenidodelatablauser"/>
+              <w:pStyle w:val="Contenidodelatabla"/>
               <w:widowControl w:val="false"/>
               <w:suppressLineNumbers/>
               <w:bidi w:val="0"/>
@@ -2447,7 +2535,7 @@
           </w:tcPr>
           <w:p>
             <w:pPr>
-              <w:pStyle w:val="Contenidodelatablauser"/>
+              <w:pStyle w:val="Contenidodelatabla"/>
               <w:bidi w:val="0"/>
               <w:jc w:val="both"/>
               <w:rPr>
@@ -2473,7 +2561,7 @@
           </w:tcPr>
           <w:p>
             <w:pPr>
-              <w:pStyle w:val="Contenidodelatablauser"/>
+              <w:pStyle w:val="Contenidodelatabla"/>
               <w:bidi w:val="0"/>
               <w:jc w:val="both"/>
               <w:rPr>
@@ -2536,7 +2624,7 @@
           </w:tcPr>
           <w:p>
             <w:pPr>
-              <w:pStyle w:val="Contenidodelatablauser"/>
+              <w:pStyle w:val="Contenidodelatabla"/>
               <w:bidi w:val="0"/>
               <w:jc w:val="both"/>
               <w:rPr>
@@ -2571,7 +2659,7 @@
           </w:tcPr>
           <w:p>
             <w:pPr>
-              <w:pStyle w:val="Contenidodelatablauser"/>
+              <w:pStyle w:val="Contenidodelatabla"/>
               <w:bidi w:val="0"/>
               <w:jc w:val="both"/>
               <w:rPr>
@@ -2602,7 +2690,7 @@
           </w:tcPr>
           <w:p>
             <w:pPr>
-              <w:pStyle w:val="Contenidodelatablauser"/>
+              <w:pStyle w:val="Contenidodelatabla"/>
               <w:bidi w:val="0"/>
               <w:jc w:val="both"/>
               <w:rPr>
@@ -2628,7 +2716,7 @@
           </w:tcPr>
           <w:p>
             <w:pPr>
-              <w:pStyle w:val="Contenidodelatablauser"/>
+              <w:pStyle w:val="Contenidodelatabla"/>
               <w:bidi w:val="0"/>
               <w:jc w:val="both"/>
               <w:rPr>
@@ -2657,7 +2745,7 @@
           </w:tcPr>
           <w:p>
             <w:pPr>
-              <w:pStyle w:val="Contenidodelatablauser"/>
+              <w:pStyle w:val="Contenidodelatabla"/>
               <w:bidi w:val="0"/>
               <w:jc w:val="both"/>
               <w:rPr>
@@ -2683,7 +2771,7 @@
           </w:tcPr>
           <w:p>
             <w:pPr>
-              <w:pStyle w:val="Contenidodelatablauser"/>
+              <w:pStyle w:val="Contenidodelatabla"/>
               <w:bidi w:val="0"/>
               <w:jc w:val="both"/>
               <w:rPr>
@@ -2712,7 +2800,7 @@
           </w:tcPr>
           <w:p>
             <w:pPr>
-              <w:pStyle w:val="Contenidodelatablauser"/>
+              <w:pStyle w:val="Contenidodelatabla"/>
               <w:bidi w:val="0"/>
               <w:jc w:val="both"/>
               <w:rPr>
@@ -2738,7 +2826,7 @@
           </w:tcPr>
           <w:p>
             <w:pPr>
-              <w:pStyle w:val="Contenidodelatablauser"/>
+              <w:pStyle w:val="Contenidodelatabla"/>
               <w:widowControl w:val="false"/>
               <w:suppressLineNumbers/>
               <w:bidi w:val="0"/>
@@ -2769,7 +2857,7 @@
           </w:tcPr>
           <w:p>
             <w:pPr>
-              <w:pStyle w:val="Contenidodelatablauser"/>
+              <w:pStyle w:val="Contenidodelatabla"/>
               <w:bidi w:val="0"/>
               <w:jc w:val="both"/>
               <w:rPr>
@@ -2795,7 +2883,7 @@
           </w:tcPr>
           <w:p>
             <w:pPr>
-              <w:pStyle w:val="Contenidodelatablauser"/>
+              <w:pStyle w:val="Contenidodelatabla"/>
               <w:bidi w:val="0"/>
               <w:jc w:val="both"/>
               <w:rPr>
@@ -2812,6 +2900,66 @@
         </w:tc>
       </w:tr>
     </w:tbl>
+    <w:p>
+      <w:pPr>
+        <w:pStyle w:val="Normal"/>
+        <w:bidi w:val="0"/>
+        <w:jc w:val="start"/>
+        <w:rPr>
+          <w:u w:val="single"/>
+        </w:rPr>
+      </w:pPr>
+      <w:r>
+        <w:rPr>
+          <w:u w:val="single"/>
+        </w:rPr>
+      </w:r>
+    </w:p>
+    <w:p>
+      <w:pPr>
+        <w:pStyle w:val="Normal"/>
+        <w:bidi w:val="0"/>
+        <w:jc w:val="start"/>
+        <w:rPr>
+          <w:u w:val="single"/>
+        </w:rPr>
+      </w:pPr>
+      <w:r>
+        <w:rPr>
+          <w:u w:val="single"/>
+        </w:rPr>
+      </w:r>
+    </w:p>
+    <w:p>
+      <w:pPr>
+        <w:pStyle w:val="Normal"/>
+        <w:bidi w:val="0"/>
+        <w:jc w:val="start"/>
+        <w:rPr>
+          <w:u w:val="single"/>
+        </w:rPr>
+      </w:pPr>
+      <w:r>
+        <w:rPr>
+          <w:u w:val="single"/>
+        </w:rPr>
+      </w:r>
+    </w:p>
+    <w:p>
+      <w:pPr>
+        <w:pStyle w:val="Normal"/>
+        <w:bidi w:val="0"/>
+        <w:jc w:val="start"/>
+        <w:rPr>
+          <w:u w:val="single"/>
+        </w:rPr>
+      </w:pPr>
+      <w:r>
+        <w:rPr>
+          <w:u w:val="single"/>
+        </w:rPr>
+      </w:r>
+    </w:p>
     <w:p>
       <w:pPr>
         <w:pStyle w:val="Normal"/>
@@ -2858,7 +3006,7 @@
           </w:tcPr>
           <w:p>
             <w:pPr>
-              <w:pStyle w:val="Contenidodelatablauser"/>
+              <w:pStyle w:val="Contenidodelatabla"/>
               <w:bidi w:val="0"/>
               <w:jc w:val="both"/>
               <w:rPr>
@@ -2893,7 +3041,7 @@
           </w:tcPr>
           <w:p>
             <w:pPr>
-              <w:pStyle w:val="Contenidodelatablauser"/>
+              <w:pStyle w:val="Contenidodelatabla"/>
               <w:bidi w:val="0"/>
               <w:jc w:val="both"/>
               <w:rPr>
@@ -2924,7 +3072,7 @@
           </w:tcPr>
           <w:p>
             <w:pPr>
-              <w:pStyle w:val="Contenidodelatablauser"/>
+              <w:pStyle w:val="Contenidodelatabla"/>
               <w:bidi w:val="0"/>
               <w:jc w:val="both"/>
               <w:rPr>
@@ -2950,7 +3098,7 @@
           </w:tcPr>
           <w:p>
             <w:pPr>
-              <w:pStyle w:val="Contenidodelatablauser"/>
+              <w:pStyle w:val="Contenidodelatabla"/>
               <w:bidi w:val="0"/>
               <w:jc w:val="both"/>
               <w:rPr>
@@ -2979,7 +3127,7 @@
           </w:tcPr>
           <w:p>
             <w:pPr>
-              <w:pStyle w:val="Contenidodelatablauser"/>
+              <w:pStyle w:val="Contenidodelatabla"/>
               <w:bidi w:val="0"/>
               <w:jc w:val="both"/>
               <w:rPr>
@@ -3005,7 +3153,7 @@
           </w:tcPr>
           <w:p>
             <w:pPr>
-              <w:pStyle w:val="Contenidodelatablauser"/>
+              <w:pStyle w:val="Contenidodelatabla"/>
               <w:bidi w:val="0"/>
               <w:jc w:val="both"/>
               <w:rPr>
@@ -3034,7 +3182,7 @@
           </w:tcPr>
           <w:p>
             <w:pPr>
-              <w:pStyle w:val="Contenidodelatablauser"/>
+              <w:pStyle w:val="Contenidodelatabla"/>
               <w:bidi w:val="0"/>
               <w:jc w:val="both"/>
               <w:rPr>
@@ -3060,7 +3208,7 @@
           </w:tcPr>
           <w:p>
             <w:pPr>
-              <w:pStyle w:val="Contenidodelatablauser"/>
+              <w:pStyle w:val="Contenidodelatabla"/>
               <w:widowControl w:val="false"/>
               <w:suppressLineNumbers/>
               <w:bidi w:val="0"/>
@@ -3091,7 +3239,7 @@
           </w:tcPr>
           <w:p>
             <w:pPr>
-              <w:pStyle w:val="Contenidodelatablauser"/>
+              <w:pStyle w:val="Contenidodelatabla"/>
               <w:bidi w:val="0"/>
               <w:jc w:val="both"/>
               <w:rPr>
@@ -3117,7 +3265,7 @@
           </w:tcPr>
           <w:p>
             <w:pPr>
-              <w:pStyle w:val="Contenidodelatablauser"/>
+              <w:pStyle w:val="Contenidodelatabla"/>
               <w:bidi w:val="0"/>
               <w:jc w:val="both"/>
               <w:rPr>
@@ -3134,111 +3282,6 @@
         </w:tc>
       </w:tr>
     </w:tbl>
-    <w:p>
-      <w:pPr>
-        <w:pStyle w:val="Normal"/>
-        <w:bidi w:val="0"/>
-        <w:jc w:val="start"/>
-        <w:rPr>
-          <w:u w:val="single"/>
-        </w:rPr>
-      </w:pPr>
-      <w:r>
-        <w:rPr>
-          <w:u w:val="single"/>
-        </w:rPr>
-      </w:r>
-    </w:p>
-    <w:p>
-      <w:pPr>
-        <w:pStyle w:val="Normal"/>
-        <w:bidi w:val="0"/>
-        <w:jc w:val="start"/>
-        <w:rPr>
-          <w:u w:val="single"/>
-        </w:rPr>
-      </w:pPr>
-      <w:r>
-        <w:rPr>
-          <w:u w:val="single"/>
-        </w:rPr>
-      </w:r>
-    </w:p>
-    <w:p>
-      <w:pPr>
-        <w:pStyle w:val="Normal"/>
-        <w:bidi w:val="0"/>
-        <w:jc w:val="start"/>
-        <w:rPr>
-          <w:u w:val="single"/>
-        </w:rPr>
-      </w:pPr>
-      <w:r>
-        <w:rPr>
-          <w:u w:val="single"/>
-        </w:rPr>
-      </w:r>
-    </w:p>
-    <w:p>
-      <w:pPr>
-        <w:pStyle w:val="Normal"/>
-        <w:bidi w:val="0"/>
-        <w:jc w:val="start"/>
-        <w:rPr>
-          <w:u w:val="single"/>
-        </w:rPr>
-      </w:pPr>
-      <w:r>
-        <w:rPr>
-          <w:u w:val="single"/>
-        </w:rPr>
-      </w:r>
-    </w:p>
-    <w:p>
-      <w:pPr>
-        <w:pStyle w:val="Normal"/>
-        <w:bidi w:val="0"/>
-        <w:jc w:val="start"/>
-        <w:rPr>
-          <w:u w:val="single"/>
-        </w:rPr>
-      </w:pPr>
-      <w:r>
-        <w:rPr>
-          <w:u w:val="single"/>
-        </w:rPr>
-      </w:r>
-    </w:p>
-    <w:p>
-      <w:pPr>
-        <w:pStyle w:val="Normal"/>
-        <w:bidi w:val="0"/>
-        <w:jc w:val="start"/>
-        <w:rPr>
-          <w:u w:val="single"/>
-        </w:rPr>
-      </w:pPr>
-      <w:r>
-        <w:rPr>
-          <w:u w:val="single"/>
-        </w:rPr>
-      </w:r>
-    </w:p>
-    <w:p>
-      <w:pPr>
-        <w:pStyle w:val="Normal"/>
-        <w:bidi w:val="0"/>
-        <w:jc w:val="start"/>
-        <w:rPr>
-          <w:u w:val="single"/>
-        </w:rPr>
-      </w:pPr>
-      <w:r>
-        <w:rPr>
-          <w:u w:val="single"/>
-        </w:rPr>
-      </w:r>
-    </w:p>
     <w:p>
       <w:pPr>
         <w:pStyle w:val="Normal"/>
@@ -3285,7 +3328,7 @@
           </w:tcPr>
           <w:p>
             <w:pPr>
-              <w:pStyle w:val="Contenidodelatablauser"/>
+              <w:pStyle w:val="Contenidodelatabla"/>
               <w:bidi w:val="0"/>
               <w:jc w:val="both"/>
               <w:rPr>
@@ -3320,7 +3363,7 @@
           </w:tcPr>
           <w:p>
             <w:pPr>
-              <w:pStyle w:val="Contenidodelatablauser"/>
+              <w:pStyle w:val="Contenidodelatabla"/>
               <w:bidi w:val="0"/>
               <w:jc w:val="both"/>
               <w:rPr>
@@ -3351,7 +3394,7 @@
           </w:tcPr>
           <w:p>
             <w:pPr>
-              <w:pStyle w:val="Contenidodelatablauser"/>
+              <w:pStyle w:val="Contenidodelatabla"/>
               <w:bidi w:val="0"/>
               <w:jc w:val="both"/>
               <w:rPr>
@@ -3377,7 +3420,7 @@
           </w:tcPr>
           <w:p>
             <w:pPr>
-              <w:pStyle w:val="Contenidodelatablauser"/>
+              <w:pStyle w:val="Contenidodelatabla"/>
               <w:bidi w:val="0"/>
               <w:jc w:val="both"/>
               <w:rPr>
@@ -3406,7 +3449,7 @@
           </w:tcPr>
           <w:p>
             <w:pPr>
-              <w:pStyle w:val="Contenidodelatablauser"/>
+              <w:pStyle w:val="Contenidodelatabla"/>
               <w:bidi w:val="0"/>
               <w:jc w:val="both"/>
               <w:rPr>
@@ -3432,7 +3475,7 @@
           </w:tcPr>
           <w:p>
             <w:pPr>
-              <w:pStyle w:val="Contenidodelatablauser"/>
+              <w:pStyle w:val="Contenidodelatabla"/>
               <w:bidi w:val="0"/>
               <w:jc w:val="both"/>
               <w:rPr>
@@ -3461,7 +3504,7 @@
           </w:tcPr>
           <w:p>
             <w:pPr>
-              <w:pStyle w:val="Contenidodelatablauser"/>
+              <w:pStyle w:val="Contenidodelatabla"/>
               <w:bidi w:val="0"/>
               <w:jc w:val="both"/>
               <w:rPr>
@@ -3487,7 +3530,7 @@
           </w:tcPr>
           <w:p>
             <w:pPr>
-              <w:pStyle w:val="Contenidodelatablauser"/>
+              <w:pStyle w:val="Contenidodelatabla"/>
               <w:widowControl w:val="false"/>
               <w:suppressLineNumbers/>
               <w:bidi w:val="0"/>
@@ -3518,7 +3561,7 @@
           </w:tcPr>
           <w:p>
             <w:pPr>
-              <w:pStyle w:val="Contenidodelatablauser"/>
+              <w:pStyle w:val="Contenidodelatabla"/>
               <w:bidi w:val="0"/>
               <w:jc w:val="both"/>
               <w:rPr>
@@ -3544,7 +3587,7 @@
           </w:tcPr>
           <w:p>
             <w:pPr>
-              <w:pStyle w:val="Contenidodelatablauser"/>
+              <w:pStyle w:val="Contenidodelatabla"/>
               <w:bidi w:val="0"/>
               <w:jc w:val="both"/>
               <w:rPr>
@@ -3607,7 +3650,7 @@
           </w:tcPr>
           <w:p>
             <w:pPr>
-              <w:pStyle w:val="Contenidodelatablauser"/>
+              <w:pStyle w:val="Contenidodelatabla"/>
               <w:bidi w:val="0"/>
               <w:jc w:val="both"/>
               <w:rPr>
@@ -3642,7 +3685,7 @@
           </w:tcPr>
           <w:p>
             <w:pPr>
-              <w:pStyle w:val="Contenidodelatablauser"/>
+              <w:pStyle w:val="Contenidodelatabla"/>
               <w:bidi w:val="0"/>
               <w:jc w:val="both"/>
               <w:rPr>
@@ -3673,7 +3716,7 @@
           </w:tcPr>
           <w:p>
             <w:pPr>
-              <w:pStyle w:val="Contenidodelatablauser"/>
+              <w:pStyle w:val="Contenidodelatabla"/>
               <w:bidi w:val="0"/>
               <w:jc w:val="both"/>
               <w:rPr>
@@ -3699,7 +3742,7 @@
           </w:tcPr>
           <w:p>
             <w:pPr>
-              <w:pStyle w:val="Contenidodelatablauser"/>
+              <w:pStyle w:val="Contenidodelatabla"/>
               <w:bidi w:val="0"/>
               <w:jc w:val="both"/>
               <w:rPr>
@@ -3728,7 +3771,7 @@
           </w:tcPr>
           <w:p>
             <w:pPr>
-              <w:pStyle w:val="Contenidodelatablauser"/>
+              <w:pStyle w:val="Contenidodelatabla"/>
               <w:bidi w:val="0"/>
               <w:jc w:val="both"/>
               <w:rPr>
@@ -3754,7 +3797,7 @@
           </w:tcPr>
           <w:p>
             <w:pPr>
-              <w:pStyle w:val="Contenidodelatablauser"/>
+              <w:pStyle w:val="Contenidodelatabla"/>
               <w:bidi w:val="0"/>
               <w:jc w:val="both"/>
               <w:rPr>
@@ -3783,7 +3826,7 @@
           </w:tcPr>
           <w:p>
             <w:pPr>
-              <w:pStyle w:val="Contenidodelatablauser"/>
+              <w:pStyle w:val="Contenidodelatabla"/>
               <w:bidi w:val="0"/>
               <w:jc w:val="both"/>
               <w:rPr>
@@ -3809,7 +3852,7 @@
           </w:tcPr>
           <w:p>
             <w:pPr>
-              <w:pStyle w:val="Contenidodelatablauser"/>
+              <w:pStyle w:val="Contenidodelatabla"/>
               <w:widowControl w:val="false"/>
               <w:suppressLineNumbers/>
               <w:bidi w:val="0"/>
@@ -3840,7 +3883,7 @@
           </w:tcPr>
           <w:p>
             <w:pPr>
-              <w:pStyle w:val="Contenidodelatablauser"/>
+              <w:pStyle w:val="Contenidodelatabla"/>
               <w:bidi w:val="0"/>
               <w:jc w:val="both"/>
               <w:rPr>
@@ -3866,7 +3909,7 @@
           </w:tcPr>
           <w:p>
             <w:pPr>
-              <w:pStyle w:val="Contenidodelatablauser"/>
+              <w:pStyle w:val="Contenidodelatabla"/>
               <w:bidi w:val="0"/>
               <w:jc w:val="both"/>
               <w:rPr>
@@ -3883,6 +3926,110 @@
         </w:tc>
       </w:tr>
     </w:tbl>
+    <w:p>
+      <w:pPr>
+        <w:pStyle w:val="Normal"/>
+        <w:rPr>
+          <w:u w:val="single"/>
+        </w:rPr>
+      </w:pPr>
+      <w:r>
+        <w:rPr>
+          <w:u w:val="single"/>
+        </w:rPr>
+      </w:r>
+    </w:p>
+    <w:p>
+      <w:pPr>
+        <w:pStyle w:val="Normal"/>
+        <w:rPr>
+          <w:u w:val="single"/>
+        </w:rPr>
+      </w:pPr>
+      <w:r>
+        <w:rPr>
+          <w:u w:val="single"/>
+        </w:rPr>
+      </w:r>
+    </w:p>
+    <w:p>
+      <w:pPr>
+        <w:pStyle w:val="Normal"/>
+        <w:rPr>
+          <w:u w:val="single"/>
+        </w:rPr>
+      </w:pPr>
+      <w:r>
+        <w:rPr>
+          <w:u w:val="single"/>
+        </w:rPr>
+      </w:r>
+    </w:p>
+    <w:p>
+      <w:pPr>
+        <w:pStyle w:val="Normal"/>
+        <w:rPr>
+          <w:u w:val="single"/>
+        </w:rPr>
+      </w:pPr>
+      <w:r>
+        <w:rPr>
+          <w:u w:val="single"/>
+        </w:rPr>
+      </w:r>
+    </w:p>
+    <w:p>
+      <w:pPr>
+        <w:pStyle w:val="Normal"/>
+        <w:rPr>
+          <w:u w:val="single"/>
+        </w:rPr>
+      </w:pPr>
+      <w:r>
+        <w:rPr>
+          <w:u w:val="single"/>
+        </w:rPr>
+      </w:r>
+    </w:p>
+    <w:p>
+      <w:pPr>
+        <w:pStyle w:val="Normal"/>
+        <w:rPr>
+          <w:u w:val="single"/>
+        </w:rPr>
+      </w:pPr>
+      <w:r>
+        <w:rPr>
+          <w:u w:val="single"/>
+        </w:rPr>
+      </w:r>
+    </w:p>
+    <w:p>
+      <w:pPr>
+        <w:pStyle w:val="Normal"/>
+        <w:rPr>
+          <w:u w:val="single"/>
+        </w:rPr>
+      </w:pPr>
+      <w:r>
+        <w:rPr>
+          <w:u w:val="single"/>
+        </w:rPr>
+      </w:r>
+    </w:p>
+    <w:p>
+      <w:pPr>
+        <w:pStyle w:val="Normal"/>
+        <w:rPr>
+          <w:u w:val="single"/>
+        </w:rPr>
+      </w:pPr>
+      <w:r>
+        <w:rPr>
+          <w:u w:val="single"/>
+        </w:rPr>
+      </w:r>
+    </w:p>
     <w:p>
       <w:pPr>
         <w:pStyle w:val="Normal"/>
@@ -3927,7 +4074,7 @@
           </w:tcPr>
           <w:p>
             <w:pPr>
-              <w:pStyle w:val="Contenidodelatablauser"/>
+              <w:pStyle w:val="Contenidodelatabla"/>
               <w:bidi w:val="0"/>
               <w:jc w:val="both"/>
               <w:rPr>
@@ -3962,7 +4109,7 @@
           </w:tcPr>
           <w:p>
             <w:pPr>
-              <w:pStyle w:val="Contenidodelatablauser"/>
+              <w:pStyle w:val="Contenidodelatabla"/>
               <w:bidi w:val="0"/>
               <w:jc w:val="both"/>
               <w:rPr>
@@ -3993,7 +4140,7 @@
           </w:tcPr>
           <w:p>
             <w:pPr>
-              <w:pStyle w:val="Contenidodelatablauser"/>
+              <w:pStyle w:val="Contenidodelatabla"/>
               <w:bidi w:val="0"/>
               <w:jc w:val="both"/>
               <w:rPr>
@@ -4019,7 +4166,7 @@
           </w:tcPr>
           <w:p>
             <w:pPr>
-              <w:pStyle w:val="Contenidodelatablauser"/>
+              <w:pStyle w:val="Contenidodelatabla"/>
               <w:bidi w:val="0"/>
               <w:jc w:val="both"/>
               <w:rPr>
@@ -4048,7 +4195,7 @@
           </w:tcPr>
           <w:p>
             <w:pPr>
-              <w:pStyle w:val="Contenidodelatablauser"/>
+              <w:pStyle w:val="Contenidodelatabla"/>
               <w:bidi w:val="0"/>
               <w:jc w:val="both"/>
               <w:rPr>
@@ -4074,7 +4221,7 @@
           </w:tcPr>
           <w:p>
             <w:pPr>
-              <w:pStyle w:val="Contenidodelatablauser"/>
+              <w:pStyle w:val="Contenidodelatabla"/>
               <w:bidi w:val="0"/>
               <w:jc w:val="both"/>
               <w:rPr>
@@ -4103,7 +4250,7 @@
           </w:tcPr>
           <w:p>
             <w:pPr>
-              <w:pStyle w:val="Contenidodelatablauser"/>
+              <w:pStyle w:val="Contenidodelatabla"/>
               <w:bidi w:val="0"/>
               <w:jc w:val="both"/>
               <w:rPr>
@@ -4129,7 +4276,7 @@
           </w:tcPr>
           <w:p>
             <w:pPr>
-              <w:pStyle w:val="Contenidodelatablauser"/>
+              <w:pStyle w:val="Contenidodelatabla"/>
               <w:widowControl w:val="false"/>
               <w:suppressLineNumbers/>
               <w:bidi w:val="0"/>
@@ -4160,7 +4307,7 @@
           </w:tcPr>
           <w:p>
             <w:pPr>
-              <w:pStyle w:val="Contenidodelatablauser"/>
+              <w:pStyle w:val="Contenidodelatabla"/>
               <w:bidi w:val="0"/>
               <w:jc w:val="both"/>
               <w:rPr>
@@ -4186,7 +4333,7 @@
           </w:tcPr>
           <w:p>
             <w:pPr>
-              <w:pStyle w:val="Contenidodelatablauser"/>
+              <w:pStyle w:val="Contenidodelatabla"/>
               <w:bidi w:val="0"/>
               <w:jc w:val="both"/>
               <w:rPr>
@@ -4203,156 +4350,6 @@
         </w:tc>
       </w:tr>
     </w:tbl>
-    <w:p>
-      <w:pPr>
-        <w:pStyle w:val="Normal"/>
-        <w:bidi w:val="0"/>
-        <w:jc w:val="start"/>
-        <w:rPr>
-          <w:u w:val="single"/>
-        </w:rPr>
-      </w:pPr>
-      <w:r>
-        <w:rPr>
-          <w:u w:val="single"/>
-        </w:rPr>
-      </w:r>
-    </w:p>
-    <w:p>
-      <w:pPr>
-        <w:pStyle w:val="Normal"/>
-        <w:bidi w:val="0"/>
-        <w:jc w:val="start"/>
-        <w:rPr>
-          <w:u w:val="single"/>
-        </w:rPr>
-      </w:pPr>
-      <w:r>
-        <w:rPr>
-          <w:u w:val="single"/>
-        </w:rPr>
-      </w:r>
-    </w:p>
-    <w:p>
-      <w:pPr>
-        <w:pStyle w:val="Normal"/>
-        <w:bidi w:val="0"/>
-        <w:jc w:val="start"/>
-        <w:rPr>
-          <w:u w:val="single"/>
-        </w:rPr>
-      </w:pPr>
-      <w:r>
-        <w:rPr>
-          <w:u w:val="single"/>
-        </w:rPr>
-      </w:r>
-    </w:p>
-    <w:p>
-      <w:pPr>
-        <w:pStyle w:val="Normal"/>
-        <w:bidi w:val="0"/>
-        <w:jc w:val="start"/>
-        <w:rPr>
-          <w:u w:val="single"/>
-        </w:rPr>
-      </w:pPr>
-      <w:r>
-        <w:rPr>
-          <w:u w:val="single"/>
-        </w:rPr>
-      </w:r>
-    </w:p>
-    <w:p>
-      <w:pPr>
-        <w:pStyle w:val="Normal"/>
-        <w:bidi w:val="0"/>
-        <w:jc w:val="start"/>
-        <w:rPr>
-          <w:u w:val="single"/>
-        </w:rPr>
-      </w:pPr>
-      <w:r>
-        <w:rPr>
-          <w:u w:val="single"/>
-        </w:rPr>
-      </w:r>
-    </w:p>
-    <w:p>
-      <w:pPr>
-        <w:pStyle w:val="Normal"/>
-        <w:bidi w:val="0"/>
-        <w:jc w:val="start"/>
-        <w:rPr>
-          <w:u w:val="single"/>
-        </w:rPr>
-      </w:pPr>
-      <w:r>
-        <w:rPr>
-          <w:u w:val="single"/>
-        </w:rPr>
-      </w:r>
-    </w:p>
-    <w:p>
-      <w:pPr>
-        <w:pStyle w:val="Normal"/>
-        <w:bidi w:val="0"/>
-        <w:jc w:val="start"/>
-        <w:rPr>
-          <w:u w:val="single"/>
-        </w:rPr>
-      </w:pPr>
-      <w:r>
-        <w:rPr>
-          <w:u w:val="single"/>
-        </w:rPr>
-      </w:r>
-    </w:p>
-    <w:p>
-      <w:pPr>
-        <w:pStyle w:val="Normal"/>
-        <w:bidi w:val="0"/>
-        <w:jc w:val="start"/>
-        <w:rPr>
-          <w:u w:val="single"/>
-        </w:rPr>
-      </w:pPr>
-      <w:r>
-        <w:rPr>
-          <w:u w:val="single"/>
-        </w:rPr>
-      </w:r>
-    </w:p>
-    <w:p>
-      <w:pPr>
-        <w:pStyle w:val="Normal"/>
-        <w:bidi w:val="0"/>
-        <w:jc w:val="start"/>
-        <w:rPr>
-          <w:u w:val="single"/>
-        </w:rPr>
-      </w:pPr>
-      <w:r>
-        <w:rPr>
-          <w:u w:val="single"/>
-        </w:rPr>
-      </w:r>
-    </w:p>
-    <w:p>
-      <w:pPr>
-        <w:pStyle w:val="Normal"/>
-        <w:bidi w:val="0"/>
-        <w:jc w:val="start"/>
-        <w:rPr>
-          <w:u w:val="single"/>
-        </w:rPr>
-      </w:pPr>
-      <w:r>
-        <w:rPr>
-          <w:u w:val="single"/>
-        </w:rPr>
-      </w:r>
-    </w:p>
     <w:p>
       <w:pPr>
         <w:pStyle w:val="Normal"/>
@@ -4399,7 +4396,7 @@
           </w:tcPr>
           <w:p>
             <w:pPr>
-              <w:pStyle w:val="Contenidodelatablauser"/>
+              <w:pStyle w:val="Contenidodelatabla"/>
               <w:bidi w:val="0"/>
               <w:jc w:val="both"/>
               <w:rPr>
@@ -4434,7 +4431,7 @@
           </w:tcPr>
           <w:p>
             <w:pPr>
-              <w:pStyle w:val="Contenidodelatablauser"/>
+              <w:pStyle w:val="Contenidodelatabla"/>
               <w:bidi w:val="0"/>
               <w:jc w:val="both"/>
               <w:rPr>
@@ -4465,7 +4462,7 @@
           </w:tcPr>
           <w:p>
             <w:pPr>
-              <w:pStyle w:val="Contenidodelatablauser"/>
+              <w:pStyle w:val="Contenidodelatabla"/>
               <w:bidi w:val="0"/>
               <w:jc w:val="both"/>
               <w:rPr>
@@ -4491,7 +4488,7 @@
           </w:tcPr>
           <w:p>
             <w:pPr>
-              <w:pStyle w:val="Contenidodelatablauser"/>
+              <w:pStyle w:val="Contenidodelatabla"/>
               <w:bidi w:val="0"/>
               <w:jc w:val="both"/>
               <w:rPr>
@@ -4520,7 +4517,7 @@
           </w:tcPr>
           <w:p>
             <w:pPr>
-              <w:pStyle w:val="Contenidodelatablauser"/>
+              <w:pStyle w:val="Contenidodelatabla"/>
               <w:bidi w:val="0"/>
               <w:jc w:val="both"/>
               <w:rPr>
@@ -4546,7 +4543,7 @@
           </w:tcPr>
           <w:p>
             <w:pPr>
-              <w:pStyle w:val="Contenidodelatablauser"/>
+              <w:pStyle w:val="Contenidodelatabla"/>
               <w:bidi w:val="0"/>
               <w:jc w:val="both"/>
               <w:rPr>
@@ -4575,7 +4572,7 @@
           </w:tcPr>
           <w:p>
             <w:pPr>
-              <w:pStyle w:val="Contenidodelatablauser"/>
+              <w:pStyle w:val="Contenidodelatabla"/>
               <w:bidi w:val="0"/>
               <w:jc w:val="both"/>
               <w:rPr>
@@ -4601,7 +4598,7 @@
           </w:tcPr>
           <w:p>
             <w:pPr>
-              <w:pStyle w:val="Contenidodelatablauser"/>
+              <w:pStyle w:val="Contenidodelatabla"/>
               <w:widowControl w:val="false"/>
               <w:suppressLineNumbers/>
               <w:bidi w:val="0"/>
@@ -4632,7 +4629,7 @@
           </w:tcPr>
           <w:p>
             <w:pPr>
-              <w:pStyle w:val="Contenidodelatablauser"/>
+              <w:pStyle w:val="Contenidodelatabla"/>
               <w:bidi w:val="0"/>
               <w:jc w:val="both"/>
               <w:rPr>
@@ -4658,7 +4655,7 @@
           </w:tcPr>
           <w:p>
             <w:pPr>
-              <w:pStyle w:val="Contenidodelatablauser"/>
+              <w:pStyle w:val="Contenidodelatabla"/>
               <w:bidi w:val="0"/>
               <w:jc w:val="both"/>
               <w:rPr>
@@ -4721,7 +4718,7 @@
           </w:tcPr>
           <w:p>
             <w:pPr>
-              <w:pStyle w:val="Contenidodelatablauser"/>
+              <w:pStyle w:val="Contenidodelatabla"/>
               <w:bidi w:val="0"/>
               <w:jc w:val="both"/>
               <w:rPr>
@@ -4756,7 +4753,7 @@
           </w:tcPr>
           <w:p>
             <w:pPr>
-              <w:pStyle w:val="Contenidodelatablauser"/>
+              <w:pStyle w:val="Contenidodelatabla"/>
               <w:bidi w:val="0"/>
               <w:jc w:val="both"/>
               <w:rPr>
@@ -4787,7 +4784,7 @@
           </w:tcPr>
           <w:p>
             <w:pPr>
-              <w:pStyle w:val="Contenidodelatablauser"/>
+              <w:pStyle w:val="Contenidodelatabla"/>
               <w:bidi w:val="0"/>
               <w:jc w:val="both"/>
               <w:rPr>
@@ -4813,7 +4810,7 @@
           </w:tcPr>
           <w:p>
             <w:pPr>
-              <w:pStyle w:val="Contenidodelatablauser"/>
+              <w:pStyle w:val="Contenidodelatabla"/>
               <w:bidi w:val="0"/>
               <w:jc w:val="both"/>
               <w:rPr>
@@ -4842,7 +4839,7 @@
           </w:tcPr>
           <w:p>
             <w:pPr>
-              <w:pStyle w:val="Contenidodelatablauser"/>
+              <w:pStyle w:val="Contenidodelatabla"/>
               <w:bidi w:val="0"/>
               <w:jc w:val="both"/>
               <w:rPr>
@@ -4868,7 +4865,7 @@
           </w:tcPr>
           <w:p>
             <w:pPr>
-              <w:pStyle w:val="Contenidodelatablauser"/>
+              <w:pStyle w:val="Contenidodelatabla"/>
               <w:bidi w:val="0"/>
               <w:jc w:val="both"/>
               <w:rPr>
@@ -4897,7 +4894,7 @@
           </w:tcPr>
           <w:p>
             <w:pPr>
-              <w:pStyle w:val="Contenidodelatablauser"/>
+              <w:pStyle w:val="Contenidodelatabla"/>
               <w:bidi w:val="0"/>
               <w:jc w:val="both"/>
               <w:rPr>
@@ -4923,7 +4920,7 @@
           </w:tcPr>
           <w:p>
             <w:pPr>
-              <w:pStyle w:val="Contenidodelatablauser"/>
+              <w:pStyle w:val="Contenidodelatabla"/>
               <w:widowControl w:val="false"/>
               <w:suppressLineNumbers/>
               <w:bidi w:val="0"/>
@@ -4954,7 +4951,7 @@
           </w:tcPr>
           <w:p>
             <w:pPr>
-              <w:pStyle w:val="Contenidodelatablauser"/>
+              <w:pStyle w:val="Contenidodelatabla"/>
               <w:bidi w:val="0"/>
               <w:jc w:val="both"/>
               <w:rPr>
@@ -4980,7 +4977,7 @@
           </w:tcPr>
           <w:p>
             <w:pPr>
-              <w:pStyle w:val="Contenidodelatablauser"/>
+              <w:pStyle w:val="Contenidodelatabla"/>
               <w:bidi w:val="0"/>
               <w:jc w:val="both"/>
               <w:rPr>
@@ -4997,6 +4994,171 @@
         </w:tc>
       </w:tr>
     </w:tbl>
+    <w:p>
+      <w:pPr>
+        <w:pStyle w:val="Normal"/>
+        <w:bidi w:val="0"/>
+        <w:jc w:val="start"/>
+        <w:rPr>
+          <w:u w:val="single"/>
+        </w:rPr>
+      </w:pPr>
+      <w:r>
+        <w:rPr>
+          <w:u w:val="single"/>
+        </w:rPr>
+      </w:r>
+    </w:p>
+    <w:p>
+      <w:pPr>
+        <w:pStyle w:val="Normal"/>
+        <w:bidi w:val="0"/>
+        <w:jc w:val="start"/>
+        <w:rPr>
+          <w:u w:val="single"/>
+        </w:rPr>
+      </w:pPr>
+      <w:r>
+        <w:rPr>
+          <w:u w:val="single"/>
+        </w:rPr>
+      </w:r>
+    </w:p>
+    <w:p>
+      <w:pPr>
+        <w:pStyle w:val="Normal"/>
+        <w:bidi w:val="0"/>
+        <w:jc w:val="start"/>
+        <w:rPr>
+          <w:u w:val="single"/>
+        </w:rPr>
+      </w:pPr>
+      <w:r>
+        <w:rPr>
+          <w:u w:val="single"/>
+        </w:rPr>
+      </w:r>
+    </w:p>
+    <w:p>
+      <w:pPr>
+        <w:pStyle w:val="Normal"/>
+        <w:bidi w:val="0"/>
+        <w:jc w:val="start"/>
+        <w:rPr>
+          <w:u w:val="single"/>
+        </w:rPr>
+      </w:pPr>
+      <w:r>
+        <w:rPr>
+          <w:u w:val="single"/>
+        </w:rPr>
+      </w:r>
+    </w:p>
+    <w:p>
+      <w:pPr>
+        <w:pStyle w:val="Normal"/>
+        <w:bidi w:val="0"/>
+        <w:jc w:val="start"/>
+        <w:rPr>
+          <w:u w:val="single"/>
+        </w:rPr>
+      </w:pPr>
+      <w:r>
+        <w:rPr>
+          <w:u w:val="single"/>
+        </w:rPr>
+      </w:r>
+    </w:p>
+    <w:p>
+      <w:pPr>
+        <w:pStyle w:val="Normal"/>
+        <w:bidi w:val="0"/>
+        <w:jc w:val="start"/>
+        <w:rPr>
+          <w:u w:val="single"/>
+        </w:rPr>
+      </w:pPr>
+      <w:r>
+        <w:rPr>
+          <w:u w:val="single"/>
+        </w:rPr>
+      </w:r>
+    </w:p>
+    <w:p>
+      <w:pPr>
+        <w:pStyle w:val="Normal"/>
+        <w:bidi w:val="0"/>
+        <w:jc w:val="start"/>
+        <w:rPr>
+          <w:u w:val="single"/>
+        </w:rPr>
+      </w:pPr>
+      <w:r>
+        <w:rPr>
+          <w:u w:val="single"/>
+        </w:rPr>
+      </w:r>
+    </w:p>
+    <w:p>
+      <w:pPr>
+        <w:pStyle w:val="Normal"/>
+        <w:bidi w:val="0"/>
+        <w:jc w:val="start"/>
+        <w:rPr>
+          <w:u w:val="single"/>
+        </w:rPr>
+      </w:pPr>
+      <w:r>
+        <w:rPr>
+          <w:u w:val="single"/>
+        </w:rPr>
+      </w:r>
+    </w:p>
+    <w:p>
+      <w:pPr>
+        <w:pStyle w:val="Normal"/>
+        <w:bidi w:val="0"/>
+        <w:jc w:val="start"/>
+        <w:rPr>
+          <w:u w:val="single"/>
+        </w:rPr>
+      </w:pPr>
+      <w:r>
+        <w:rPr>
+          <w:u w:val="single"/>
+        </w:rPr>
+      </w:r>
+    </w:p>
+    <w:p>
+      <w:pPr>
+        <w:pStyle w:val="Normal"/>
+        <w:bidi w:val="0"/>
+        <w:jc w:val="start"/>
+        <w:rPr>
+          <w:u w:val="single"/>
+        </w:rPr>
+      </w:pPr>
+      <w:r>
+        <w:rPr>
+          <w:u w:val="single"/>
+        </w:rPr>
+      </w:r>
+    </w:p>
+    <w:p>
+      <w:pPr>
+        <w:pStyle w:val="Normal"/>
+        <w:bidi w:val="0"/>
+        <w:jc w:val="start"/>
+        <w:rPr>
+          <w:u w:val="single"/>
+        </w:rPr>
+      </w:pPr>
+      <w:r>
+        <w:rPr>
+          <w:u w:val="single"/>
+        </w:rPr>
+      </w:r>
+    </w:p>
     <w:p>
       <w:pPr>
         <w:pStyle w:val="Normal"/>
@@ -5043,7 +5205,7 @@
           </w:tcPr>
           <w:p>
             <w:pPr>
-              <w:pStyle w:val="Contenidodelatablauser"/>
+              <w:pStyle w:val="Contenidodelatabla"/>
               <w:bidi w:val="0"/>
               <w:jc w:val="both"/>
               <w:rPr>
@@ -5078,7 +5240,7 @@
           </w:tcPr>
           <w:p>
             <w:pPr>
-              <w:pStyle w:val="Contenidodelatablauser"/>
+              <w:pStyle w:val="Contenidodelatabla"/>
               <w:bidi w:val="0"/>
               <w:jc w:val="both"/>
               <w:rPr>
@@ -5109,7 +5271,7 @@
           </w:tcPr>
           <w:p>
             <w:pPr>
-              <w:pStyle w:val="Contenidodelatablauser"/>
+              <w:pStyle w:val="Contenidodelatabla"/>
               <w:bidi w:val="0"/>
               <w:jc w:val="both"/>
               <w:rPr>
@@ -5135,7 +5297,7 @@
           </w:tcPr>
           <w:p>
             <w:pPr>
-              <w:pStyle w:val="Contenidodelatablauser"/>
+              <w:pStyle w:val="Contenidodelatabla"/>
               <w:bidi w:val="0"/>
               <w:jc w:val="both"/>
               <w:rPr>
@@ -5164,7 +5326,7 @@
           </w:tcPr>
           <w:p>
             <w:pPr>
-              <w:pStyle w:val="Contenidodelatablauser"/>
+              <w:pStyle w:val="Contenidodelatabla"/>
               <w:bidi w:val="0"/>
               <w:jc w:val="both"/>
               <w:rPr>
@@ -5190,7 +5352,7 @@
           </w:tcPr>
           <w:p>
             <w:pPr>
-              <w:pStyle w:val="Contenidodelatablauser"/>
+              <w:pStyle w:val="Contenidodelatabla"/>
               <w:bidi w:val="0"/>
               <w:jc w:val="both"/>
               <w:rPr>
@@ -5219,7 +5381,7 @@
           </w:tcPr>
           <w:p>
             <w:pPr>
-              <w:pStyle w:val="Contenidodelatablauser"/>
+              <w:pStyle w:val="Contenidodelatabla"/>
               <w:bidi w:val="0"/>
               <w:jc w:val="both"/>
               <w:rPr>
@@ -5245,7 +5407,7 @@
           </w:tcPr>
           <w:p>
             <w:pPr>
-              <w:pStyle w:val="Contenidodelatablauser"/>
+              <w:pStyle w:val="Contenidodelatabla"/>
               <w:widowControl w:val="false"/>
               <w:suppressLineNumbers/>
               <w:bidi w:val="0"/>
@@ -5276,7 +5438,7 @@
           </w:tcPr>
           <w:p>
             <w:pPr>
-              <w:pStyle w:val="Contenidodelatablauser"/>
+              <w:pStyle w:val="Contenidodelatabla"/>
               <w:bidi w:val="0"/>
               <w:jc w:val="both"/>
               <w:rPr>
@@ -5302,7 +5464,7 @@
           </w:tcPr>
           <w:p>
             <w:pPr>
-              <w:pStyle w:val="Contenidodelatablauser"/>
+              <w:pStyle w:val="Contenidodelatabla"/>
               <w:bidi w:val="0"/>
               <w:jc w:val="both"/>
               <w:rPr>
@@ -5319,105 +5481,6 @@
         </w:tc>
       </w:tr>
     </w:tbl>
-    <w:p>
-      <w:pPr>
-        <w:pStyle w:val="Normal"/>
-        <w:rPr/>
-      </w:pPr>
-      <w:r>
-        <w:rPr/>
-      </w:r>
-    </w:p>
-    <w:p>
-      <w:pPr>
-        <w:pStyle w:val="Normal"/>
-        <w:rPr/>
-      </w:pPr>
-      <w:r>
-        <w:rPr/>
-      </w:r>
-    </w:p>
-    <w:p>
-      <w:pPr>
-        <w:pStyle w:val="Normal"/>
-        <w:rPr/>
-      </w:pPr>
-      <w:r>
-        <w:rPr/>
-      </w:r>
-    </w:p>
-    <w:p>
-      <w:pPr>
-        <w:pStyle w:val="Normal"/>
-        <w:rPr/>
-      </w:pPr>
-      <w:r>
-        <w:rPr/>
-      </w:r>
-    </w:p>
-    <w:p>
-      <w:pPr>
-        <w:pStyle w:val="Normal"/>
-        <w:rPr/>
-      </w:pPr>
-      <w:r>
-        <w:rPr/>
-      </w:r>
-    </w:p>
-    <w:p>
-      <w:pPr>
-        <w:pStyle w:val="Normal"/>
-        <w:rPr/>
-      </w:pPr>
-      <w:r>
-        <w:rPr/>
-      </w:r>
-    </w:p>
-    <w:p>
-      <w:pPr>
-        <w:pStyle w:val="Normal"/>
-        <w:rPr/>
-      </w:pPr>
-      <w:r>
-        <w:rPr/>
-      </w:r>
-    </w:p>
-    <w:p>
-      <w:pPr>
-        <w:pStyle w:val="Normal"/>
-        <w:rPr/>
-      </w:pPr>
-      <w:r>
-        <w:rPr/>
-      </w:r>
-    </w:p>
-    <w:p>
-      <w:pPr>
-        <w:pStyle w:val="Normal"/>
-        <w:rPr/>
-      </w:pPr>
-      <w:r>
-        <w:rPr/>
-      </w:r>
-    </w:p>
-    <w:p>
-      <w:pPr>
-        <w:pStyle w:val="Normal"/>
-        <w:rPr/>
-      </w:pPr>
-      <w:r>
-        <w:rPr/>
-      </w:r>
-    </w:p>
-    <w:p>
-      <w:pPr>
-        <w:pStyle w:val="Normal"/>
-        <w:rPr/>
-      </w:pPr>
-      <w:r>
-        <w:rPr/>
-      </w:r>
-    </w:p>
     <w:p>
       <w:pPr>
         <w:pStyle w:val="Normal"/>
@@ -5458,7 +5521,7 @@
           </w:tcPr>
           <w:p>
             <w:pPr>
-              <w:pStyle w:val="Contenidodelatablauser"/>
+              <w:pStyle w:val="Contenidodelatabla"/>
               <w:bidi w:val="0"/>
               <w:jc w:val="both"/>
               <w:rPr>
@@ -5493,7 +5556,7 @@
           </w:tcPr>
           <w:p>
             <w:pPr>
-              <w:pStyle w:val="Contenidodelatablauser"/>
+              <w:pStyle w:val="Contenidodelatabla"/>
               <w:bidi w:val="0"/>
               <w:jc w:val="both"/>
               <w:rPr>
@@ -5524,7 +5587,7 @@
           </w:tcPr>
           <w:p>
             <w:pPr>
-              <w:pStyle w:val="Contenidodelatablauser"/>
+              <w:pStyle w:val="Contenidodelatabla"/>
               <w:bidi w:val="0"/>
               <w:jc w:val="both"/>
               <w:rPr>
@@ -5550,7 +5613,7 @@
           </w:tcPr>
           <w:p>
             <w:pPr>
-              <w:pStyle w:val="Contenidodelatablauser"/>
+              <w:pStyle w:val="Contenidodelatabla"/>
               <w:bidi w:val="0"/>
               <w:jc w:val="both"/>
               <w:rPr>
@@ -5579,7 +5642,7 @@
           </w:tcPr>
           <w:p>
             <w:pPr>
-              <w:pStyle w:val="Contenidodelatablauser"/>
+              <w:pStyle w:val="Contenidodelatabla"/>
               <w:bidi w:val="0"/>
               <w:jc w:val="both"/>
               <w:rPr>
@@ -5605,7 +5668,7 @@
           </w:tcPr>
           <w:p>
             <w:pPr>
-              <w:pStyle w:val="Contenidodelatablauser"/>
+              <w:pStyle w:val="Contenidodelatabla"/>
               <w:bidi w:val="0"/>
               <w:jc w:val="both"/>
               <w:rPr>
@@ -5634,7 +5697,7 @@
           </w:tcPr>
           <w:p>
             <w:pPr>
-              <w:pStyle w:val="Contenidodelatablauser"/>
+              <w:pStyle w:val="Contenidodelatabla"/>
               <w:bidi w:val="0"/>
               <w:jc w:val="both"/>
               <w:rPr>
@@ -5660,7 +5723,7 @@
           </w:tcPr>
           <w:p>
             <w:pPr>
-              <w:pStyle w:val="Contenidodelatablauser"/>
+              <w:pStyle w:val="Contenidodelatabla"/>
               <w:widowControl w:val="false"/>
               <w:suppressLineNumbers/>
               <w:bidi w:val="0"/>
@@ -5691,7 +5754,7 @@
           </w:tcPr>
           <w:p>
             <w:pPr>
-              <w:pStyle w:val="Contenidodelatablauser"/>
+              <w:pStyle w:val="Contenidodelatabla"/>
               <w:bidi w:val="0"/>
               <w:jc w:val="both"/>
               <w:rPr>
@@ -5717,7 +5780,7 @@
           </w:tcPr>
           <w:p>
             <w:pPr>
-              <w:pStyle w:val="Contenidodelatablauser"/>
+              <w:pStyle w:val="Contenidodelatabla"/>
               <w:bidi w:val="0"/>
               <w:jc w:val="both"/>
               <w:rPr>
@@ -5774,7 +5837,7 @@
           </w:tcPr>
           <w:p>
             <w:pPr>
-              <w:pStyle w:val="Contenidodelatablauser"/>
+              <w:pStyle w:val="Contenidodelatabla"/>
               <w:bidi w:val="0"/>
               <w:jc w:val="both"/>
               <w:rPr>
@@ -5809,7 +5872,7 @@
           </w:tcPr>
           <w:p>
             <w:pPr>
-              <w:pStyle w:val="Contenidodelatablauser"/>
+              <w:pStyle w:val="Contenidodelatabla"/>
               <w:bidi w:val="0"/>
               <w:jc w:val="both"/>
               <w:rPr>
@@ -5840,7 +5903,7 @@
           </w:tcPr>
           <w:p>
             <w:pPr>
-              <w:pStyle w:val="Contenidodelatablauser"/>
+              <w:pStyle w:val="Contenidodelatabla"/>
               <w:bidi w:val="0"/>
               <w:jc w:val="both"/>
               <w:rPr>
@@ -5866,7 +5929,7 @@
           </w:tcPr>
           <w:p>
             <w:pPr>
-              <w:pStyle w:val="Contenidodelatablauser"/>
+              <w:pStyle w:val="Contenidodelatabla"/>
               <w:bidi w:val="0"/>
               <w:jc w:val="both"/>
               <w:rPr>
@@ -5895,7 +5958,7 @@
           </w:tcPr>
           <w:p>
             <w:pPr>
-              <w:pStyle w:val="Contenidodelatablauser"/>
+              <w:pStyle w:val="Contenidodelatabla"/>
               <w:bidi w:val="0"/>
               <w:jc w:val="both"/>
               <w:rPr>
@@ -5921,7 +5984,7 @@
           </w:tcPr>
           <w:p>
             <w:pPr>
-              <w:pStyle w:val="Contenidodelatablauser"/>
+              <w:pStyle w:val="Contenidodelatabla"/>
               <w:bidi w:val="0"/>
               <w:jc w:val="both"/>
               <w:rPr>
@@ -5950,7 +6013,7 @@
           </w:tcPr>
           <w:p>
             <w:pPr>
-              <w:pStyle w:val="Contenidodelatablauser"/>
+              <w:pStyle w:val="Contenidodelatabla"/>
               <w:bidi w:val="0"/>
               <w:jc w:val="both"/>
               <w:rPr>
@@ -5976,7 +6039,7 @@
           </w:tcPr>
           <w:p>
             <w:pPr>
-              <w:pStyle w:val="Contenidodelatablauser"/>
+              <w:pStyle w:val="Contenidodelatabla"/>
               <w:widowControl w:val="false"/>
               <w:suppressLineNumbers/>
               <w:bidi w:val="0"/>
@@ -6007,7 +6070,7 @@
           </w:tcPr>
           <w:p>
             <w:pPr>
-              <w:pStyle w:val="Contenidodelatablauser"/>
+              <w:pStyle w:val="Contenidodelatabla"/>
               <w:bidi w:val="0"/>
               <w:jc w:val="both"/>
               <w:rPr>
@@ -6033,7 +6096,7 @@
           </w:tcPr>
           <w:p>
             <w:pPr>
-              <w:pStyle w:val="Contenidodelatablauser"/>
+              <w:pStyle w:val="Contenidodelatabla"/>
               <w:bidi w:val="0"/>
               <w:jc w:val="both"/>
               <w:rPr>
@@ -6096,7 +6159,7 @@
           </w:tcPr>
           <w:p>
             <w:pPr>
-              <w:pStyle w:val="Contenidodelatablauser"/>
+              <w:pStyle w:val="Contenidodelatabla"/>
               <w:bidi w:val="0"/>
               <w:jc w:val="both"/>
               <w:rPr>
@@ -6131,7 +6194,7 @@
           </w:tcPr>
           <w:p>
             <w:pPr>
-              <w:pStyle w:val="Contenidodelatablauser"/>
+              <w:pStyle w:val="Contenidodelatabla"/>
               <w:bidi w:val="0"/>
               <w:jc w:val="both"/>
               <w:rPr>
@@ -6162,7 +6225,7 @@
           </w:tcPr>
           <w:p>
             <w:pPr>
-              <w:pStyle w:val="Contenidodelatablauser"/>
+              <w:pStyle w:val="Contenidodelatabla"/>
               <w:bidi w:val="0"/>
               <w:jc w:val="both"/>
               <w:rPr>
@@ -6188,7 +6251,7 @@
           </w:tcPr>
           <w:p>
             <w:pPr>
-              <w:pStyle w:val="Contenidodelatablauser"/>
+              <w:pStyle w:val="Contenidodelatabla"/>
               <w:bidi w:val="0"/>
               <w:jc w:val="both"/>
               <w:rPr>
@@ -6217,7 +6280,7 @@
           </w:tcPr>
           <w:p>
             <w:pPr>
-              <w:pStyle w:val="Contenidodelatablauser"/>
+              <w:pStyle w:val="Contenidodelatabla"/>
               <w:bidi w:val="0"/>
               <w:jc w:val="both"/>
               <w:rPr>
@@ -6243,7 +6306,7 @@
           </w:tcPr>
           <w:p>
             <w:pPr>
-              <w:pStyle w:val="Contenidodelatablauser"/>
+              <w:pStyle w:val="Contenidodelatabla"/>
               <w:bidi w:val="0"/>
               <w:jc w:val="both"/>
               <w:rPr>
@@ -6272,7 +6335,7 @@
           </w:tcPr>
           <w:p>
             <w:pPr>
-              <w:pStyle w:val="Contenidodelatablauser"/>
+              <w:pStyle w:val="Contenidodelatabla"/>
               <w:bidi w:val="0"/>
               <w:jc w:val="both"/>
               <w:rPr>
@@ -6298,7 +6361,7 @@
           </w:tcPr>
           <w:p>
             <w:pPr>
-              <w:pStyle w:val="Contenidodelatablauser"/>
+              <w:pStyle w:val="Contenidodelatabla"/>
               <w:widowControl w:val="false"/>
               <w:suppressLineNumbers/>
               <w:bidi w:val="0"/>
@@ -6329,7 +6392,7 @@
           </w:tcPr>
           <w:p>
             <w:pPr>
-              <w:pStyle w:val="Contenidodelatablauser"/>
+              <w:pStyle w:val="Contenidodelatabla"/>
               <w:bidi w:val="0"/>
               <w:jc w:val="both"/>
               <w:rPr>
@@ -6355,7 +6418,7 @@
           </w:tcPr>
           <w:p>
             <w:pPr>
-              <w:pStyle w:val="Contenidodelatablauser"/>
+              <w:pStyle w:val="Contenidodelatabla"/>
               <w:bidi w:val="0"/>
               <w:jc w:val="both"/>
               <w:rPr>
@@ -6418,7 +6481,7 @@
           </w:tcPr>
           <w:p>
             <w:pPr>
-              <w:pStyle w:val="Contenidodelatablauser"/>
+              <w:pStyle w:val="Contenidodelatabla"/>
               <w:bidi w:val="0"/>
               <w:jc w:val="both"/>
               <w:rPr>
@@ -6453,7 +6516,7 @@
           </w:tcPr>
           <w:p>
             <w:pPr>
-              <w:pStyle w:val="Contenidodelatablauser"/>
+              <w:pStyle w:val="Contenidodelatabla"/>
               <w:bidi w:val="0"/>
               <w:jc w:val="both"/>
               <w:rPr>
@@ -6484,7 +6547,7 @@
           </w:tcPr>
           <w:p>
             <w:pPr>
-              <w:pStyle w:val="Contenidodelatablauser"/>
+              <w:pStyle w:val="Contenidodelatabla"/>
               <w:bidi w:val="0"/>
               <w:jc w:val="both"/>
               <w:rPr>
@@ -6510,7 +6573,7 @@
           </w:tcPr>
           <w:p>
             <w:pPr>
-              <w:pStyle w:val="Contenidodelatablauser"/>
+              <w:pStyle w:val="Contenidodelatabla"/>
               <w:bidi w:val="0"/>
               <w:jc w:val="both"/>
               <w:rPr>
@@ -6539,7 +6602,7 @@
           </w:tcPr>
           <w:p>
             <w:pPr>
-              <w:pStyle w:val="Contenidodelatablauser"/>
+              <w:pStyle w:val="Contenidodelatabla"/>
               <w:bidi w:val="0"/>
               <w:jc w:val="both"/>
               <w:rPr>
@@ -6565,7 +6628,7 @@
           </w:tcPr>
           <w:p>
             <w:pPr>
-              <w:pStyle w:val="Contenidodelatablauser"/>
+              <w:pStyle w:val="Contenidodelatabla"/>
               <w:bidi w:val="0"/>
               <w:jc w:val="both"/>
               <w:rPr>
@@ -6594,7 +6657,7 @@
           </w:tcPr>
           <w:p>
             <w:pPr>
-              <w:pStyle w:val="Contenidodelatablauser"/>
+              <w:pStyle w:val="Contenidodelatabla"/>
               <w:bidi w:val="0"/>
               <w:jc w:val="both"/>
               <w:rPr>
@@ -6620,7 +6683,7 @@
           </w:tcPr>
           <w:p>
             <w:pPr>
-              <w:pStyle w:val="Contenidodelatablauser"/>
+              <w:pStyle w:val="Contenidodelatabla"/>
               <w:widowControl w:val="false"/>
               <w:suppressLineNumbers/>
               <w:bidi w:val="0"/>
@@ -6651,7 +6714,7 @@
           </w:tcPr>
           <w:p>
             <w:pPr>
-              <w:pStyle w:val="Contenidodelatablauser"/>
+              <w:pStyle w:val="Contenidodelatabla"/>
               <w:bidi w:val="0"/>
               <w:jc w:val="both"/>
               <w:rPr>
@@ -6677,7 +6740,7 @@
           </w:tcPr>
           <w:p>
             <w:pPr>
-              <w:pStyle w:val="Contenidodelatablauser"/>
+              <w:pStyle w:val="Contenidodelatabla"/>
               <w:bidi w:val="0"/>
               <w:jc w:val="both"/>
               <w:rPr>
@@ -6704,17 +6767,6 @@
     <w:p>
       <w:pPr>
         <w:pStyle w:val="Normal"/>
-        <w:rPr/>
-      </w:pPr>
-      <w:r>
-        <w:rPr/>
-      </w:r>
-    </w:p>
-    <w:p>
-      <w:pPr>
-        <w:pStyle w:val="Normal"/>
-        <w:bidi w:val="0"/>
-        <w:jc w:val="start"/>
         <w:rPr>
           <w:u w:val="single"/>
         </w:rPr>
@@ -6756,7 +6808,7 @@
           </w:tcPr>
           <w:p>
             <w:pPr>
-              <w:pStyle w:val="Contenidodelatablauser"/>
+              <w:pStyle w:val="Contenidodelatabla"/>
               <w:bidi w:val="0"/>
               <w:jc w:val="both"/>
               <w:rPr>
@@ -6791,7 +6843,7 @@
           </w:tcPr>
           <w:p>
             <w:pPr>
-              <w:pStyle w:val="Contenidodelatablauser"/>
+              <w:pStyle w:val="Contenidodelatabla"/>
               <w:bidi w:val="0"/>
               <w:jc w:val="both"/>
               <w:rPr>
@@ -6822,7 +6874,7 @@
           </w:tcPr>
           <w:p>
             <w:pPr>
-              <w:pStyle w:val="Contenidodelatablauser"/>
+              <w:pStyle w:val="Contenidodelatabla"/>
               <w:bidi w:val="0"/>
               <w:jc w:val="both"/>
               <w:rPr>
@@ -6848,7 +6900,7 @@
           </w:tcPr>
           <w:p>
             <w:pPr>
-              <w:pStyle w:val="Contenidodelatablauser"/>
+              <w:pStyle w:val="Contenidodelatabla"/>
               <w:bidi w:val="0"/>
               <w:jc w:val="both"/>
               <w:rPr>
@@ -6877,7 +6929,7 @@
           </w:tcPr>
           <w:p>
             <w:pPr>
-              <w:pStyle w:val="Contenidodelatablauser"/>
+              <w:pStyle w:val="Contenidodelatabla"/>
               <w:bidi w:val="0"/>
               <w:jc w:val="both"/>
               <w:rPr>
@@ -6903,7 +6955,7 @@
           </w:tcPr>
           <w:p>
             <w:pPr>
-              <w:pStyle w:val="Contenidodelatablauser"/>
+              <w:pStyle w:val="Contenidodelatabla"/>
               <w:bidi w:val="0"/>
               <w:jc w:val="both"/>
               <w:rPr>
@@ -6932,7 +6984,7 @@
           </w:tcPr>
           <w:p>
             <w:pPr>
-              <w:pStyle w:val="Contenidodelatablauser"/>
+              <w:pStyle w:val="Contenidodelatabla"/>
               <w:bidi w:val="0"/>
               <w:jc w:val="both"/>
               <w:rPr>
@@ -6958,7 +7010,7 @@
           </w:tcPr>
           <w:p>
             <w:pPr>
-              <w:pStyle w:val="Contenidodelatablauser"/>
+              <w:pStyle w:val="Contenidodelatabla"/>
               <w:widowControl w:val="false"/>
               <w:suppressLineNumbers/>
               <w:bidi w:val="0"/>
@@ -6989,7 +7041,7 @@
           </w:tcPr>
           <w:p>
             <w:pPr>
-              <w:pStyle w:val="Contenidodelatablauser"/>
+              <w:pStyle w:val="Contenidodelatabla"/>
               <w:bidi w:val="0"/>
               <w:jc w:val="both"/>
               <w:rPr>
@@ -7015,7 +7067,7 @@
           </w:tcPr>
           <w:p>
             <w:pPr>
-              <w:pStyle w:val="Contenidodelatablauser"/>
+              <w:pStyle w:val="Contenidodelatabla"/>
               <w:bidi w:val="0"/>
               <w:jc w:val="both"/>
               <w:rPr>
@@ -7085,7 +7137,7 @@
           </w:tcPr>
           <w:p>
             <w:pPr>
-              <w:pStyle w:val="Contenidodelatablauser"/>
+              <w:pStyle w:val="Contenidodelatabla"/>
               <w:bidi w:val="0"/>
               <w:jc w:val="both"/>
               <w:rPr>
@@ -7120,7 +7172,7 @@
           </w:tcPr>
           <w:p>
             <w:pPr>
-              <w:pStyle w:val="Contenidodelatablauser"/>
+              <w:pStyle w:val="Contenidodelatabla"/>
               <w:bidi w:val="0"/>
               <w:jc w:val="both"/>
               <w:rPr>
@@ -7151,7 +7203,7 @@
           </w:tcPr>
           <w:p>
             <w:pPr>
-              <w:pStyle w:val="Contenidodelatablauser"/>
+              <w:pStyle w:val="Contenidodelatabla"/>
               <w:bidi w:val="0"/>
               <w:jc w:val="both"/>
               <w:rPr>
@@ -7177,7 +7229,7 @@
           </w:tcPr>
           <w:p>
             <w:pPr>
-              <w:pStyle w:val="Contenidodelatablauser"/>
+              <w:pStyle w:val="Contenidodelatabla"/>
               <w:bidi w:val="0"/>
               <w:jc w:val="both"/>
               <w:rPr>
@@ -7206,7 +7258,7 @@
           </w:tcPr>
           <w:p>
             <w:pPr>
-              <w:pStyle w:val="Contenidodelatablauser"/>
+              <w:pStyle w:val="Contenidodelatabla"/>
               <w:bidi w:val="0"/>
               <w:jc w:val="both"/>
               <w:rPr>
@@ -7232,7 +7284,7 @@
           </w:tcPr>
           <w:p>
             <w:pPr>
-              <w:pStyle w:val="Contenidodelatablauser"/>
+              <w:pStyle w:val="Contenidodelatabla"/>
               <w:bidi w:val="0"/>
               <w:jc w:val="both"/>
               <w:rPr>
@@ -7261,7 +7313,7 @@
           </w:tcPr>
           <w:p>
             <w:pPr>
-              <w:pStyle w:val="Contenidodelatablauser"/>
+              <w:pStyle w:val="Contenidodelatabla"/>
               <w:bidi w:val="0"/>
               <w:jc w:val="both"/>
               <w:rPr>
@@ -7287,7 +7339,7 @@
           </w:tcPr>
           <w:p>
             <w:pPr>
-              <w:pStyle w:val="Contenidodelatablauser"/>
+              <w:pStyle w:val="Contenidodelatabla"/>
               <w:widowControl w:val="false"/>
               <w:suppressLineNumbers/>
               <w:bidi w:val="0"/>
@@ -7318,7 +7370,7 @@
           </w:tcPr>
           <w:p>
             <w:pPr>
-              <w:pStyle w:val="Contenidodelatablauser"/>
+              <w:pStyle w:val="Contenidodelatabla"/>
               <w:bidi w:val="0"/>
               <w:jc w:val="both"/>
               <w:rPr>
@@ -7344,7 +7396,7 @@
           </w:tcPr>
           <w:p>
             <w:pPr>
-              <w:pStyle w:val="Contenidodelatablauser"/>
+              <w:pStyle w:val="Contenidodelatabla"/>
               <w:bidi w:val="0"/>
               <w:jc w:val="both"/>
               <w:rPr>
@@ -7368,6 +7420,171 @@
         </w:tc>
       </w:tr>
     </w:tbl>
+    <w:p>
+      <w:pPr>
+        <w:pStyle w:val="Normal"/>
+        <w:bidi w:val="0"/>
+        <w:jc w:val="start"/>
+        <w:rPr>
+          <w:u w:val="single"/>
+        </w:rPr>
+      </w:pPr>
+      <w:r>
+        <w:rPr>
+          <w:u w:val="single"/>
+        </w:rPr>
+      </w:r>
+    </w:p>
+    <w:p>
+      <w:pPr>
+        <w:pStyle w:val="Normal"/>
+        <w:bidi w:val="0"/>
+        <w:jc w:val="start"/>
+        <w:rPr>
+          <w:u w:val="single"/>
+        </w:rPr>
+      </w:pPr>
+      <w:r>
+        <w:rPr>
+          <w:u w:val="single"/>
+        </w:rPr>
+      </w:r>
+    </w:p>
+    <w:p>
+      <w:pPr>
+        <w:pStyle w:val="Normal"/>
+        <w:bidi w:val="0"/>
+        <w:jc w:val="start"/>
+        <w:rPr>
+          <w:u w:val="single"/>
+        </w:rPr>
+      </w:pPr>
+      <w:r>
+        <w:rPr>
+          <w:u w:val="single"/>
+        </w:rPr>
+      </w:r>
+    </w:p>
+    <w:p>
+      <w:pPr>
+        <w:pStyle w:val="Normal"/>
+        <w:bidi w:val="0"/>
+        <w:jc w:val="start"/>
+        <w:rPr>
+          <w:u w:val="single"/>
+        </w:rPr>
+      </w:pPr>
+      <w:r>
+        <w:rPr>
+          <w:u w:val="single"/>
+        </w:rPr>
+      </w:r>
+    </w:p>
+    <w:p>
+      <w:pPr>
+        <w:pStyle w:val="Normal"/>
+        <w:bidi w:val="0"/>
+        <w:jc w:val="start"/>
+        <w:rPr>
+          <w:u w:val="single"/>
+        </w:rPr>
+      </w:pPr>
+      <w:r>
+        <w:rPr>
+          <w:u w:val="single"/>
+        </w:rPr>
+      </w:r>
+    </w:p>
+    <w:p>
+      <w:pPr>
+        <w:pStyle w:val="Normal"/>
+        <w:bidi w:val="0"/>
+        <w:jc w:val="start"/>
+        <w:rPr>
+          <w:u w:val="single"/>
+        </w:rPr>
+      </w:pPr>
+      <w:r>
+        <w:rPr>
+          <w:u w:val="single"/>
+        </w:rPr>
+      </w:r>
+    </w:p>
+    <w:p>
+      <w:pPr>
+        <w:pStyle w:val="Normal"/>
+        <w:bidi w:val="0"/>
+        <w:jc w:val="start"/>
+        <w:rPr>
+          <w:u w:val="single"/>
+        </w:rPr>
+      </w:pPr>
+      <w:r>
+        <w:rPr>
+          <w:u w:val="single"/>
+        </w:rPr>
+      </w:r>
+    </w:p>
+    <w:p>
+      <w:pPr>
+        <w:pStyle w:val="Normal"/>
+        <w:bidi w:val="0"/>
+        <w:jc w:val="start"/>
+        <w:rPr>
+          <w:u w:val="single"/>
+        </w:rPr>
+      </w:pPr>
+      <w:r>
+        <w:rPr>
+          <w:u w:val="single"/>
+        </w:rPr>
+      </w:r>
+    </w:p>
+    <w:p>
+      <w:pPr>
+        <w:pStyle w:val="Normal"/>
+        <w:bidi w:val="0"/>
+        <w:jc w:val="start"/>
+        <w:rPr>
+          <w:u w:val="single"/>
+        </w:rPr>
+      </w:pPr>
+      <w:r>
+        <w:rPr>
+          <w:u w:val="single"/>
+        </w:rPr>
+      </w:r>
+    </w:p>
+    <w:p>
+      <w:pPr>
+        <w:pStyle w:val="Normal"/>
+        <w:bidi w:val="0"/>
+        <w:jc w:val="start"/>
+        <w:rPr>
+          <w:u w:val="single"/>
+        </w:rPr>
+      </w:pPr>
+      <w:r>
+        <w:rPr>
+          <w:u w:val="single"/>
+        </w:rPr>
+      </w:r>
+    </w:p>
+    <w:p>
+      <w:pPr>
+        <w:pStyle w:val="Normal"/>
+        <w:bidi w:val="0"/>
+        <w:jc w:val="start"/>
+        <w:rPr>
+          <w:u w:val="single"/>
+        </w:rPr>
+      </w:pPr>
+      <w:r>
+        <w:rPr>
+          <w:u w:val="single"/>
+        </w:rPr>
+      </w:r>
+    </w:p>
     <w:p>
       <w:pPr>
         <w:pStyle w:val="Normal"/>
@@ -7401,7 +7618,9 @@
         <w:gridCol w:w="6401"/>
       </w:tblGrid>
       <w:tr>
-        <w:trPr/>
+        <w:trPr>
+          <w:trHeight w:val="338" w:hRule="atLeast"/>
+        </w:trPr>
         <w:tc>
           <w:tcPr>
             <w:tcW w:w="3237" w:type="dxa"/>
@@ -7414,7 +7633,7 @@
           </w:tcPr>
           <w:p>
             <w:pPr>
-              <w:pStyle w:val="Contenidodelatablauser"/>
+              <w:pStyle w:val="Contenidodelatabla"/>
               <w:bidi w:val="0"/>
               <w:jc w:val="both"/>
               <w:rPr>
@@ -7449,7 +7668,7 @@
           </w:tcPr>
           <w:p>
             <w:pPr>
-              <w:pStyle w:val="Contenidodelatablauser"/>
+              <w:pStyle w:val="Contenidodelatabla"/>
               <w:bidi w:val="0"/>
               <w:jc w:val="both"/>
               <w:rPr>
@@ -7480,7 +7699,7 @@
           </w:tcPr>
           <w:p>
             <w:pPr>
-              <w:pStyle w:val="Contenidodelatablauser"/>
+              <w:pStyle w:val="Contenidodelatabla"/>
               <w:bidi w:val="0"/>
               <w:jc w:val="both"/>
               <w:rPr>
@@ -7506,7 +7725,7 @@
           </w:tcPr>
           <w:p>
             <w:pPr>
-              <w:pStyle w:val="Contenidodelatablauser"/>
+              <w:pStyle w:val="Contenidodelatabla"/>
               <w:bidi w:val="0"/>
               <w:jc w:val="both"/>
               <w:rPr>
@@ -7535,7 +7754,7 @@
           </w:tcPr>
           <w:p>
             <w:pPr>
-              <w:pStyle w:val="Contenidodelatablauser"/>
+              <w:pStyle w:val="Contenidodelatabla"/>
               <w:bidi w:val="0"/>
               <w:jc w:val="both"/>
               <w:rPr>
@@ -7561,7 +7780,7 @@
           </w:tcPr>
           <w:p>
             <w:pPr>
-              <w:pStyle w:val="Contenidodelatablauser"/>
+              <w:pStyle w:val="Contenidodelatabla"/>
               <w:bidi w:val="0"/>
               <w:jc w:val="both"/>
               <w:rPr>
@@ -7590,7 +7809,7 @@
           </w:tcPr>
           <w:p>
             <w:pPr>
-              <w:pStyle w:val="Contenidodelatablauser"/>
+              <w:pStyle w:val="Contenidodelatabla"/>
               <w:bidi w:val="0"/>
               <w:jc w:val="both"/>
               <w:rPr>
@@ -7616,7 +7835,7 @@
           </w:tcPr>
           <w:p>
             <w:pPr>
-              <w:pStyle w:val="Contenidodelatablauser"/>
+              <w:pStyle w:val="Contenidodelatabla"/>
               <w:widowControl w:val="false"/>
               <w:suppressLineNumbers/>
               <w:bidi w:val="0"/>
@@ -7647,7 +7866,7 @@
           </w:tcPr>
           <w:p>
             <w:pPr>
-              <w:pStyle w:val="Contenidodelatablauser"/>
+              <w:pStyle w:val="Contenidodelatabla"/>
               <w:bidi w:val="0"/>
               <w:jc w:val="both"/>
               <w:rPr>
@@ -7673,7 +7892,7 @@
           </w:tcPr>
           <w:p>
             <w:pPr>
-              <w:pStyle w:val="Contenidodelatablauser"/>
+              <w:pStyle w:val="Contenidodelatabla"/>
               <w:bidi w:val="0"/>
               <w:jc w:val="both"/>
               <w:rPr>
@@ -7697,171 +7916,6 @@
         </w:tc>
       </w:tr>
     </w:tbl>
-    <w:p>
-      <w:pPr>
-        <w:pStyle w:val="Normal"/>
-        <w:bidi w:val="0"/>
-        <w:jc w:val="start"/>
-        <w:rPr>
-          <w:u w:val="single"/>
-        </w:rPr>
-      </w:pPr>
-      <w:r>
-        <w:rPr>
-          <w:u w:val="single"/>
-        </w:rPr>
-      </w:r>
-    </w:p>
-    <w:p>
-      <w:pPr>
-        <w:pStyle w:val="Normal"/>
-        <w:bidi w:val="0"/>
-        <w:jc w:val="start"/>
-        <w:rPr>
-          <w:u w:val="single"/>
-        </w:rPr>
-      </w:pPr>
-      <w:r>
-        <w:rPr>
-          <w:u w:val="single"/>
-        </w:rPr>
-      </w:r>
-    </w:p>
-    <w:p>
-      <w:pPr>
-        <w:pStyle w:val="Normal"/>
-        <w:bidi w:val="0"/>
-        <w:jc w:val="start"/>
-        <w:rPr>
-          <w:u w:val="single"/>
-        </w:rPr>
-      </w:pPr>
-      <w:r>
-        <w:rPr>
-          <w:u w:val="single"/>
-        </w:rPr>
-      </w:r>
-    </w:p>
-    <w:p>
-      <w:pPr>
-        <w:pStyle w:val="Normal"/>
-        <w:bidi w:val="0"/>
-        <w:jc w:val="start"/>
-        <w:rPr>
-          <w:u w:val="single"/>
-        </w:rPr>
-      </w:pPr>
-      <w:r>
-        <w:rPr>
-          <w:u w:val="single"/>
-        </w:rPr>
-      </w:r>
-    </w:p>
-    <w:p>
-      <w:pPr>
-        <w:pStyle w:val="Normal"/>
-        <w:bidi w:val="0"/>
-        <w:jc w:val="start"/>
-        <w:rPr>
-          <w:u w:val="single"/>
-        </w:rPr>
-      </w:pPr>
-      <w:r>
-        <w:rPr>
-          <w:u w:val="single"/>
-        </w:rPr>
-      </w:r>
-    </w:p>
-    <w:p>
-      <w:pPr>
-        <w:pStyle w:val="Normal"/>
-        <w:bidi w:val="0"/>
-        <w:jc w:val="start"/>
-        <w:rPr>
-          <w:u w:val="single"/>
-        </w:rPr>
-      </w:pPr>
-      <w:r>
-        <w:rPr>
-          <w:u w:val="single"/>
-        </w:rPr>
-      </w:r>
-    </w:p>
-    <w:p>
-      <w:pPr>
-        <w:pStyle w:val="Normal"/>
-        <w:bidi w:val="0"/>
-        <w:jc w:val="start"/>
-        <w:rPr>
-          <w:u w:val="single"/>
-        </w:rPr>
-      </w:pPr>
-      <w:r>
-        <w:rPr>
-          <w:u w:val="single"/>
-        </w:rPr>
-      </w:r>
-    </w:p>
-    <w:p>
-      <w:pPr>
-        <w:pStyle w:val="Normal"/>
-        <w:bidi w:val="0"/>
-        <w:jc w:val="start"/>
-        <w:rPr>
-          <w:u w:val="single"/>
-        </w:rPr>
-      </w:pPr>
-      <w:r>
-        <w:rPr>
-          <w:u w:val="single"/>
-        </w:rPr>
-      </w:r>
-    </w:p>
-    <w:p>
-      <w:pPr>
-        <w:pStyle w:val="Normal"/>
-        <w:bidi w:val="0"/>
-        <w:jc w:val="start"/>
-        <w:rPr>
-          <w:u w:val="single"/>
-        </w:rPr>
-      </w:pPr>
-      <w:r>
-        <w:rPr>
-          <w:u w:val="single"/>
-        </w:rPr>
-      </w:r>
-    </w:p>
-    <w:p>
-      <w:pPr>
-        <w:pStyle w:val="Normal"/>
-        <w:bidi w:val="0"/>
-        <w:jc w:val="start"/>
-        <w:rPr>
-          <w:u w:val="single"/>
-        </w:rPr>
-      </w:pPr>
-      <w:r>
-        <w:rPr>
-          <w:u w:val="single"/>
-        </w:rPr>
-      </w:r>
-    </w:p>
-    <w:p>
-      <w:pPr>
-        <w:pStyle w:val="Normal"/>
-        <w:bidi w:val="0"/>
-        <w:jc w:val="start"/>
-        <w:rPr>
-          <w:u w:val="single"/>
-        </w:rPr>
-      </w:pPr>
-      <w:r>
-        <w:rPr>
-          <w:u w:val="single"/>
-        </w:rPr>
-      </w:r>
-    </w:p>
     <w:p>
       <w:pPr>
         <w:pStyle w:val="Normal"/>
@@ -7908,7 +7962,7 @@
           </w:tcPr>
           <w:p>
             <w:pPr>
-              <w:pStyle w:val="Contenidodelatablauser"/>
+              <w:pStyle w:val="Contenidodelatabla"/>
               <w:bidi w:val="0"/>
               <w:jc w:val="both"/>
               <w:rPr>
@@ -7943,7 +7997,7 @@
           </w:tcPr>
           <w:p>
             <w:pPr>
-              <w:pStyle w:val="Contenidodelatablauser"/>
+              <w:pStyle w:val="Contenidodelatabla"/>
               <w:bidi w:val="0"/>
               <w:jc w:val="both"/>
               <w:rPr>
@@ -7974,7 +8028,7 @@
           </w:tcPr>
           <w:p>
             <w:pPr>
-              <w:pStyle w:val="Contenidodelatablauser"/>
+              <w:pStyle w:val="Contenidodelatabla"/>
               <w:bidi w:val="0"/>
               <w:jc w:val="both"/>
               <w:rPr>
@@ -8000,7 +8054,7 @@
           </w:tcPr>
           <w:p>
             <w:pPr>
-              <w:pStyle w:val="Contenidodelatablauser"/>
+              <w:pStyle w:val="Contenidodelatabla"/>
               <w:bidi w:val="0"/>
               <w:jc w:val="both"/>
               <w:rPr>
@@ -8029,7 +8083,7 @@
           </w:tcPr>
           <w:p>
             <w:pPr>
-              <w:pStyle w:val="Contenidodelatablauser"/>
+              <w:pStyle w:val="Contenidodelatabla"/>
               <w:bidi w:val="0"/>
               <w:jc w:val="both"/>
               <w:rPr>
@@ -8055,7 +8109,7 @@
           </w:tcPr>
           <w:p>
             <w:pPr>
-              <w:pStyle w:val="Contenidodelatablauser"/>
+              <w:pStyle w:val="Contenidodelatabla"/>
               <w:bidi w:val="0"/>
               <w:jc w:val="both"/>
               <w:rPr>
@@ -8084,7 +8138,7 @@
           </w:tcPr>
           <w:p>
             <w:pPr>
-              <w:pStyle w:val="Contenidodelatablauser"/>
+              <w:pStyle w:val="Contenidodelatabla"/>
               <w:bidi w:val="0"/>
               <w:jc w:val="both"/>
               <w:rPr>
@@ -8110,7 +8164,7 @@
           </w:tcPr>
           <w:p>
             <w:pPr>
-              <w:pStyle w:val="Contenidodelatablauser"/>
+              <w:pStyle w:val="Contenidodelatabla"/>
               <w:widowControl w:val="false"/>
               <w:suppressLineNumbers/>
               <w:bidi w:val="0"/>
@@ -8141,7 +8195,7 @@
           </w:tcPr>
           <w:p>
             <w:pPr>
-              <w:pStyle w:val="Contenidodelatablauser"/>
+              <w:pStyle w:val="Contenidodelatabla"/>
               <w:bidi w:val="0"/>
               <w:jc w:val="both"/>
               <w:rPr>
@@ -8167,7 +8221,7 @@
           </w:tcPr>
           <w:p>
             <w:pPr>
-              <w:pStyle w:val="Contenidodelatablauser"/>
+              <w:pStyle w:val="Contenidodelatabla"/>
               <w:bidi w:val="0"/>
               <w:jc w:val="both"/>
               <w:rPr>
@@ -8235,7 +8289,7 @@
           </w:tcPr>
           <w:p>
             <w:pPr>
-              <w:pStyle w:val="Contenidodelatablauser"/>
+              <w:pStyle w:val="Contenidodelatabla"/>
               <w:bidi w:val="0"/>
               <w:jc w:val="both"/>
               <w:rPr>
@@ -8270,7 +8324,7 @@
           </w:tcPr>
           <w:p>
             <w:pPr>
-              <w:pStyle w:val="Contenidodelatablauser"/>
+              <w:pStyle w:val="Contenidodelatabla"/>
               <w:bidi w:val="0"/>
               <w:jc w:val="both"/>
               <w:rPr>
@@ -8301,7 +8355,7 @@
           </w:tcPr>
           <w:p>
             <w:pPr>
-              <w:pStyle w:val="Contenidodelatablauser"/>
+              <w:pStyle w:val="Contenidodelatabla"/>
               <w:bidi w:val="0"/>
               <w:jc w:val="both"/>
               <w:rPr>
@@ -8327,7 +8381,7 @@
           </w:tcPr>
           <w:p>
             <w:pPr>
-              <w:pStyle w:val="Contenidodelatablauser"/>
+              <w:pStyle w:val="Contenidodelatabla"/>
               <w:bidi w:val="0"/>
               <w:jc w:val="both"/>
               <w:rPr>
@@ -8356,7 +8410,7 @@
           </w:tcPr>
           <w:p>
             <w:pPr>
-              <w:pStyle w:val="Contenidodelatablauser"/>
+              <w:pStyle w:val="Contenidodelatabla"/>
               <w:bidi w:val="0"/>
               <w:jc w:val="both"/>
               <w:rPr>
@@ -8382,7 +8436,7 @@
           </w:tcPr>
           <w:p>
             <w:pPr>
-              <w:pStyle w:val="Contenidodelatablauser"/>
+              <w:pStyle w:val="Contenidodelatabla"/>
               <w:bidi w:val="0"/>
               <w:jc w:val="both"/>
               <w:rPr>
@@ -8411,7 +8465,7 @@
           </w:tcPr>
           <w:p>
             <w:pPr>
-              <w:pStyle w:val="Contenidodelatablauser"/>
+              <w:pStyle w:val="Contenidodelatabla"/>
               <w:bidi w:val="0"/>
               <w:jc w:val="both"/>
               <w:rPr>
@@ -8437,7 +8491,7 @@
           </w:tcPr>
           <w:p>
             <w:pPr>
-              <w:pStyle w:val="Contenidodelatablauser"/>
+              <w:pStyle w:val="Contenidodelatabla"/>
               <w:widowControl w:val="false"/>
               <w:suppressLineNumbers/>
               <w:bidi w:val="0"/>
@@ -8468,7 +8522,7 @@
           </w:tcPr>
           <w:p>
             <w:pPr>
-              <w:pStyle w:val="Contenidodelatablauser"/>
+              <w:pStyle w:val="Contenidodelatabla"/>
               <w:bidi w:val="0"/>
               <w:jc w:val="both"/>
               <w:rPr>
@@ -8494,7 +8548,7 @@
           </w:tcPr>
           <w:p>
             <w:pPr>
-              <w:pStyle w:val="Contenidodelatablauser"/>
+              <w:pStyle w:val="Contenidodelatabla"/>
               <w:bidi w:val="0"/>
               <w:jc w:val="both"/>
               <w:rPr>
@@ -8513,6 +8567,126 @@
         </w:tc>
       </w:tr>
     </w:tbl>
+    <w:p>
+      <w:pPr>
+        <w:pStyle w:val="Normal"/>
+        <w:bidi w:val="0"/>
+        <w:jc w:val="start"/>
+        <w:rPr>
+          <w:u w:val="single"/>
+        </w:rPr>
+      </w:pPr>
+      <w:r>
+        <w:rPr>
+          <w:u w:val="single"/>
+        </w:rPr>
+      </w:r>
+    </w:p>
+    <w:p>
+      <w:pPr>
+        <w:pStyle w:val="Normal"/>
+        <w:bidi w:val="0"/>
+        <w:jc w:val="start"/>
+        <w:rPr>
+          <w:u w:val="single"/>
+        </w:rPr>
+      </w:pPr>
+      <w:r>
+        <w:rPr>
+          <w:u w:val="single"/>
+        </w:rPr>
+      </w:r>
+    </w:p>
+    <w:p>
+      <w:pPr>
+        <w:pStyle w:val="Normal"/>
+        <w:bidi w:val="0"/>
+        <w:jc w:val="start"/>
+        <w:rPr>
+          <w:u w:val="single"/>
+        </w:rPr>
+      </w:pPr>
+      <w:r>
+        <w:rPr>
+          <w:u w:val="single"/>
+        </w:rPr>
+      </w:r>
+    </w:p>
+    <w:p>
+      <w:pPr>
+        <w:pStyle w:val="Normal"/>
+        <w:bidi w:val="0"/>
+        <w:jc w:val="start"/>
+        <w:rPr>
+          <w:u w:val="single"/>
+        </w:rPr>
+      </w:pPr>
+      <w:r>
+        <w:rPr>
+          <w:u w:val="single"/>
+        </w:rPr>
+      </w:r>
+    </w:p>
+    <w:p>
+      <w:pPr>
+        <w:pStyle w:val="Normal"/>
+        <w:bidi w:val="0"/>
+        <w:jc w:val="start"/>
+        <w:rPr>
+          <w:u w:val="single"/>
+        </w:rPr>
+      </w:pPr>
+      <w:r>
+        <w:rPr>
+          <w:u w:val="single"/>
+        </w:rPr>
+      </w:r>
+    </w:p>
+    <w:p>
+      <w:pPr>
+        <w:pStyle w:val="Normal"/>
+        <w:bidi w:val="0"/>
+        <w:jc w:val="start"/>
+        <w:rPr>
+          <w:u w:val="single"/>
+        </w:rPr>
+      </w:pPr>
+      <w:r>
+        <w:rPr>
+          <w:u w:val="single"/>
+        </w:rPr>
+      </w:r>
+    </w:p>
+    <w:p>
+      <w:pPr>
+        <w:pStyle w:val="Normal"/>
+        <w:bidi w:val="0"/>
+        <w:jc w:val="start"/>
+        <w:rPr>
+          <w:u w:val="single"/>
+        </w:rPr>
+      </w:pPr>
+      <w:r>
+        <w:rPr>
+          <w:u w:val="single"/>
+        </w:rPr>
+      </w:r>
+    </w:p>
+    <w:p>
+      <w:pPr>
+        <w:pStyle w:val="Normal"/>
+        <w:bidi w:val="0"/>
+        <w:jc w:val="start"/>
+        <w:rPr>
+          <w:u w:val="single"/>
+        </w:rPr>
+      </w:pPr>
+      <w:r>
+        <w:rPr>
+          <w:u w:val="single"/>
+        </w:rPr>
+      </w:r>
+    </w:p>
     <w:p>
       <w:pPr>
         <w:pStyle w:val="Normal"/>
@@ -8559,7 +8733,7 @@
           </w:tcPr>
           <w:p>
             <w:pPr>
-              <w:pStyle w:val="Contenidodelatablauser"/>
+              <w:pStyle w:val="Contenidodelatabla"/>
               <w:bidi w:val="0"/>
               <w:jc w:val="both"/>
               <w:rPr>
@@ -8594,7 +8768,7 @@
           </w:tcPr>
           <w:p>
             <w:pPr>
-              <w:pStyle w:val="Contenidodelatablauser"/>
+              <w:pStyle w:val="Contenidodelatabla"/>
               <w:bidi w:val="0"/>
               <w:jc w:val="both"/>
               <w:rPr>
@@ -8625,7 +8799,7 @@
           </w:tcPr>
           <w:p>
             <w:pPr>
-              <w:pStyle w:val="Contenidodelatablauser"/>
+              <w:pStyle w:val="Contenidodelatabla"/>
               <w:bidi w:val="0"/>
               <w:jc w:val="both"/>
               <w:rPr>
@@ -8651,7 +8825,7 @@
           </w:tcPr>
           <w:p>
             <w:pPr>
-              <w:pStyle w:val="Contenidodelatablauser"/>
+              <w:pStyle w:val="Contenidodelatabla"/>
               <w:bidi w:val="0"/>
               <w:jc w:val="both"/>
               <w:rPr>
@@ -8680,7 +8854,7 @@
           </w:tcPr>
           <w:p>
             <w:pPr>
-              <w:pStyle w:val="Contenidodelatablauser"/>
+              <w:pStyle w:val="Contenidodelatabla"/>
               <w:bidi w:val="0"/>
               <w:jc w:val="both"/>
               <w:rPr>
@@ -8706,7 +8880,7 @@
           </w:tcPr>
           <w:p>
             <w:pPr>
-              <w:pStyle w:val="Contenidodelatablauser"/>
+              <w:pStyle w:val="Contenidodelatabla"/>
               <w:bidi w:val="0"/>
               <w:jc w:val="both"/>
               <w:rPr>
@@ -8735,7 +8909,7 @@
           </w:tcPr>
           <w:p>
             <w:pPr>
-              <w:pStyle w:val="Contenidodelatablauser"/>
+              <w:pStyle w:val="Contenidodelatabla"/>
               <w:bidi w:val="0"/>
               <w:jc w:val="both"/>
               <w:rPr>
@@ -8761,7 +8935,7 @@
           </w:tcPr>
           <w:p>
             <w:pPr>
-              <w:pStyle w:val="Contenidodelatablauser"/>
+              <w:pStyle w:val="Contenidodelatabla"/>
               <w:widowControl w:val="false"/>
               <w:suppressLineNumbers/>
               <w:bidi w:val="0"/>
@@ -8792,7 +8966,7 @@
           </w:tcPr>
           <w:p>
             <w:pPr>
-              <w:pStyle w:val="Contenidodelatablauser"/>
+              <w:pStyle w:val="Contenidodelatabla"/>
               <w:bidi w:val="0"/>
               <w:jc w:val="both"/>
               <w:rPr>
@@ -8818,7 +8992,7 @@
           </w:tcPr>
           <w:p>
             <w:pPr>
-              <w:pStyle w:val="Contenidodelatablauser"/>
+              <w:pStyle w:val="Contenidodelatabla"/>
               <w:bidi w:val="0"/>
               <w:jc w:val="both"/>
               <w:rPr>
@@ -8837,156 +9011,6 @@
         </w:tc>
       </w:tr>
     </w:tbl>
-    <w:p>
-      <w:pPr>
-        <w:pStyle w:val="Normal"/>
-        <w:bidi w:val="0"/>
-        <w:jc w:val="start"/>
-        <w:rPr>
-          <w:u w:val="single"/>
-        </w:rPr>
-      </w:pPr>
-      <w:r>
-        <w:rPr>
-          <w:u w:val="single"/>
-        </w:rPr>
-      </w:r>
-    </w:p>
-    <w:p>
-      <w:pPr>
-        <w:pStyle w:val="Normal"/>
-        <w:bidi w:val="0"/>
-        <w:jc w:val="start"/>
-        <w:rPr>
-          <w:u w:val="single"/>
-        </w:rPr>
-      </w:pPr>
-      <w:r>
-        <w:rPr>
-          <w:u w:val="single"/>
-        </w:rPr>
-      </w:r>
-    </w:p>
-    <w:p>
-      <w:pPr>
-        <w:pStyle w:val="Normal"/>
-        <w:bidi w:val="0"/>
-        <w:jc w:val="start"/>
-        <w:rPr>
-          <w:u w:val="single"/>
-        </w:rPr>
-      </w:pPr>
-      <w:r>
-        <w:rPr>
-          <w:u w:val="single"/>
-        </w:rPr>
-      </w:r>
-    </w:p>
-    <w:p>
-      <w:pPr>
-        <w:pStyle w:val="Normal"/>
-        <w:bidi w:val="0"/>
-        <w:jc w:val="start"/>
-        <w:rPr>
-          <w:u w:val="single"/>
-        </w:rPr>
-      </w:pPr>
-      <w:r>
-        <w:rPr>
-          <w:u w:val="single"/>
-        </w:rPr>
-      </w:r>
-    </w:p>
-    <w:p>
-      <w:pPr>
-        <w:pStyle w:val="Normal"/>
-        <w:bidi w:val="0"/>
-        <w:jc w:val="start"/>
-        <w:rPr>
-          <w:u w:val="single"/>
-        </w:rPr>
-      </w:pPr>
-      <w:r>
-        <w:rPr>
-          <w:u w:val="single"/>
-        </w:rPr>
-      </w:r>
-    </w:p>
-    <w:p>
-      <w:pPr>
-        <w:pStyle w:val="Normal"/>
-        <w:bidi w:val="0"/>
-        <w:jc w:val="start"/>
-        <w:rPr>
-          <w:u w:val="single"/>
-        </w:rPr>
-      </w:pPr>
-      <w:r>
-        <w:rPr>
-          <w:u w:val="single"/>
-        </w:rPr>
-      </w:r>
-    </w:p>
-    <w:p>
-      <w:pPr>
-        <w:pStyle w:val="Normal"/>
-        <w:bidi w:val="0"/>
-        <w:jc w:val="start"/>
-        <w:rPr>
-          <w:u w:val="single"/>
-        </w:rPr>
-      </w:pPr>
-      <w:r>
-        <w:rPr>
-          <w:u w:val="single"/>
-        </w:rPr>
-      </w:r>
-    </w:p>
-    <w:p>
-      <w:pPr>
-        <w:pStyle w:val="Normal"/>
-        <w:bidi w:val="0"/>
-        <w:jc w:val="start"/>
-        <w:rPr>
-          <w:u w:val="single"/>
-        </w:rPr>
-      </w:pPr>
-      <w:r>
-        <w:rPr>
-          <w:u w:val="single"/>
-        </w:rPr>
-      </w:r>
-    </w:p>
-    <w:p>
-      <w:pPr>
-        <w:pStyle w:val="Normal"/>
-        <w:bidi w:val="0"/>
-        <w:jc w:val="start"/>
-        <w:rPr>
-          <w:u w:val="single"/>
-        </w:rPr>
-      </w:pPr>
-      <w:r>
-        <w:rPr>
-          <w:u w:val="single"/>
-        </w:rPr>
-      </w:r>
-    </w:p>
-    <w:p>
-      <w:pPr>
-        <w:pStyle w:val="Normal"/>
-        <w:bidi w:val="0"/>
-        <w:jc w:val="start"/>
-        <w:rPr>
-          <w:u w:val="single"/>
-        </w:rPr>
-      </w:pPr>
-      <w:r>
-        <w:rPr>
-          <w:u w:val="single"/>
-        </w:rPr>
-      </w:r>
-    </w:p>
     <w:p>
       <w:pPr>
         <w:pStyle w:val="Normal"/>
@@ -9033,7 +9057,7 @@
           </w:tcPr>
           <w:p>
             <w:pPr>
-              <w:pStyle w:val="Contenidodelatablauser"/>
+              <w:pStyle w:val="Contenidodelatabla"/>
               <w:bidi w:val="0"/>
               <w:jc w:val="both"/>
               <w:rPr>
@@ -9068,7 +9092,7 @@
           </w:tcPr>
           <w:p>
             <w:pPr>
-              <w:pStyle w:val="Contenidodelatablauser"/>
+              <w:pStyle w:val="Contenidodelatabla"/>
               <w:bidi w:val="0"/>
               <w:jc w:val="both"/>
               <w:rPr>
@@ -9099,7 +9123,7 @@
           </w:tcPr>
           <w:p>
             <w:pPr>
-              <w:pStyle w:val="Contenidodelatablauser"/>
+              <w:pStyle w:val="Contenidodelatabla"/>
               <w:bidi w:val="0"/>
               <w:jc w:val="both"/>
               <w:rPr>
@@ -9125,7 +9149,7 @@
           </w:tcPr>
           <w:p>
             <w:pPr>
-              <w:pStyle w:val="Contenidodelatablauser"/>
+              <w:pStyle w:val="Contenidodelatabla"/>
               <w:bidi w:val="0"/>
               <w:jc w:val="both"/>
               <w:rPr>
@@ -9154,7 +9178,7 @@
           </w:tcPr>
           <w:p>
             <w:pPr>
-              <w:pStyle w:val="Contenidodelatablauser"/>
+              <w:pStyle w:val="Contenidodelatabla"/>
               <w:bidi w:val="0"/>
               <w:jc w:val="both"/>
               <w:rPr>
@@ -9180,7 +9204,7 @@
           </w:tcPr>
           <w:p>
             <w:pPr>
-              <w:pStyle w:val="Contenidodelatablauser"/>
+              <w:pStyle w:val="Contenidodelatabla"/>
               <w:bidi w:val="0"/>
               <w:jc w:val="both"/>
               <w:rPr>
@@ -9209,7 +9233,7 @@
           </w:tcPr>
           <w:p>
             <w:pPr>
-              <w:pStyle w:val="Contenidodelatablauser"/>
+              <w:pStyle w:val="Contenidodelatabla"/>
               <w:bidi w:val="0"/>
               <w:jc w:val="both"/>
               <w:rPr>
@@ -9235,7 +9259,7 @@
           </w:tcPr>
           <w:p>
             <w:pPr>
-              <w:pStyle w:val="Contenidodelatablauser"/>
+              <w:pStyle w:val="Contenidodelatabla"/>
               <w:widowControl w:val="false"/>
               <w:suppressLineNumbers/>
               <w:bidi w:val="0"/>
@@ -9266,7 +9290,7 @@
           </w:tcPr>
           <w:p>
             <w:pPr>
-              <w:pStyle w:val="Contenidodelatablauser"/>
+              <w:pStyle w:val="Contenidodelatabla"/>
               <w:bidi w:val="0"/>
               <w:jc w:val="both"/>
               <w:rPr>
@@ -9292,7 +9316,7 @@
           </w:tcPr>
           <w:p>
             <w:pPr>
-              <w:pStyle w:val="Contenidodelatablauser"/>
+              <w:pStyle w:val="Contenidodelatabla"/>
               <w:bidi w:val="0"/>
               <w:jc w:val="both"/>
               <w:rPr>
@@ -9357,7 +9381,7 @@
           </w:tcPr>
           <w:p>
             <w:pPr>
-              <w:pStyle w:val="Contenidodelatablauser"/>
+              <w:pStyle w:val="Contenidodelatabla"/>
               <w:bidi w:val="0"/>
               <w:jc w:val="both"/>
               <w:rPr>
@@ -9392,7 +9416,7 @@
           </w:tcPr>
           <w:p>
             <w:pPr>
-              <w:pStyle w:val="Contenidodelatablauser"/>
+              <w:pStyle w:val="Contenidodelatabla"/>
               <w:bidi w:val="0"/>
               <w:jc w:val="both"/>
               <w:rPr>
@@ -9423,7 +9447,7 @@
           </w:tcPr>
           <w:p>
             <w:pPr>
-              <w:pStyle w:val="Contenidodelatablauser"/>
+              <w:pStyle w:val="Contenidodelatabla"/>
               <w:bidi w:val="0"/>
               <w:jc w:val="both"/>
               <w:rPr>
@@ -9449,7 +9473,7 @@
           </w:tcPr>
           <w:p>
             <w:pPr>
-              <w:pStyle w:val="Contenidodelatablauser"/>
+              <w:pStyle w:val="Contenidodelatabla"/>
               <w:bidi w:val="0"/>
               <w:jc w:val="both"/>
               <w:rPr>
@@ -9478,7 +9502,7 @@
           </w:tcPr>
           <w:p>
             <w:pPr>
-              <w:pStyle w:val="Contenidodelatablauser"/>
+              <w:pStyle w:val="Contenidodelatabla"/>
               <w:bidi w:val="0"/>
               <w:jc w:val="both"/>
               <w:rPr>
@@ -9504,7 +9528,7 @@
           </w:tcPr>
           <w:p>
             <w:pPr>
-              <w:pStyle w:val="Contenidodelatablauser"/>
+              <w:pStyle w:val="Contenidodelatabla"/>
               <w:bidi w:val="0"/>
               <w:jc w:val="both"/>
               <w:rPr>
@@ -9533,7 +9557,7 @@
           </w:tcPr>
           <w:p>
             <w:pPr>
-              <w:pStyle w:val="Contenidodelatablauser"/>
+              <w:pStyle w:val="Contenidodelatabla"/>
               <w:bidi w:val="0"/>
               <w:jc w:val="both"/>
               <w:rPr>
@@ -9559,7 +9583,7 @@
           </w:tcPr>
           <w:p>
             <w:pPr>
-              <w:pStyle w:val="Contenidodelatablauser"/>
+              <w:pStyle w:val="Contenidodelatabla"/>
               <w:widowControl w:val="false"/>
               <w:suppressLineNumbers/>
               <w:bidi w:val="0"/>
@@ -9590,7 +9614,7 @@
           </w:tcPr>
           <w:p>
             <w:pPr>
-              <w:pStyle w:val="Contenidodelatablauser"/>
+              <w:pStyle w:val="Contenidodelatabla"/>
               <w:bidi w:val="0"/>
               <w:jc w:val="both"/>
               <w:rPr>
@@ -9616,7 +9640,7 @@
           </w:tcPr>
           <w:p>
             <w:pPr>
-              <w:pStyle w:val="Contenidodelatablauser"/>
+              <w:pStyle w:val="Contenidodelatabla"/>
               <w:bidi w:val="0"/>
               <w:jc w:val="both"/>
               <w:rPr>
@@ -9681,7 +9705,7 @@
           </w:tcPr>
           <w:p>
             <w:pPr>
-              <w:pStyle w:val="Contenidodelatablauser"/>
+              <w:pStyle w:val="Contenidodelatabla"/>
               <w:bidi w:val="0"/>
               <w:jc w:val="both"/>
               <w:rPr>
@@ -9716,7 +9740,7 @@
           </w:tcPr>
           <w:p>
             <w:pPr>
-              <w:pStyle w:val="Contenidodelatablauser"/>
+              <w:pStyle w:val="Contenidodelatabla"/>
               <w:bidi w:val="0"/>
               <w:jc w:val="both"/>
               <w:rPr>
@@ -9747,7 +9771,7 @@
           </w:tcPr>
           <w:p>
             <w:pPr>
-              <w:pStyle w:val="Contenidodelatablauser"/>
+              <w:pStyle w:val="Contenidodelatabla"/>
               <w:bidi w:val="0"/>
               <w:jc w:val="both"/>
               <w:rPr>
@@ -9773,7 +9797,7 @@
           </w:tcPr>
           <w:p>
             <w:pPr>
-              <w:pStyle w:val="Contenidodelatablauser"/>
+              <w:pStyle w:val="Contenidodelatabla"/>
               <w:bidi w:val="0"/>
               <w:jc w:val="both"/>
               <w:rPr>
@@ -9802,7 +9826,7 @@
           </w:tcPr>
           <w:p>
             <w:pPr>
-              <w:pStyle w:val="Contenidodelatablauser"/>
+              <w:pStyle w:val="Contenidodelatabla"/>
               <w:bidi w:val="0"/>
               <w:jc w:val="both"/>
               <w:rPr>
@@ -9828,7 +9852,7 @@
           </w:tcPr>
           <w:p>
             <w:pPr>
-              <w:pStyle w:val="Contenidodelatablauser"/>
+              <w:pStyle w:val="Contenidodelatabla"/>
               <w:bidi w:val="0"/>
               <w:jc w:val="both"/>
               <w:rPr>
@@ -9857,7 +9881,7 @@
           </w:tcPr>
           <w:p>
             <w:pPr>
-              <w:pStyle w:val="Contenidodelatablauser"/>
+              <w:pStyle w:val="Contenidodelatabla"/>
               <w:bidi w:val="0"/>
               <w:jc w:val="both"/>
               <w:rPr>
@@ -9883,7 +9907,7 @@
           </w:tcPr>
           <w:p>
             <w:pPr>
-              <w:pStyle w:val="Contenidodelatablauser"/>
+              <w:pStyle w:val="Contenidodelatabla"/>
               <w:widowControl w:val="false"/>
               <w:suppressLineNumbers/>
               <w:bidi w:val="0"/>
@@ -9914,7 +9938,7 @@
           </w:tcPr>
           <w:p>
             <w:pPr>
-              <w:pStyle w:val="Contenidodelatablauser"/>
+              <w:pStyle w:val="Contenidodelatabla"/>
               <w:bidi w:val="0"/>
               <w:jc w:val="both"/>
               <w:rPr>
@@ -9940,7 +9964,7 @@
           </w:tcPr>
           <w:p>
             <w:pPr>
-              <w:pStyle w:val="Contenidodelatablauser"/>
+              <w:pStyle w:val="Contenidodelatabla"/>
               <w:bidi w:val="0"/>
               <w:jc w:val="both"/>
               <w:rPr>
@@ -10005,7 +10029,7 @@
           </w:tcPr>
           <w:p>
             <w:pPr>
-              <w:pStyle w:val="Contenidodelatablauser"/>
+              <w:pStyle w:val="Contenidodelatabla"/>
               <w:bidi w:val="0"/>
               <w:jc w:val="both"/>
               <w:rPr>
@@ -10040,7 +10064,7 @@
           </w:tcPr>
           <w:p>
             <w:pPr>
-              <w:pStyle w:val="Contenidodelatablauser"/>
+              <w:pStyle w:val="Contenidodelatabla"/>
               <w:bidi w:val="0"/>
               <w:jc w:val="both"/>
               <w:rPr>
@@ -10071,7 +10095,7 @@
           </w:tcPr>
           <w:p>
             <w:pPr>
-              <w:pStyle w:val="Contenidodelatablauser"/>
+              <w:pStyle w:val="Contenidodelatabla"/>
               <w:bidi w:val="0"/>
               <w:jc w:val="both"/>
               <w:rPr>
@@ -10097,7 +10121,7 @@
           </w:tcPr>
           <w:p>
             <w:pPr>
-              <w:pStyle w:val="Contenidodelatablauser"/>
+              <w:pStyle w:val="Contenidodelatabla"/>
               <w:bidi w:val="0"/>
               <w:jc w:val="both"/>
               <w:rPr>
@@ -10126,7 +10150,7 @@
           </w:tcPr>
           <w:p>
             <w:pPr>
-              <w:pStyle w:val="Contenidodelatablauser"/>
+              <w:pStyle w:val="Contenidodelatabla"/>
               <w:bidi w:val="0"/>
               <w:jc w:val="both"/>
               <w:rPr>
@@ -10152,7 +10176,7 @@
           </w:tcPr>
           <w:p>
             <w:pPr>
-              <w:pStyle w:val="Contenidodelatablauser"/>
+              <w:pStyle w:val="Contenidodelatabla"/>
               <w:bidi w:val="0"/>
               <w:jc w:val="both"/>
               <w:rPr>
@@ -10181,7 +10205,7 @@
           </w:tcPr>
           <w:p>
             <w:pPr>
-              <w:pStyle w:val="Contenidodelatablauser"/>
+              <w:pStyle w:val="Contenidodelatabla"/>
               <w:bidi w:val="0"/>
               <w:jc w:val="both"/>
               <w:rPr>
@@ -10207,7 +10231,7 @@
           </w:tcPr>
           <w:p>
             <w:pPr>
-              <w:pStyle w:val="Contenidodelatablauser"/>
+              <w:pStyle w:val="Contenidodelatabla"/>
               <w:widowControl w:val="false"/>
               <w:suppressLineNumbers/>
               <w:bidi w:val="0"/>
@@ -10238,7 +10262,7 @@
           </w:tcPr>
           <w:p>
             <w:pPr>
-              <w:pStyle w:val="Contenidodelatablauser"/>
+              <w:pStyle w:val="Contenidodelatabla"/>
               <w:bidi w:val="0"/>
               <w:jc w:val="both"/>
               <w:rPr>
@@ -10264,7 +10288,7 @@
           </w:tcPr>
           <w:p>
             <w:pPr>
-              <w:pStyle w:val="Contenidodelatablauser"/>
+              <w:pStyle w:val="Contenidodelatabla"/>
               <w:bidi w:val="0"/>
               <w:jc w:val="both"/>
               <w:rPr>
@@ -10329,7 +10353,7 @@
           </w:tcPr>
           <w:p>
             <w:pPr>
-              <w:pStyle w:val="Contenidodelatablauser"/>
+              <w:pStyle w:val="Contenidodelatabla"/>
               <w:bidi w:val="0"/>
               <w:jc w:val="both"/>
               <w:rPr>
@@ -10364,7 +10388,7 @@
           </w:tcPr>
           <w:p>
             <w:pPr>
-              <w:pStyle w:val="Contenidodelatablauser"/>
+              <w:pStyle w:val="Contenidodelatabla"/>
               <w:bidi w:val="0"/>
               <w:jc w:val="both"/>
               <w:rPr>
@@ -10395,7 +10419,7 @@
           </w:tcPr>
           <w:p>
             <w:pPr>
-              <w:pStyle w:val="Contenidodelatablauser"/>
+              <w:pStyle w:val="Contenidodelatabla"/>
               <w:bidi w:val="0"/>
               <w:jc w:val="both"/>
               <w:rPr>
@@ -10421,7 +10445,7 @@
           </w:tcPr>
           <w:p>
             <w:pPr>
-              <w:pStyle w:val="Contenidodelatablauser"/>
+              <w:pStyle w:val="Contenidodelatabla"/>
               <w:bidi w:val="0"/>
               <w:jc w:val="both"/>
               <w:rPr>
@@ -10450,7 +10474,7 @@
           </w:tcPr>
           <w:p>
             <w:pPr>
-              <w:pStyle w:val="Contenidodelatablauser"/>
+              <w:pStyle w:val="Contenidodelatabla"/>
               <w:bidi w:val="0"/>
               <w:jc w:val="both"/>
               <w:rPr>
@@ -10476,7 +10500,7 @@
           </w:tcPr>
           <w:p>
             <w:pPr>
-              <w:pStyle w:val="Contenidodelatablauser"/>
+              <w:pStyle w:val="Contenidodelatabla"/>
               <w:bidi w:val="0"/>
               <w:jc w:val="both"/>
               <w:rPr>
@@ -10505,7 +10529,7 @@
           </w:tcPr>
           <w:p>
             <w:pPr>
-              <w:pStyle w:val="Contenidodelatablauser"/>
+              <w:pStyle w:val="Contenidodelatabla"/>
               <w:bidi w:val="0"/>
               <w:jc w:val="both"/>
               <w:rPr>
@@ -10531,7 +10555,7 @@
           </w:tcPr>
           <w:p>
             <w:pPr>
-              <w:pStyle w:val="Contenidodelatablauser"/>
+              <w:pStyle w:val="Contenidodelatabla"/>
               <w:widowControl w:val="false"/>
               <w:suppressLineNumbers/>
               <w:bidi w:val="0"/>
@@ -10562,7 +10586,7 @@
           </w:tcPr>
           <w:p>
             <w:pPr>
-              <w:pStyle w:val="Contenidodelatablauser"/>
+              <w:pStyle w:val="Contenidodelatabla"/>
               <w:bidi w:val="0"/>
               <w:jc w:val="both"/>
               <w:rPr>
@@ -10588,7 +10612,7 @@
           </w:tcPr>
           <w:p>
             <w:pPr>
-              <w:pStyle w:val="Contenidodelatablauser"/>
+              <w:pStyle w:val="Contenidodelatabla"/>
               <w:bidi w:val="0"/>
               <w:jc w:val="both"/>
               <w:rPr>
@@ -10653,7 +10677,7 @@
           </w:tcPr>
           <w:p>
             <w:pPr>
-              <w:pStyle w:val="Contenidodelatablauser"/>
+              <w:pStyle w:val="Contenidodelatabla"/>
               <w:bidi w:val="0"/>
               <w:jc w:val="both"/>
               <w:rPr>
@@ -10688,7 +10712,7 @@
           </w:tcPr>
           <w:p>
             <w:pPr>
-              <w:pStyle w:val="Contenidodelatablauser"/>
+              <w:pStyle w:val="Contenidodelatabla"/>
               <w:bidi w:val="0"/>
               <w:jc w:val="both"/>
               <w:rPr>
@@ -10719,7 +10743,7 @@
           </w:tcPr>
           <w:p>
             <w:pPr>
-              <w:pStyle w:val="Contenidodelatablauser"/>
+              <w:pStyle w:val="Contenidodelatabla"/>
               <w:bidi w:val="0"/>
               <w:jc w:val="both"/>
               <w:rPr>
@@ -10745,7 +10769,7 @@
           </w:tcPr>
           <w:p>
             <w:pPr>
-              <w:pStyle w:val="Contenidodelatablauser"/>
+              <w:pStyle w:val="Contenidodelatabla"/>
               <w:bidi w:val="0"/>
               <w:jc w:val="both"/>
               <w:rPr>
@@ -10774,7 +10798,7 @@
           </w:tcPr>
           <w:p>
             <w:pPr>
-              <w:pStyle w:val="Contenidodelatablauser"/>
+              <w:pStyle w:val="Contenidodelatabla"/>
               <w:bidi w:val="0"/>
               <w:jc w:val="both"/>
               <w:rPr>
@@ -10800,7 +10824,7 @@
           </w:tcPr>
           <w:p>
             <w:pPr>
-              <w:pStyle w:val="Contenidodelatablauser"/>
+              <w:pStyle w:val="Contenidodelatabla"/>
               <w:bidi w:val="0"/>
               <w:jc w:val="both"/>
               <w:rPr>
@@ -10829,7 +10853,7 @@
           </w:tcPr>
           <w:p>
             <w:pPr>
-              <w:pStyle w:val="Contenidodelatablauser"/>
+              <w:pStyle w:val="Contenidodelatabla"/>
               <w:bidi w:val="0"/>
               <w:jc w:val="both"/>
               <w:rPr>
@@ -10855,7 +10879,7 @@
           </w:tcPr>
           <w:p>
             <w:pPr>
-              <w:pStyle w:val="Contenidodelatablauser"/>
+              <w:pStyle w:val="Contenidodelatabla"/>
               <w:widowControl w:val="false"/>
               <w:suppressLineNumbers/>
               <w:bidi w:val="0"/>
@@ -10886,7 +10910,7 @@
           </w:tcPr>
           <w:p>
             <w:pPr>
-              <w:pStyle w:val="Contenidodelatablauser"/>
+              <w:pStyle w:val="Contenidodelatabla"/>
               <w:bidi w:val="0"/>
               <w:jc w:val="both"/>
               <w:rPr>
@@ -10912,7 +10936,7 @@
           </w:tcPr>
           <w:p>
             <w:pPr>
-              <w:pStyle w:val="Contenidodelatablauser"/>
+              <w:pStyle w:val="Contenidodelatabla"/>
               <w:bidi w:val="0"/>
               <w:jc w:val="both"/>
               <w:rPr>
@@ -10977,7 +11001,7 @@
           </w:tcPr>
           <w:p>
             <w:pPr>
-              <w:pStyle w:val="Contenidodelatablauser"/>
+              <w:pStyle w:val="Contenidodelatabla"/>
               <w:bidi w:val="0"/>
               <w:jc w:val="both"/>
               <w:rPr>
@@ -11012,7 +11036,7 @@
           </w:tcPr>
           <w:p>
             <w:pPr>
-              <w:pStyle w:val="Contenidodelatablauser"/>
+              <w:pStyle w:val="Contenidodelatabla"/>
               <w:bidi w:val="0"/>
               <w:jc w:val="both"/>
               <w:rPr>
@@ -11043,7 +11067,7 @@
           </w:tcPr>
           <w:p>
             <w:pPr>
-              <w:pStyle w:val="Contenidodelatablauser"/>
+              <w:pStyle w:val="Contenidodelatabla"/>
               <w:bidi w:val="0"/>
               <w:jc w:val="both"/>
               <w:rPr>
@@ -11069,7 +11093,7 @@
           </w:tcPr>
           <w:p>
             <w:pPr>
-              <w:pStyle w:val="Contenidodelatablauser"/>
+              <w:pStyle w:val="Contenidodelatabla"/>
               <w:bidi w:val="0"/>
               <w:jc w:val="both"/>
               <w:rPr>
@@ -11098,7 +11122,7 @@
           </w:tcPr>
           <w:p>
             <w:pPr>
-              <w:pStyle w:val="Contenidodelatablauser"/>
+              <w:pStyle w:val="Contenidodelatabla"/>
               <w:bidi w:val="0"/>
               <w:jc w:val="both"/>
               <w:rPr>
@@ -11124,7 +11148,7 @@
           </w:tcPr>
           <w:p>
             <w:pPr>
-              <w:pStyle w:val="Contenidodelatablauser"/>
+              <w:pStyle w:val="Contenidodelatabla"/>
               <w:bidi w:val="0"/>
               <w:jc w:val="both"/>
               <w:rPr>
@@ -11153,7 +11177,7 @@
           </w:tcPr>
           <w:p>
             <w:pPr>
-              <w:pStyle w:val="Contenidodelatablauser"/>
+              <w:pStyle w:val="Contenidodelatabla"/>
               <w:bidi w:val="0"/>
               <w:jc w:val="both"/>
               <w:rPr>
@@ -11179,7 +11203,7 @@
           </w:tcPr>
           <w:p>
             <w:pPr>
-              <w:pStyle w:val="Contenidodelatablauser"/>
+              <w:pStyle w:val="Contenidodelatabla"/>
               <w:widowControl w:val="false"/>
               <w:suppressLineNumbers/>
               <w:bidi w:val="0"/>
@@ -11210,7 +11234,7 @@
           </w:tcPr>
           <w:p>
             <w:pPr>
-              <w:pStyle w:val="Contenidodelatablauser"/>
+              <w:pStyle w:val="Contenidodelatabla"/>
               <w:bidi w:val="0"/>
               <w:jc w:val="both"/>
               <w:rPr>
@@ -11236,7 +11260,7 @@
           </w:tcPr>
           <w:p>
             <w:pPr>
-              <w:pStyle w:val="Contenidodelatablauser"/>
+              <w:pStyle w:val="Contenidodelatabla"/>
               <w:bidi w:val="0"/>
               <w:jc w:val="both"/>
               <w:rPr>
@@ -11301,7 +11325,7 @@
           </w:tcPr>
           <w:p>
             <w:pPr>
-              <w:pStyle w:val="Contenidodelatablauser"/>
+              <w:pStyle w:val="Contenidodelatabla"/>
               <w:bidi w:val="0"/>
               <w:jc w:val="both"/>
               <w:rPr>
@@ -11336,7 +11360,7 @@
           </w:tcPr>
           <w:p>
             <w:pPr>
-              <w:pStyle w:val="Contenidodelatablauser"/>
+              <w:pStyle w:val="Contenidodelatabla"/>
               <w:bidi w:val="0"/>
               <w:jc w:val="both"/>
               <w:rPr>
@@ -11367,7 +11391,7 @@
           </w:tcPr>
           <w:p>
             <w:pPr>
-              <w:pStyle w:val="Contenidodelatablauser"/>
+              <w:pStyle w:val="Contenidodelatabla"/>
               <w:bidi w:val="0"/>
               <w:jc w:val="both"/>
               <w:rPr>
@@ -11393,7 +11417,7 @@
           </w:tcPr>
           <w:p>
             <w:pPr>
-              <w:pStyle w:val="Contenidodelatablauser"/>
+              <w:pStyle w:val="Contenidodelatabla"/>
               <w:bidi w:val="0"/>
               <w:jc w:val="both"/>
               <w:rPr>
@@ -11422,7 +11446,7 @@
           </w:tcPr>
           <w:p>
             <w:pPr>
-              <w:pStyle w:val="Contenidodelatablauser"/>
+              <w:pStyle w:val="Contenidodelatabla"/>
               <w:bidi w:val="0"/>
               <w:jc w:val="both"/>
               <w:rPr>
@@ -11448,7 +11472,7 @@
           </w:tcPr>
           <w:p>
             <w:pPr>
-              <w:pStyle w:val="Contenidodelatablauser"/>
+              <w:pStyle w:val="Contenidodelatabla"/>
               <w:bidi w:val="0"/>
               <w:jc w:val="both"/>
               <w:rPr>
@@ -11477,7 +11501,7 @@
           </w:tcPr>
           <w:p>
             <w:pPr>
-              <w:pStyle w:val="Contenidodelatablauser"/>
+              <w:pStyle w:val="Contenidodelatabla"/>
               <w:bidi w:val="0"/>
               <w:jc w:val="both"/>
               <w:rPr>
@@ -11503,7 +11527,7 @@
           </w:tcPr>
           <w:p>
             <w:pPr>
-              <w:pStyle w:val="Contenidodelatablauser"/>
+              <w:pStyle w:val="Contenidodelatabla"/>
               <w:widowControl w:val="false"/>
               <w:suppressLineNumbers/>
               <w:bidi w:val="0"/>
@@ -11534,7 +11558,7 @@
           </w:tcPr>
           <w:p>
             <w:pPr>
-              <w:pStyle w:val="Contenidodelatablauser"/>
+              <w:pStyle w:val="Contenidodelatabla"/>
               <w:bidi w:val="0"/>
               <w:jc w:val="both"/>
               <w:rPr>
@@ -11560,7 +11584,7 @@
           </w:tcPr>
           <w:p>
             <w:pPr>
-              <w:pStyle w:val="Contenidodelatablauser"/>
+              <w:pStyle w:val="Contenidodelatabla"/>
               <w:bidi w:val="0"/>
               <w:jc w:val="both"/>
               <w:rPr>
@@ -11623,7 +11647,7 @@
           </w:tcPr>
           <w:p>
             <w:pPr>
-              <w:pStyle w:val="Contenidodelatablauser"/>
+              <w:pStyle w:val="Contenidodelatabla"/>
               <w:bidi w:val="0"/>
               <w:jc w:val="both"/>
               <w:rPr>
@@ -11658,24 +11682,18 @@
           </w:tcPr>
           <w:p>
             <w:pPr>
-              <w:pStyle w:val="Contenidodelatablauser"/>
-              <w:bidi w:val="0"/>
-              <w:jc w:val="both"/>
-              <w:rPr>
-                <w:rFonts w:ascii="Lucida Sans Unicode" w:hAnsi="Lucida Sans Unicode"/>
-              </w:rPr>
-            </w:pPr>
-            <w:r>
-              <w:rPr>
-                <w:rFonts w:ascii="Lucida Sans Unicode" w:hAnsi="Lucida Sans Unicode"/>
-              </w:rPr>
-              <w:t>R</w:t>
-            </w:r>
-            <w:r>
-              <w:rPr>
-                <w:rFonts w:ascii="Lucida Sans Unicode" w:hAnsi="Lucida Sans Unicode"/>
-              </w:rPr>
-              <w:t>NF01</w:t>
+              <w:pStyle w:val="Contenidodelatabla"/>
+              <w:bidi w:val="0"/>
+              <w:jc w:val="both"/>
+              <w:rPr>
+                <w:rFonts w:ascii="Lucida Sans Unicode" w:hAnsi="Lucida Sans Unicode"/>
+              </w:rPr>
+            </w:pPr>
+            <w:r>
+              <w:rPr>
+                <w:rFonts w:ascii="Lucida Sans Unicode" w:hAnsi="Lucida Sans Unicode"/>
+              </w:rPr>
+              <w:t>RNF01</w:t>
             </w:r>
           </w:p>
         </w:tc>
@@ -11695,7 +11713,7 @@
           </w:tcPr>
           <w:p>
             <w:pPr>
-              <w:pStyle w:val="Contenidodelatablauser"/>
+              <w:pStyle w:val="Contenidodelatabla"/>
               <w:bidi w:val="0"/>
               <w:jc w:val="both"/>
               <w:rPr>
@@ -11721,7 +11739,7 @@
           </w:tcPr>
           <w:p>
             <w:pPr>
-              <w:pStyle w:val="Contenidodelatablauser"/>
+              <w:pStyle w:val="Contenidodelatabla"/>
               <w:bidi w:val="0"/>
               <w:jc w:val="both"/>
               <w:rPr>
@@ -11750,7 +11768,7 @@
           </w:tcPr>
           <w:p>
             <w:pPr>
-              <w:pStyle w:val="Contenidodelatablauser"/>
+              <w:pStyle w:val="Contenidodelatabla"/>
               <w:bidi w:val="0"/>
               <w:jc w:val="both"/>
               <w:rPr>
@@ -11776,30 +11794,18 @@
           </w:tcPr>
           <w:p>
             <w:pPr>
-              <w:pStyle w:val="Contenidodelatablauser"/>
-              <w:bidi w:val="0"/>
-              <w:jc w:val="both"/>
-              <w:rPr>
-                <w:rFonts w:ascii="Lucida Sans Unicode" w:hAnsi="Lucida Sans Unicode"/>
-              </w:rPr>
-            </w:pPr>
-            <w:r>
-              <w:rPr>
-                <w:rFonts w:ascii="Lucida Sans Unicode" w:hAnsi="Lucida Sans Unicode"/>
-              </w:rPr>
-              <w:t xml:space="preserve">Requisito </w:t>
-            </w:r>
-            <w:r>
-              <w:rPr>
-                <w:rFonts w:ascii="Lucida Sans Unicode" w:hAnsi="Lucida Sans Unicode"/>
-              </w:rPr>
-              <w:t>no</w:t>
-            </w:r>
-            <w:r>
-              <w:rPr>
-                <w:rFonts w:ascii="Lucida Sans Unicode" w:hAnsi="Lucida Sans Unicode"/>
-              </w:rPr>
-              <w:t xml:space="preserve"> funcional</w:t>
+              <w:pStyle w:val="Contenidodelatabla"/>
+              <w:bidi w:val="0"/>
+              <w:jc w:val="both"/>
+              <w:rPr>
+                <w:rFonts w:ascii="Lucida Sans Unicode" w:hAnsi="Lucida Sans Unicode"/>
+              </w:rPr>
+            </w:pPr>
+            <w:r>
+              <w:rPr>
+                <w:rFonts w:ascii="Lucida Sans Unicode" w:hAnsi="Lucida Sans Unicode"/>
+              </w:rPr>
+              <w:t>Requisito no funcional</w:t>
             </w:r>
           </w:p>
         </w:tc>
@@ -11817,7 +11823,7 @@
           </w:tcPr>
           <w:p>
             <w:pPr>
-              <w:pStyle w:val="Contenidodelatablauser"/>
+              <w:pStyle w:val="Contenidodelatabla"/>
               <w:bidi w:val="0"/>
               <w:jc w:val="both"/>
               <w:rPr>
@@ -11843,7 +11849,7 @@
           </w:tcPr>
           <w:p>
             <w:pPr>
-              <w:pStyle w:val="Contenidodelatablauser"/>
+              <w:pStyle w:val="Contenidodelatabla"/>
               <w:widowControl w:val="false"/>
               <w:suppressLineNumbers/>
               <w:bidi w:val="0"/>
@@ -11856,13 +11862,7 @@
               <w:rPr>
                 <w:rFonts w:ascii="Lucida Sans Unicode" w:hAnsi="Lucida Sans Unicode"/>
               </w:rPr>
-              <w:t>RF0</w:t>
-            </w:r>
-            <w:r>
-              <w:rPr>
-                <w:rFonts w:ascii="Lucida Sans Unicode" w:hAnsi="Lucida Sans Unicode"/>
-              </w:rPr>
-              <w:t>2</w:t>
+              <w:t>RF02</w:t>
             </w:r>
           </w:p>
         </w:tc>
@@ -11880,7 +11880,7 @@
           </w:tcPr>
           <w:p>
             <w:pPr>
-              <w:pStyle w:val="Contenidodelatablauser"/>
+              <w:pStyle w:val="Contenidodelatabla"/>
               <w:bidi w:val="0"/>
               <w:jc w:val="both"/>
               <w:rPr>
@@ -11906,7 +11906,7 @@
           </w:tcPr>
           <w:p>
             <w:pPr>
-              <w:pStyle w:val="Contenidodelatablauser"/>
+              <w:pStyle w:val="Contenidodelatabla"/>
               <w:bidi w:val="0"/>
               <w:jc w:val="both"/>
               <w:rPr>
@@ -11969,7 +11969,7 @@
           </w:tcPr>
           <w:p>
             <w:pPr>
-              <w:pStyle w:val="Contenidodelatablauser"/>
+              <w:pStyle w:val="Contenidodelatabla"/>
               <w:bidi w:val="0"/>
               <w:jc w:val="both"/>
               <w:rPr>
@@ -12007,27 +12007,20 @@
           </w:tcPr>
           <w:p>
             <w:pPr>
-              <w:pStyle w:val="Contenidodelatablauser"/>
-              <w:bidi w:val="0"/>
-              <w:jc w:val="both"/>
-              <w:rPr>
-                <w:rFonts w:ascii="Lucida Sans Unicode" w:hAnsi="Lucida Sans Unicode"/>
-                <w:u w:val="none"/>
-              </w:rPr>
-            </w:pPr>
-            <w:r>
-              <w:rPr>
-                <w:rFonts w:ascii="Lucida Sans Unicode" w:hAnsi="Lucida Sans Unicode"/>
-                <w:u w:val="none"/>
-              </w:rPr>
-              <w:t>R</w:t>
-            </w:r>
-            <w:r>
-              <w:rPr>
-                <w:rFonts w:ascii="Lucida Sans Unicode" w:hAnsi="Lucida Sans Unicode"/>
-                <w:u w:val="none"/>
-              </w:rPr>
-              <w:t>NF02</w:t>
+              <w:pStyle w:val="Contenidodelatabla"/>
+              <w:bidi w:val="0"/>
+              <w:jc w:val="both"/>
+              <w:rPr>
+                <w:rFonts w:ascii="Lucida Sans Unicode" w:hAnsi="Lucida Sans Unicode"/>
+                <w:u w:val="none"/>
+              </w:rPr>
+            </w:pPr>
+            <w:r>
+              <w:rPr>
+                <w:rFonts w:ascii="Lucida Sans Unicode" w:hAnsi="Lucida Sans Unicode"/>
+                <w:u w:val="none"/>
+              </w:rPr>
+              <w:t>RNF02</w:t>
             </w:r>
           </w:p>
         </w:tc>
@@ -12047,7 +12040,7 @@
           </w:tcPr>
           <w:p>
             <w:pPr>
-              <w:pStyle w:val="Contenidodelatablauser"/>
+              <w:pStyle w:val="Contenidodelatabla"/>
               <w:bidi w:val="0"/>
               <w:jc w:val="both"/>
               <w:rPr>
@@ -12075,7 +12068,7 @@
           </w:tcPr>
           <w:p>
             <w:pPr>
-              <w:pStyle w:val="Contenidodelatablauser"/>
+              <w:pStyle w:val="Contenidodelatabla"/>
               <w:bidi w:val="0"/>
               <w:jc w:val="both"/>
               <w:rPr>
@@ -12106,7 +12099,7 @@
           </w:tcPr>
           <w:p>
             <w:pPr>
-              <w:pStyle w:val="Contenidodelatablauser"/>
+              <w:pStyle w:val="Contenidodelatabla"/>
               <w:bidi w:val="0"/>
               <w:jc w:val="both"/>
               <w:rPr>
@@ -12134,34 +12127,20 @@
           </w:tcPr>
           <w:p>
             <w:pPr>
-              <w:pStyle w:val="Contenidodelatablauser"/>
-              <w:bidi w:val="0"/>
-              <w:jc w:val="both"/>
-              <w:rPr>
-                <w:rFonts w:ascii="Lucida Sans Unicode" w:hAnsi="Lucida Sans Unicode"/>
-                <w:u w:val="none"/>
-              </w:rPr>
-            </w:pPr>
-            <w:r>
-              <w:rPr>
-                <w:rFonts w:ascii="Lucida Sans Unicode" w:hAnsi="Lucida Sans Unicode"/>
-                <w:u w:val="none"/>
-              </w:rPr>
-              <w:t xml:space="preserve">Requisito </w:t>
-            </w:r>
-            <w:r>
-              <w:rPr>
-                <w:rFonts w:ascii="Lucida Sans Unicode" w:hAnsi="Lucida Sans Unicode"/>
-                <w:u w:val="none"/>
-              </w:rPr>
-              <w:t>no</w:t>
-            </w:r>
-            <w:r>
-              <w:rPr>
-                <w:rFonts w:ascii="Lucida Sans Unicode" w:hAnsi="Lucida Sans Unicode"/>
-                <w:u w:val="none"/>
-              </w:rPr>
-              <w:t xml:space="preserve"> funcional</w:t>
+              <w:pStyle w:val="Contenidodelatabla"/>
+              <w:bidi w:val="0"/>
+              <w:jc w:val="both"/>
+              <w:rPr>
+                <w:rFonts w:ascii="Lucida Sans Unicode" w:hAnsi="Lucida Sans Unicode"/>
+                <w:u w:val="none"/>
+              </w:rPr>
+            </w:pPr>
+            <w:r>
+              <w:rPr>
+                <w:rFonts w:ascii="Lucida Sans Unicode" w:hAnsi="Lucida Sans Unicode"/>
+                <w:u w:val="none"/>
+              </w:rPr>
+              <w:t>Requisito no funcional</w:t>
             </w:r>
           </w:p>
         </w:tc>
@@ -12179,7 +12158,7 @@
           </w:tcPr>
           <w:p>
             <w:pPr>
-              <w:pStyle w:val="Contenidodelatablauser"/>
+              <w:pStyle w:val="Contenidodelatabla"/>
               <w:bidi w:val="0"/>
               <w:jc w:val="both"/>
               <w:rPr>
@@ -12207,7 +12186,7 @@
           </w:tcPr>
           <w:p>
             <w:pPr>
-              <w:pStyle w:val="Contenidodelatablauser"/>
+              <w:pStyle w:val="Contenidodelatabla"/>
               <w:widowControl w:val="false"/>
               <w:suppressLineNumbers/>
               <w:bidi w:val="0"/>
@@ -12222,14 +12201,7 @@
                 <w:rFonts w:ascii="Lucida Sans Unicode" w:hAnsi="Lucida Sans Unicode"/>
                 <w:u w:val="none"/>
               </w:rPr>
-              <w:t>RF0</w:t>
-            </w:r>
-            <w:r>
-              <w:rPr>
-                <w:rFonts w:ascii="Lucida Sans Unicode" w:hAnsi="Lucida Sans Unicode"/>
-                <w:u w:val="none"/>
-              </w:rPr>
-              <w:t>2</w:t>
+              <w:t>RF02</w:t>
             </w:r>
           </w:p>
         </w:tc>
@@ -12247,7 +12219,7 @@
           </w:tcPr>
           <w:p>
             <w:pPr>
-              <w:pStyle w:val="Contenidodelatablauser"/>
+              <w:pStyle w:val="Contenidodelatabla"/>
               <w:bidi w:val="0"/>
               <w:jc w:val="both"/>
               <w:rPr>
@@ -12275,7 +12247,7 @@
           </w:tcPr>
           <w:p>
             <w:pPr>
-              <w:pStyle w:val="Contenidodelatablauser"/>
+              <w:pStyle w:val="Contenidodelatabla"/>
               <w:bidi w:val="0"/>
               <w:jc w:val="both"/>
               <w:rPr>
@@ -12338,7 +12310,7 @@
           </w:tcPr>
           <w:p>
             <w:pPr>
-              <w:pStyle w:val="Contenidodelatablauser"/>
+              <w:pStyle w:val="Contenidodelatabla"/>
               <w:bidi w:val="0"/>
               <w:jc w:val="both"/>
               <w:rPr>
@@ -12376,34 +12348,20 @@
           </w:tcPr>
           <w:p>
             <w:pPr>
-              <w:pStyle w:val="Contenidodelatablauser"/>
-              <w:bidi w:val="0"/>
-              <w:jc w:val="both"/>
-              <w:rPr>
-                <w:rFonts w:ascii="Lucida Sans Unicode" w:hAnsi="Lucida Sans Unicode"/>
-                <w:u w:val="none"/>
-              </w:rPr>
-            </w:pPr>
-            <w:r>
-              <w:rPr>
-                <w:rFonts w:ascii="Lucida Sans Unicode" w:hAnsi="Lucida Sans Unicode"/>
-                <w:u w:val="none"/>
-              </w:rPr>
-              <w:t>R</w:t>
-            </w:r>
-            <w:r>
-              <w:rPr>
-                <w:rFonts w:ascii="Lucida Sans Unicode" w:hAnsi="Lucida Sans Unicode"/>
-                <w:u w:val="none"/>
-              </w:rPr>
-              <w:t>NF0</w:t>
-            </w:r>
-            <w:r>
-              <w:rPr>
-                <w:rFonts w:ascii="Lucida Sans Unicode" w:hAnsi="Lucida Sans Unicode"/>
-                <w:u w:val="none"/>
-              </w:rPr>
-              <w:t>3</w:t>
+              <w:pStyle w:val="Contenidodelatabla"/>
+              <w:bidi w:val="0"/>
+              <w:jc w:val="both"/>
+              <w:rPr>
+                <w:rFonts w:ascii="Lucida Sans Unicode" w:hAnsi="Lucida Sans Unicode"/>
+                <w:u w:val="none"/>
+              </w:rPr>
+            </w:pPr>
+            <w:r>
+              <w:rPr>
+                <w:rFonts w:ascii="Lucida Sans Unicode" w:hAnsi="Lucida Sans Unicode"/>
+                <w:u w:val="none"/>
+              </w:rPr>
+              <w:t>RNF03</w:t>
             </w:r>
           </w:p>
         </w:tc>
@@ -12423,7 +12381,7 @@
           </w:tcPr>
           <w:p>
             <w:pPr>
-              <w:pStyle w:val="Contenidodelatablauser"/>
+              <w:pStyle w:val="Contenidodelatabla"/>
               <w:bidi w:val="0"/>
               <w:jc w:val="both"/>
               <w:rPr>
@@ -12451,7 +12409,7 @@
           </w:tcPr>
           <w:p>
             <w:pPr>
-              <w:pStyle w:val="Contenidodelatablauser"/>
+              <w:pStyle w:val="Contenidodelatabla"/>
               <w:bidi w:val="0"/>
               <w:jc w:val="both"/>
               <w:rPr>
@@ -12482,7 +12440,7 @@
           </w:tcPr>
           <w:p>
             <w:pPr>
-              <w:pStyle w:val="Contenidodelatablauser"/>
+              <w:pStyle w:val="Contenidodelatabla"/>
               <w:bidi w:val="0"/>
               <w:jc w:val="both"/>
               <w:rPr>
@@ -12510,34 +12468,20 @@
           </w:tcPr>
           <w:p>
             <w:pPr>
-              <w:pStyle w:val="Contenidodelatablauser"/>
-              <w:bidi w:val="0"/>
-              <w:jc w:val="both"/>
-              <w:rPr>
-                <w:rFonts w:ascii="Lucida Sans Unicode" w:hAnsi="Lucida Sans Unicode"/>
-                <w:u w:val="none"/>
-              </w:rPr>
-            </w:pPr>
-            <w:r>
-              <w:rPr>
-                <w:rFonts w:ascii="Lucida Sans Unicode" w:hAnsi="Lucida Sans Unicode"/>
-                <w:u w:val="none"/>
-              </w:rPr>
-              <w:t xml:space="preserve">Requisito </w:t>
-            </w:r>
-            <w:r>
-              <w:rPr>
-                <w:rFonts w:ascii="Lucida Sans Unicode" w:hAnsi="Lucida Sans Unicode"/>
-                <w:u w:val="none"/>
-              </w:rPr>
-              <w:t>no</w:t>
-            </w:r>
-            <w:r>
-              <w:rPr>
-                <w:rFonts w:ascii="Lucida Sans Unicode" w:hAnsi="Lucida Sans Unicode"/>
-                <w:u w:val="none"/>
-              </w:rPr>
-              <w:t xml:space="preserve"> funcional</w:t>
+              <w:pStyle w:val="Contenidodelatabla"/>
+              <w:bidi w:val="0"/>
+              <w:jc w:val="both"/>
+              <w:rPr>
+                <w:rFonts w:ascii="Lucida Sans Unicode" w:hAnsi="Lucida Sans Unicode"/>
+                <w:u w:val="none"/>
+              </w:rPr>
+            </w:pPr>
+            <w:r>
+              <w:rPr>
+                <w:rFonts w:ascii="Lucida Sans Unicode" w:hAnsi="Lucida Sans Unicode"/>
+                <w:u w:val="none"/>
+              </w:rPr>
+              <w:t>Requisito no funcional</w:t>
             </w:r>
           </w:p>
         </w:tc>
@@ -12555,7 +12499,7 @@
           </w:tcPr>
           <w:p>
             <w:pPr>
-              <w:pStyle w:val="Contenidodelatablauser"/>
+              <w:pStyle w:val="Contenidodelatabla"/>
               <w:bidi w:val="0"/>
               <w:jc w:val="both"/>
               <w:rPr>
@@ -12583,7 +12527,7 @@
           </w:tcPr>
           <w:p>
             <w:pPr>
-              <w:pStyle w:val="Contenidodelatablauser"/>
+              <w:pStyle w:val="Contenidodelatabla"/>
               <w:widowControl w:val="false"/>
               <w:suppressLineNumbers/>
               <w:bidi w:val="0"/>
@@ -12598,14 +12542,7 @@
                 <w:rFonts w:ascii="Lucida Sans Unicode" w:hAnsi="Lucida Sans Unicode"/>
                 <w:u w:val="none"/>
               </w:rPr>
-              <w:t>RF0</w:t>
-            </w:r>
-            <w:r>
-              <w:rPr>
-                <w:rFonts w:ascii="Lucida Sans Unicode" w:hAnsi="Lucida Sans Unicode"/>
-                <w:u w:val="none"/>
-              </w:rPr>
-              <w:t>1</w:t>
+              <w:t>RF01</w:t>
             </w:r>
           </w:p>
         </w:tc>
@@ -12623,7 +12560,7 @@
           </w:tcPr>
           <w:p>
             <w:pPr>
-              <w:pStyle w:val="Contenidodelatablauser"/>
+              <w:pStyle w:val="Contenidodelatabla"/>
               <w:bidi w:val="0"/>
               <w:jc w:val="both"/>
               <w:rPr>
@@ -12651,7 +12588,7 @@
           </w:tcPr>
           <w:p>
             <w:pPr>
-              <w:pStyle w:val="Contenidodelatablauser"/>
+              <w:pStyle w:val="Contenidodelatabla"/>
               <w:bidi w:val="0"/>
               <w:jc w:val="both"/>
               <w:rPr>
@@ -12670,6 +12607,21 @@
         </w:tc>
       </w:tr>
     </w:tbl>
+    <w:p>
+      <w:pPr>
+        <w:pStyle w:val="Normal"/>
+        <w:bidi w:val="0"/>
+        <w:jc w:val="start"/>
+        <w:rPr>
+          <w:u w:val="single"/>
+        </w:rPr>
+      </w:pPr>
+      <w:r>
+        <w:rPr>
+          <w:u w:val="single"/>
+        </w:rPr>
+      </w:r>
+    </w:p>
     <w:p>
       <w:pPr>
         <w:pStyle w:val="Normal"/>
@@ -12716,7 +12668,7 @@
           </w:tcPr>
           <w:p>
             <w:pPr>
-              <w:pStyle w:val="Contenidodelatablauser"/>
+              <w:pStyle w:val="Contenidodelatabla"/>
               <w:bidi w:val="0"/>
               <w:jc w:val="both"/>
               <w:rPr>
@@ -12754,34 +12706,20 @@
           </w:tcPr>
           <w:p>
             <w:pPr>
-              <w:pStyle w:val="Contenidodelatablauser"/>
-              <w:bidi w:val="0"/>
-              <w:jc w:val="both"/>
-              <w:rPr>
-                <w:rFonts w:ascii="Lucida Sans Unicode" w:hAnsi="Lucida Sans Unicode"/>
-                <w:u w:val="none"/>
-              </w:rPr>
-            </w:pPr>
-            <w:r>
-              <w:rPr>
-                <w:rFonts w:ascii="Lucida Sans Unicode" w:hAnsi="Lucida Sans Unicode"/>
-                <w:u w:val="none"/>
-              </w:rPr>
-              <w:t>R</w:t>
-            </w:r>
-            <w:r>
-              <w:rPr>
-                <w:rFonts w:ascii="Lucida Sans Unicode" w:hAnsi="Lucida Sans Unicode"/>
-                <w:u w:val="none"/>
-              </w:rPr>
-              <w:t>NF0</w:t>
-            </w:r>
-            <w:r>
-              <w:rPr>
-                <w:rFonts w:ascii="Lucida Sans Unicode" w:hAnsi="Lucida Sans Unicode"/>
-                <w:u w:val="none"/>
-              </w:rPr>
-              <w:t>4</w:t>
+              <w:pStyle w:val="Contenidodelatabla"/>
+              <w:bidi w:val="0"/>
+              <w:jc w:val="both"/>
+              <w:rPr>
+                <w:rFonts w:ascii="Lucida Sans Unicode" w:hAnsi="Lucida Sans Unicode"/>
+                <w:u w:val="none"/>
+              </w:rPr>
+            </w:pPr>
+            <w:r>
+              <w:rPr>
+                <w:rFonts w:ascii="Lucida Sans Unicode" w:hAnsi="Lucida Sans Unicode"/>
+                <w:u w:val="none"/>
+              </w:rPr>
+              <w:t>RNF04</w:t>
             </w:r>
           </w:p>
         </w:tc>
@@ -12801,7 +12739,7 @@
           </w:tcPr>
           <w:p>
             <w:pPr>
-              <w:pStyle w:val="Contenidodelatablauser"/>
+              <w:pStyle w:val="Contenidodelatabla"/>
               <w:bidi w:val="0"/>
               <w:jc w:val="both"/>
               <w:rPr>
@@ -12829,7 +12767,7 @@
           </w:tcPr>
           <w:p>
             <w:pPr>
-              <w:pStyle w:val="Contenidodelatablauser"/>
+              <w:pStyle w:val="Contenidodelatabla"/>
               <w:bidi w:val="0"/>
               <w:jc w:val="both"/>
               <w:rPr>
@@ -12860,7 +12798,7 @@
           </w:tcPr>
           <w:p>
             <w:pPr>
-              <w:pStyle w:val="Contenidodelatablauser"/>
+              <w:pStyle w:val="Contenidodelatabla"/>
               <w:bidi w:val="0"/>
               <w:jc w:val="both"/>
               <w:rPr>
@@ -12888,34 +12826,20 @@
           </w:tcPr>
           <w:p>
             <w:pPr>
-              <w:pStyle w:val="Contenidodelatablauser"/>
-              <w:bidi w:val="0"/>
-              <w:jc w:val="both"/>
-              <w:rPr>
-                <w:rFonts w:ascii="Lucida Sans Unicode" w:hAnsi="Lucida Sans Unicode"/>
-                <w:u w:val="none"/>
-              </w:rPr>
-            </w:pPr>
-            <w:r>
-              <w:rPr>
-                <w:rFonts w:ascii="Lucida Sans Unicode" w:hAnsi="Lucida Sans Unicode"/>
-                <w:u w:val="none"/>
-              </w:rPr>
-              <w:t xml:space="preserve">Requisito </w:t>
-            </w:r>
-            <w:r>
-              <w:rPr>
-                <w:rFonts w:ascii="Lucida Sans Unicode" w:hAnsi="Lucida Sans Unicode"/>
-                <w:u w:val="none"/>
-              </w:rPr>
-              <w:t>no</w:t>
-            </w:r>
-            <w:r>
-              <w:rPr>
-                <w:rFonts w:ascii="Lucida Sans Unicode" w:hAnsi="Lucida Sans Unicode"/>
-                <w:u w:val="none"/>
-              </w:rPr>
-              <w:t xml:space="preserve"> funcional</w:t>
+              <w:pStyle w:val="Contenidodelatabla"/>
+              <w:bidi w:val="0"/>
+              <w:jc w:val="both"/>
+              <w:rPr>
+                <w:rFonts w:ascii="Lucida Sans Unicode" w:hAnsi="Lucida Sans Unicode"/>
+                <w:u w:val="none"/>
+              </w:rPr>
+            </w:pPr>
+            <w:r>
+              <w:rPr>
+                <w:rFonts w:ascii="Lucida Sans Unicode" w:hAnsi="Lucida Sans Unicode"/>
+                <w:u w:val="none"/>
+              </w:rPr>
+              <w:t>Requisito no funcional</w:t>
             </w:r>
           </w:p>
         </w:tc>
@@ -12933,7 +12857,7 @@
           </w:tcPr>
           <w:p>
             <w:pPr>
-              <w:pStyle w:val="Contenidodelatablauser"/>
+              <w:pStyle w:val="Contenidodelatabla"/>
               <w:bidi w:val="0"/>
               <w:jc w:val="both"/>
               <w:rPr>
@@ -12961,7 +12885,7 @@
           </w:tcPr>
           <w:p>
             <w:pPr>
-              <w:pStyle w:val="Contenidodelatablauser"/>
+              <w:pStyle w:val="Contenidodelatabla"/>
               <w:widowControl w:val="false"/>
               <w:suppressLineNumbers/>
               <w:bidi w:val="0"/>
@@ -12976,14 +12900,7 @@
                 <w:rFonts w:ascii="Lucida Sans Unicode" w:hAnsi="Lucida Sans Unicode"/>
                 <w:u w:val="none"/>
               </w:rPr>
-              <w:t>RF0</w:t>
-            </w:r>
-            <w:r>
-              <w:rPr>
-                <w:rFonts w:ascii="Lucida Sans Unicode" w:hAnsi="Lucida Sans Unicode"/>
-                <w:u w:val="none"/>
-              </w:rPr>
-              <w:t>5</w:t>
+              <w:t>RF05</w:t>
             </w:r>
           </w:p>
         </w:tc>
@@ -13001,7 +12918,7 @@
           </w:tcPr>
           <w:p>
             <w:pPr>
-              <w:pStyle w:val="Contenidodelatablauser"/>
+              <w:pStyle w:val="Contenidodelatabla"/>
               <w:bidi w:val="0"/>
               <w:jc w:val="both"/>
               <w:rPr>
@@ -13029,7 +12946,7 @@
           </w:tcPr>
           <w:p>
             <w:pPr>
-              <w:pStyle w:val="Contenidodelatablauser"/>
+              <w:pStyle w:val="Contenidodelatabla"/>
               <w:bidi w:val="0"/>
               <w:jc w:val="both"/>
               <w:rPr>
@@ -13046,36 +12963,6 @@
         </w:tc>
       </w:tr>
     </w:tbl>
-    <w:p>
-      <w:pPr>
-        <w:pStyle w:val="Normal"/>
-        <w:bidi w:val="0"/>
-        <w:jc w:val="start"/>
-        <w:rPr>
-          <w:u w:val="single"/>
-        </w:rPr>
-      </w:pPr>
-      <w:r>
-        <w:rPr>
-          <w:u w:val="single"/>
-        </w:rPr>
-      </w:r>
-    </w:p>
-    <w:p>
-      <w:pPr>
-        <w:pStyle w:val="Normal"/>
-        <w:bidi w:val="0"/>
-        <w:jc w:val="start"/>
-        <w:rPr>
-          <w:u w:val="single"/>
-        </w:rPr>
-      </w:pPr>
-      <w:r>
-        <w:rPr>
-          <w:u w:val="single"/>
-        </w:rPr>
-      </w:r>
-    </w:p>
     <w:p>
       <w:pPr>
         <w:pStyle w:val="Normal"/>
@@ -13122,7 +13009,7 @@
           </w:tcPr>
           <w:p>
             <w:pPr>
-              <w:pStyle w:val="Contenidodelatablauser"/>
+              <w:pStyle w:val="Contenidodelatabla"/>
               <w:bidi w:val="0"/>
               <w:jc w:val="both"/>
               <w:rPr>
@@ -13160,34 +13047,20 @@
           </w:tcPr>
           <w:p>
             <w:pPr>
-              <w:pStyle w:val="Contenidodelatablauser"/>
-              <w:bidi w:val="0"/>
-              <w:jc w:val="both"/>
-              <w:rPr>
-                <w:rFonts w:ascii="Lucida Sans Unicode" w:hAnsi="Lucida Sans Unicode"/>
-                <w:u w:val="none"/>
-              </w:rPr>
-            </w:pPr>
-            <w:r>
-              <w:rPr>
-                <w:rFonts w:ascii="Lucida Sans Unicode" w:hAnsi="Lucida Sans Unicode"/>
-                <w:u w:val="none"/>
-              </w:rPr>
-              <w:t>R</w:t>
-            </w:r>
-            <w:r>
-              <w:rPr>
-                <w:rFonts w:ascii="Lucida Sans Unicode" w:hAnsi="Lucida Sans Unicode"/>
-                <w:u w:val="none"/>
-              </w:rPr>
-              <w:t>NF0</w:t>
-            </w:r>
-            <w:r>
-              <w:rPr>
-                <w:rFonts w:ascii="Lucida Sans Unicode" w:hAnsi="Lucida Sans Unicode"/>
-                <w:u w:val="none"/>
-              </w:rPr>
-              <w:t>5</w:t>
+              <w:pStyle w:val="Contenidodelatabla"/>
+              <w:bidi w:val="0"/>
+              <w:jc w:val="both"/>
+              <w:rPr>
+                <w:rFonts w:ascii="Lucida Sans Unicode" w:hAnsi="Lucida Sans Unicode"/>
+                <w:u w:val="none"/>
+              </w:rPr>
+            </w:pPr>
+            <w:r>
+              <w:rPr>
+                <w:rFonts w:ascii="Lucida Sans Unicode" w:hAnsi="Lucida Sans Unicode"/>
+                <w:u w:val="none"/>
+              </w:rPr>
+              <w:t>RNF05</w:t>
             </w:r>
           </w:p>
         </w:tc>
@@ -13207,7 +13080,7 @@
           </w:tcPr>
           <w:p>
             <w:pPr>
-              <w:pStyle w:val="Contenidodelatablauser"/>
+              <w:pStyle w:val="Contenidodelatabla"/>
               <w:bidi w:val="0"/>
               <w:jc w:val="both"/>
               <w:rPr>
@@ -13235,7 +13108,7 @@
           </w:tcPr>
           <w:p>
             <w:pPr>
-              <w:pStyle w:val="Contenidodelatablauser"/>
+              <w:pStyle w:val="Contenidodelatabla"/>
               <w:bidi w:val="0"/>
               <w:jc w:val="both"/>
               <w:rPr>
@@ -13266,7 +13139,7 @@
           </w:tcPr>
           <w:p>
             <w:pPr>
-              <w:pStyle w:val="Contenidodelatablauser"/>
+              <w:pStyle w:val="Contenidodelatabla"/>
               <w:bidi w:val="0"/>
               <w:jc w:val="both"/>
               <w:rPr>
@@ -13294,34 +13167,20 @@
           </w:tcPr>
           <w:p>
             <w:pPr>
-              <w:pStyle w:val="Contenidodelatablauser"/>
-              <w:bidi w:val="0"/>
-              <w:jc w:val="both"/>
-              <w:rPr>
-                <w:rFonts w:ascii="Lucida Sans Unicode" w:hAnsi="Lucida Sans Unicode"/>
-                <w:u w:val="none"/>
-              </w:rPr>
-            </w:pPr>
-            <w:r>
-              <w:rPr>
-                <w:rFonts w:ascii="Lucida Sans Unicode" w:hAnsi="Lucida Sans Unicode"/>
-                <w:u w:val="none"/>
-              </w:rPr>
-              <w:t xml:space="preserve">Requisito </w:t>
-            </w:r>
-            <w:r>
-              <w:rPr>
-                <w:rFonts w:ascii="Lucida Sans Unicode" w:hAnsi="Lucida Sans Unicode"/>
-                <w:u w:val="none"/>
-              </w:rPr>
-              <w:t>no</w:t>
-            </w:r>
-            <w:r>
-              <w:rPr>
-                <w:rFonts w:ascii="Lucida Sans Unicode" w:hAnsi="Lucida Sans Unicode"/>
-                <w:u w:val="none"/>
-              </w:rPr>
-              <w:t xml:space="preserve"> funcional</w:t>
+              <w:pStyle w:val="Contenidodelatabla"/>
+              <w:bidi w:val="0"/>
+              <w:jc w:val="both"/>
+              <w:rPr>
+                <w:rFonts w:ascii="Lucida Sans Unicode" w:hAnsi="Lucida Sans Unicode"/>
+                <w:u w:val="none"/>
+              </w:rPr>
+            </w:pPr>
+            <w:r>
+              <w:rPr>
+                <w:rFonts w:ascii="Lucida Sans Unicode" w:hAnsi="Lucida Sans Unicode"/>
+                <w:u w:val="none"/>
+              </w:rPr>
+              <w:t>Requisito no funcional</w:t>
             </w:r>
           </w:p>
         </w:tc>
@@ -13339,7 +13198,7 @@
           </w:tcPr>
           <w:p>
             <w:pPr>
-              <w:pStyle w:val="Contenidodelatablauser"/>
+              <w:pStyle w:val="Contenidodelatabla"/>
               <w:bidi w:val="0"/>
               <w:jc w:val="both"/>
               <w:rPr>
@@ -13367,7 +13226,7 @@
           </w:tcPr>
           <w:p>
             <w:pPr>
-              <w:pStyle w:val="Contenidodelatablauser"/>
+              <w:pStyle w:val="Contenidodelatabla"/>
               <w:widowControl w:val="false"/>
               <w:suppressLineNumbers/>
               <w:bidi w:val="0"/>
@@ -13382,14 +13241,7 @@
                 <w:rFonts w:ascii="Lucida Sans Unicode" w:hAnsi="Lucida Sans Unicode"/>
                 <w:u w:val="none"/>
               </w:rPr>
-              <w:t>RF0</w:t>
-            </w:r>
-            <w:r>
-              <w:rPr>
-                <w:rFonts w:ascii="Lucida Sans Unicode" w:hAnsi="Lucida Sans Unicode"/>
-                <w:u w:val="none"/>
-              </w:rPr>
-              <w:t>9</w:t>
+              <w:t>RF09</w:t>
             </w:r>
           </w:p>
         </w:tc>
@@ -13407,7 +13259,7 @@
           </w:tcPr>
           <w:p>
             <w:pPr>
-              <w:pStyle w:val="Contenidodelatablauser"/>
+              <w:pStyle w:val="Contenidodelatabla"/>
               <w:bidi w:val="0"/>
               <w:jc w:val="both"/>
               <w:rPr>
@@ -13435,7 +13287,7 @@
           </w:tcPr>
           <w:p>
             <w:pPr>
-              <w:pStyle w:val="Contenidodelatablauser"/>
+              <w:pStyle w:val="Contenidodelatabla"/>
               <w:bidi w:val="0"/>
               <w:jc w:val="both"/>
               <w:rPr>
@@ -13500,7 +13352,7 @@
           </w:tcPr>
           <w:p>
             <w:pPr>
-              <w:pStyle w:val="Contenidodelatablauser"/>
+              <w:pStyle w:val="Contenidodelatabla"/>
               <w:bidi w:val="0"/>
               <w:jc w:val="both"/>
               <w:rPr>
@@ -13538,34 +13390,20 @@
           </w:tcPr>
           <w:p>
             <w:pPr>
-              <w:pStyle w:val="Contenidodelatablauser"/>
-              <w:bidi w:val="0"/>
-              <w:jc w:val="both"/>
-              <w:rPr>
-                <w:rFonts w:ascii="Lucida Sans Unicode" w:hAnsi="Lucida Sans Unicode"/>
-                <w:u w:val="none"/>
-              </w:rPr>
-            </w:pPr>
-            <w:r>
-              <w:rPr>
-                <w:rFonts w:ascii="Lucida Sans Unicode" w:hAnsi="Lucida Sans Unicode"/>
-                <w:u w:val="none"/>
-              </w:rPr>
-              <w:t>R</w:t>
-            </w:r>
-            <w:r>
-              <w:rPr>
-                <w:rFonts w:ascii="Lucida Sans Unicode" w:hAnsi="Lucida Sans Unicode"/>
-                <w:u w:val="none"/>
-              </w:rPr>
-              <w:t>NF0</w:t>
-            </w:r>
-            <w:r>
-              <w:rPr>
-                <w:rFonts w:ascii="Lucida Sans Unicode" w:hAnsi="Lucida Sans Unicode"/>
-                <w:u w:val="none"/>
-              </w:rPr>
-              <w:t>6</w:t>
+              <w:pStyle w:val="Contenidodelatabla"/>
+              <w:bidi w:val="0"/>
+              <w:jc w:val="both"/>
+              <w:rPr>
+                <w:rFonts w:ascii="Lucida Sans Unicode" w:hAnsi="Lucida Sans Unicode"/>
+                <w:u w:val="none"/>
+              </w:rPr>
+            </w:pPr>
+            <w:r>
+              <w:rPr>
+                <w:rFonts w:ascii="Lucida Sans Unicode" w:hAnsi="Lucida Sans Unicode"/>
+                <w:u w:val="none"/>
+              </w:rPr>
+              <w:t>RNF06</w:t>
             </w:r>
           </w:p>
         </w:tc>
@@ -13585,7 +13423,7 @@
           </w:tcPr>
           <w:p>
             <w:pPr>
-              <w:pStyle w:val="Contenidodelatablauser"/>
+              <w:pStyle w:val="Contenidodelatabla"/>
               <w:bidi w:val="0"/>
               <w:jc w:val="both"/>
               <w:rPr>
@@ -13613,7 +13451,7 @@
           </w:tcPr>
           <w:p>
             <w:pPr>
-              <w:pStyle w:val="Contenidodelatablauser"/>
+              <w:pStyle w:val="Contenidodelatabla"/>
               <w:bidi w:val="0"/>
               <w:jc w:val="both"/>
               <w:rPr>
@@ -13644,7 +13482,7 @@
           </w:tcPr>
           <w:p>
             <w:pPr>
-              <w:pStyle w:val="Contenidodelatablauser"/>
+              <w:pStyle w:val="Contenidodelatabla"/>
               <w:bidi w:val="0"/>
               <w:jc w:val="both"/>
               <w:rPr>
@@ -13672,34 +13510,20 @@
           </w:tcPr>
           <w:p>
             <w:pPr>
-              <w:pStyle w:val="Contenidodelatablauser"/>
-              <w:bidi w:val="0"/>
-              <w:jc w:val="both"/>
-              <w:rPr>
-                <w:rFonts w:ascii="Lucida Sans Unicode" w:hAnsi="Lucida Sans Unicode"/>
-                <w:u w:val="none"/>
-              </w:rPr>
-            </w:pPr>
-            <w:r>
-              <w:rPr>
-                <w:rFonts w:ascii="Lucida Sans Unicode" w:hAnsi="Lucida Sans Unicode"/>
-                <w:u w:val="none"/>
-              </w:rPr>
-              <w:t xml:space="preserve">Requisito </w:t>
-            </w:r>
-            <w:r>
-              <w:rPr>
-                <w:rFonts w:ascii="Lucida Sans Unicode" w:hAnsi="Lucida Sans Unicode"/>
-                <w:u w:val="none"/>
-              </w:rPr>
-              <w:t>no</w:t>
-            </w:r>
-            <w:r>
-              <w:rPr>
-                <w:rFonts w:ascii="Lucida Sans Unicode" w:hAnsi="Lucida Sans Unicode"/>
-                <w:u w:val="none"/>
-              </w:rPr>
-              <w:t xml:space="preserve"> funcional</w:t>
+              <w:pStyle w:val="Contenidodelatabla"/>
+              <w:bidi w:val="0"/>
+              <w:jc w:val="both"/>
+              <w:rPr>
+                <w:rFonts w:ascii="Lucida Sans Unicode" w:hAnsi="Lucida Sans Unicode"/>
+                <w:u w:val="none"/>
+              </w:rPr>
+            </w:pPr>
+            <w:r>
+              <w:rPr>
+                <w:rFonts w:ascii="Lucida Sans Unicode" w:hAnsi="Lucida Sans Unicode"/>
+                <w:u w:val="none"/>
+              </w:rPr>
+              <w:t>Requisito no funcional</w:t>
             </w:r>
           </w:p>
         </w:tc>
@@ -13717,7 +13541,7 @@
           </w:tcPr>
           <w:p>
             <w:pPr>
-              <w:pStyle w:val="Contenidodelatablauser"/>
+              <w:pStyle w:val="Contenidodelatabla"/>
               <w:bidi w:val="0"/>
               <w:jc w:val="both"/>
               <w:rPr>
@@ -13745,7 +13569,7 @@
           </w:tcPr>
           <w:p>
             <w:pPr>
-              <w:pStyle w:val="Contenidodelatablauser"/>
+              <w:pStyle w:val="Contenidodelatabla"/>
               <w:widowControl w:val="false"/>
               <w:suppressLineNumbers/>
               <w:bidi w:val="0"/>
@@ -13760,14 +13584,7 @@
                 <w:rFonts w:ascii="Lucida Sans Unicode" w:hAnsi="Lucida Sans Unicode"/>
                 <w:u w:val="none"/>
               </w:rPr>
-              <w:t>RF0</w:t>
-            </w:r>
-            <w:r>
-              <w:rPr>
-                <w:rFonts w:ascii="Lucida Sans Unicode" w:hAnsi="Lucida Sans Unicode"/>
-                <w:u w:val="none"/>
-              </w:rPr>
-              <w:t>2</w:t>
+              <w:t>RF02</w:t>
             </w:r>
           </w:p>
         </w:tc>
@@ -13785,7 +13602,7 @@
           </w:tcPr>
           <w:p>
             <w:pPr>
-              <w:pStyle w:val="Contenidodelatablauser"/>
+              <w:pStyle w:val="Contenidodelatabla"/>
               <w:bidi w:val="0"/>
               <w:jc w:val="both"/>
               <w:rPr>
@@ -13813,7 +13630,7 @@
           </w:tcPr>
           <w:p>
             <w:pPr>
-              <w:pStyle w:val="Contenidodelatablauser"/>
+              <w:pStyle w:val="Contenidodelatabla"/>
               <w:bidi w:val="0"/>
               <w:jc w:val="both"/>
               <w:rPr>
@@ -13878,7 +13695,7 @@
           </w:tcPr>
           <w:p>
             <w:pPr>
-              <w:pStyle w:val="Contenidodelatablauser"/>
+              <w:pStyle w:val="Contenidodelatabla"/>
               <w:bidi w:val="0"/>
               <w:jc w:val="both"/>
               <w:rPr>
@@ -13916,34 +13733,20 @@
           </w:tcPr>
           <w:p>
             <w:pPr>
-              <w:pStyle w:val="Contenidodelatablauser"/>
-              <w:bidi w:val="0"/>
-              <w:jc w:val="both"/>
-              <w:rPr>
-                <w:rFonts w:ascii="Lucida Sans Unicode" w:hAnsi="Lucida Sans Unicode"/>
-                <w:u w:val="none"/>
-              </w:rPr>
-            </w:pPr>
-            <w:r>
-              <w:rPr>
-                <w:rFonts w:ascii="Lucida Sans Unicode" w:hAnsi="Lucida Sans Unicode"/>
-                <w:u w:val="none"/>
-              </w:rPr>
-              <w:t>R</w:t>
-            </w:r>
-            <w:r>
-              <w:rPr>
-                <w:rFonts w:ascii="Lucida Sans Unicode" w:hAnsi="Lucida Sans Unicode"/>
-                <w:u w:val="none"/>
-              </w:rPr>
-              <w:t>NF0</w:t>
-            </w:r>
-            <w:r>
-              <w:rPr>
-                <w:rFonts w:ascii="Lucida Sans Unicode" w:hAnsi="Lucida Sans Unicode"/>
-                <w:u w:val="none"/>
-              </w:rPr>
-              <w:t>7</w:t>
+              <w:pStyle w:val="Contenidodelatabla"/>
+              <w:bidi w:val="0"/>
+              <w:jc w:val="both"/>
+              <w:rPr>
+                <w:rFonts w:ascii="Lucida Sans Unicode" w:hAnsi="Lucida Sans Unicode"/>
+                <w:u w:val="none"/>
+              </w:rPr>
+            </w:pPr>
+            <w:r>
+              <w:rPr>
+                <w:rFonts w:ascii="Lucida Sans Unicode" w:hAnsi="Lucida Sans Unicode"/>
+                <w:u w:val="none"/>
+              </w:rPr>
+              <w:t>RNF07</w:t>
             </w:r>
           </w:p>
         </w:tc>
@@ -13963,7 +13766,7 @@
           </w:tcPr>
           <w:p>
             <w:pPr>
-              <w:pStyle w:val="Contenidodelatablauser"/>
+              <w:pStyle w:val="Contenidodelatabla"/>
               <w:bidi w:val="0"/>
               <w:jc w:val="both"/>
               <w:rPr>
@@ -13991,7 +13794,7 @@
           </w:tcPr>
           <w:p>
             <w:pPr>
-              <w:pStyle w:val="Contenidodelatablauser"/>
+              <w:pStyle w:val="Contenidodelatabla"/>
               <w:bidi w:val="0"/>
               <w:jc w:val="both"/>
               <w:rPr>
@@ -14022,7 +13825,7 @@
           </w:tcPr>
           <w:p>
             <w:pPr>
-              <w:pStyle w:val="Contenidodelatablauser"/>
+              <w:pStyle w:val="Contenidodelatabla"/>
               <w:bidi w:val="0"/>
               <w:jc w:val="both"/>
               <w:rPr>
@@ -14050,34 +13853,20 @@
           </w:tcPr>
           <w:p>
             <w:pPr>
-              <w:pStyle w:val="Contenidodelatablauser"/>
-              <w:bidi w:val="0"/>
-              <w:jc w:val="both"/>
-              <w:rPr>
-                <w:rFonts w:ascii="Lucida Sans Unicode" w:hAnsi="Lucida Sans Unicode"/>
-                <w:u w:val="none"/>
-              </w:rPr>
-            </w:pPr>
-            <w:r>
-              <w:rPr>
-                <w:rFonts w:ascii="Lucida Sans Unicode" w:hAnsi="Lucida Sans Unicode"/>
-                <w:u w:val="none"/>
-              </w:rPr>
-              <w:t xml:space="preserve">Requisito </w:t>
-            </w:r>
-            <w:r>
-              <w:rPr>
-                <w:rFonts w:ascii="Lucida Sans Unicode" w:hAnsi="Lucida Sans Unicode"/>
-                <w:u w:val="none"/>
-              </w:rPr>
-              <w:t>no</w:t>
-            </w:r>
-            <w:r>
-              <w:rPr>
-                <w:rFonts w:ascii="Lucida Sans Unicode" w:hAnsi="Lucida Sans Unicode"/>
-                <w:u w:val="none"/>
-              </w:rPr>
-              <w:t xml:space="preserve"> funcional</w:t>
+              <w:pStyle w:val="Contenidodelatabla"/>
+              <w:bidi w:val="0"/>
+              <w:jc w:val="both"/>
+              <w:rPr>
+                <w:rFonts w:ascii="Lucida Sans Unicode" w:hAnsi="Lucida Sans Unicode"/>
+                <w:u w:val="none"/>
+              </w:rPr>
+            </w:pPr>
+            <w:r>
+              <w:rPr>
+                <w:rFonts w:ascii="Lucida Sans Unicode" w:hAnsi="Lucida Sans Unicode"/>
+                <w:u w:val="none"/>
+              </w:rPr>
+              <w:t>Requisito no funcional</w:t>
             </w:r>
           </w:p>
         </w:tc>
@@ -14095,7 +13884,7 @@
           </w:tcPr>
           <w:p>
             <w:pPr>
-              <w:pStyle w:val="Contenidodelatablauser"/>
+              <w:pStyle w:val="Contenidodelatabla"/>
               <w:bidi w:val="0"/>
               <w:jc w:val="both"/>
               <w:rPr>
@@ -14123,7 +13912,7 @@
           </w:tcPr>
           <w:p>
             <w:pPr>
-              <w:pStyle w:val="Contenidodelatablauser"/>
+              <w:pStyle w:val="Contenidodelatabla"/>
               <w:widowControl w:val="false"/>
               <w:suppressLineNumbers/>
               <w:bidi w:val="0"/>
@@ -14138,14 +13927,7 @@
                 <w:rFonts w:ascii="Lucida Sans Unicode" w:hAnsi="Lucida Sans Unicode"/>
                 <w:u w:val="none"/>
               </w:rPr>
-              <w:t>RF0</w:t>
-            </w:r>
-            <w:r>
-              <w:rPr>
-                <w:rFonts w:ascii="Lucida Sans Unicode" w:hAnsi="Lucida Sans Unicode"/>
-                <w:u w:val="none"/>
-              </w:rPr>
-              <w:t>6</w:t>
+              <w:t>RF06</w:t>
             </w:r>
           </w:p>
         </w:tc>
@@ -14163,7 +13945,7 @@
           </w:tcPr>
           <w:p>
             <w:pPr>
-              <w:pStyle w:val="Contenidodelatablauser"/>
+              <w:pStyle w:val="Contenidodelatabla"/>
               <w:bidi w:val="0"/>
               <w:jc w:val="both"/>
               <w:rPr>
@@ -14191,7 +13973,7 @@
           </w:tcPr>
           <w:p>
             <w:pPr>
-              <w:pStyle w:val="Contenidodelatablauser"/>
+              <w:pStyle w:val="Contenidodelatabla"/>
               <w:bidi w:val="0"/>
               <w:jc w:val="both"/>
               <w:rPr>
@@ -14210,6 +13992,66 @@
         </w:tc>
       </w:tr>
     </w:tbl>
+    <w:p>
+      <w:pPr>
+        <w:pStyle w:val="Normal"/>
+        <w:bidi w:val="0"/>
+        <w:jc w:val="start"/>
+        <w:rPr>
+          <w:u w:val="single"/>
+        </w:rPr>
+      </w:pPr>
+      <w:r>
+        <w:rPr>
+          <w:u w:val="single"/>
+        </w:rPr>
+      </w:r>
+    </w:p>
+    <w:p>
+      <w:pPr>
+        <w:pStyle w:val="Normal"/>
+        <w:bidi w:val="0"/>
+        <w:jc w:val="start"/>
+        <w:rPr>
+          <w:u w:val="single"/>
+        </w:rPr>
+      </w:pPr>
+      <w:r>
+        <w:rPr>
+          <w:u w:val="single"/>
+        </w:rPr>
+      </w:r>
+    </w:p>
+    <w:p>
+      <w:pPr>
+        <w:pStyle w:val="Normal"/>
+        <w:bidi w:val="0"/>
+        <w:jc w:val="start"/>
+        <w:rPr>
+          <w:u w:val="single"/>
+        </w:rPr>
+      </w:pPr>
+      <w:r>
+        <w:rPr>
+          <w:u w:val="single"/>
+        </w:rPr>
+      </w:r>
+    </w:p>
+    <w:p>
+      <w:pPr>
+        <w:pStyle w:val="Normal"/>
+        <w:bidi w:val="0"/>
+        <w:jc w:val="start"/>
+        <w:rPr>
+          <w:u w:val="single"/>
+        </w:rPr>
+      </w:pPr>
+      <w:r>
+        <w:rPr>
+          <w:u w:val="single"/>
+        </w:rPr>
+      </w:r>
+    </w:p>
     <w:p>
       <w:pPr>
         <w:pStyle w:val="Normal"/>
@@ -14256,7 +14098,7 @@
           </w:tcPr>
           <w:p>
             <w:pPr>
-              <w:pStyle w:val="Contenidodelatablauser"/>
+              <w:pStyle w:val="Contenidodelatabla"/>
               <w:bidi w:val="0"/>
               <w:jc w:val="both"/>
               <w:rPr>
@@ -14294,34 +14136,20 @@
           </w:tcPr>
           <w:p>
             <w:pPr>
-              <w:pStyle w:val="Contenidodelatablauser"/>
-              <w:bidi w:val="0"/>
-              <w:jc w:val="both"/>
-              <w:rPr>
-                <w:rFonts w:ascii="Lucida Sans Unicode" w:hAnsi="Lucida Sans Unicode"/>
-                <w:u w:val="none"/>
-              </w:rPr>
-            </w:pPr>
-            <w:r>
-              <w:rPr>
-                <w:rFonts w:ascii="Lucida Sans Unicode" w:hAnsi="Lucida Sans Unicode"/>
-                <w:u w:val="none"/>
-              </w:rPr>
-              <w:t>R</w:t>
-            </w:r>
-            <w:r>
-              <w:rPr>
-                <w:rFonts w:ascii="Lucida Sans Unicode" w:hAnsi="Lucida Sans Unicode"/>
-                <w:u w:val="none"/>
-              </w:rPr>
-              <w:t>NF0</w:t>
-            </w:r>
-            <w:r>
-              <w:rPr>
-                <w:rFonts w:ascii="Lucida Sans Unicode" w:hAnsi="Lucida Sans Unicode"/>
-                <w:u w:val="none"/>
-              </w:rPr>
-              <w:t>8</w:t>
+              <w:pStyle w:val="Contenidodelatabla"/>
+              <w:bidi w:val="0"/>
+              <w:jc w:val="both"/>
+              <w:rPr>
+                <w:rFonts w:ascii="Lucida Sans Unicode" w:hAnsi="Lucida Sans Unicode"/>
+                <w:u w:val="none"/>
+              </w:rPr>
+            </w:pPr>
+            <w:r>
+              <w:rPr>
+                <w:rFonts w:ascii="Lucida Sans Unicode" w:hAnsi="Lucida Sans Unicode"/>
+                <w:u w:val="none"/>
+              </w:rPr>
+              <w:t>RNF08</w:t>
             </w:r>
           </w:p>
         </w:tc>
@@ -14341,7 +14169,7 @@
           </w:tcPr>
           <w:p>
             <w:pPr>
-              <w:pStyle w:val="Contenidodelatablauser"/>
+              <w:pStyle w:val="Contenidodelatabla"/>
               <w:bidi w:val="0"/>
               <w:jc w:val="both"/>
               <w:rPr>
@@ -14369,7 +14197,7 @@
           </w:tcPr>
           <w:p>
             <w:pPr>
-              <w:pStyle w:val="Contenidodelatablauser"/>
+              <w:pStyle w:val="Contenidodelatabla"/>
               <w:bidi w:val="0"/>
               <w:jc w:val="both"/>
               <w:rPr>
@@ -14400,7 +14228,7 @@
           </w:tcPr>
           <w:p>
             <w:pPr>
-              <w:pStyle w:val="Contenidodelatablauser"/>
+              <w:pStyle w:val="Contenidodelatabla"/>
               <w:bidi w:val="0"/>
               <w:jc w:val="both"/>
               <w:rPr>
@@ -14428,34 +14256,20 @@
           </w:tcPr>
           <w:p>
             <w:pPr>
-              <w:pStyle w:val="Contenidodelatablauser"/>
-              <w:bidi w:val="0"/>
-              <w:jc w:val="both"/>
-              <w:rPr>
-                <w:rFonts w:ascii="Lucida Sans Unicode" w:hAnsi="Lucida Sans Unicode"/>
-                <w:u w:val="none"/>
-              </w:rPr>
-            </w:pPr>
-            <w:r>
-              <w:rPr>
-                <w:rFonts w:ascii="Lucida Sans Unicode" w:hAnsi="Lucida Sans Unicode"/>
-                <w:u w:val="none"/>
-              </w:rPr>
-              <w:t xml:space="preserve">Requisito </w:t>
-            </w:r>
-            <w:r>
-              <w:rPr>
-                <w:rFonts w:ascii="Lucida Sans Unicode" w:hAnsi="Lucida Sans Unicode"/>
-                <w:u w:val="none"/>
-              </w:rPr>
-              <w:t>no</w:t>
-            </w:r>
-            <w:r>
-              <w:rPr>
-                <w:rFonts w:ascii="Lucida Sans Unicode" w:hAnsi="Lucida Sans Unicode"/>
-                <w:u w:val="none"/>
-              </w:rPr>
-              <w:t xml:space="preserve"> funcional</w:t>
+              <w:pStyle w:val="Contenidodelatabla"/>
+              <w:bidi w:val="0"/>
+              <w:jc w:val="both"/>
+              <w:rPr>
+                <w:rFonts w:ascii="Lucida Sans Unicode" w:hAnsi="Lucida Sans Unicode"/>
+                <w:u w:val="none"/>
+              </w:rPr>
+            </w:pPr>
+            <w:r>
+              <w:rPr>
+                <w:rFonts w:ascii="Lucida Sans Unicode" w:hAnsi="Lucida Sans Unicode"/>
+                <w:u w:val="none"/>
+              </w:rPr>
+              <w:t>Requisito no funcional</w:t>
             </w:r>
           </w:p>
         </w:tc>
@@ -14473,7 +14287,7 @@
           </w:tcPr>
           <w:p>
             <w:pPr>
-              <w:pStyle w:val="Contenidodelatablauser"/>
+              <w:pStyle w:val="Contenidodelatabla"/>
               <w:bidi w:val="0"/>
               <w:jc w:val="both"/>
               <w:rPr>
@@ -14501,7 +14315,7 @@
           </w:tcPr>
           <w:p>
             <w:pPr>
-              <w:pStyle w:val="Contenidodelatablauser"/>
+              <w:pStyle w:val="Contenidodelatabla"/>
               <w:widowControl w:val="false"/>
               <w:suppressLineNumbers/>
               <w:bidi w:val="0"/>
@@ -14516,14 +14330,7 @@
                 <w:rFonts w:ascii="Lucida Sans Unicode" w:hAnsi="Lucida Sans Unicode"/>
                 <w:u w:val="none"/>
               </w:rPr>
-              <w:t>RF</w:t>
-            </w:r>
-            <w:r>
-              <w:rPr>
-                <w:rFonts w:ascii="Lucida Sans Unicode" w:hAnsi="Lucida Sans Unicode"/>
-                <w:u w:val="none"/>
-              </w:rPr>
-              <w:t>17</w:t>
+              <w:t>RF17</w:t>
             </w:r>
           </w:p>
         </w:tc>
@@ -14541,7 +14348,7 @@
           </w:tcPr>
           <w:p>
             <w:pPr>
-              <w:pStyle w:val="Contenidodelatablauser"/>
+              <w:pStyle w:val="Contenidodelatabla"/>
               <w:bidi w:val="0"/>
               <w:jc w:val="both"/>
               <w:rPr>
@@ -14569,7 +14376,7 @@
           </w:tcPr>
           <w:p>
             <w:pPr>
-              <w:pStyle w:val="Contenidodelatablauser"/>
+              <w:pStyle w:val="Contenidodelatabla"/>
               <w:bidi w:val="0"/>
               <w:jc w:val="both"/>
               <w:rPr>
@@ -14588,60 +14395,6 @@
         </w:tc>
       </w:tr>
     </w:tbl>
-    <w:p>
-      <w:pPr>
-        <w:pStyle w:val="Normal"/>
-        <w:rPr/>
-      </w:pPr>
-      <w:r>
-        <w:rPr/>
-      </w:r>
-    </w:p>
-    <w:p>
-      <w:pPr>
-        <w:pStyle w:val="Normal"/>
-        <w:rPr/>
-      </w:pPr>
-      <w:r>
-        <w:rPr/>
-      </w:r>
-    </w:p>
-    <w:p>
-      <w:pPr>
-        <w:pStyle w:val="Normal"/>
-        <w:rPr/>
-      </w:pPr>
-      <w:r>
-        <w:rPr/>
-      </w:r>
-    </w:p>
-    <w:p>
-      <w:pPr>
-        <w:pStyle w:val="Normal"/>
-        <w:rPr/>
-      </w:pPr>
-      <w:r>
-        <w:rPr/>
-      </w:r>
-    </w:p>
-    <w:p>
-      <w:pPr>
-        <w:pStyle w:val="Normal"/>
-        <w:rPr/>
-      </w:pPr>
-      <w:r>
-        <w:rPr/>
-      </w:r>
-    </w:p>
-    <w:p>
-      <w:pPr>
-        <w:pStyle w:val="Normal"/>
-        <w:rPr/>
-      </w:pPr>
-      <w:r>
-        <w:rPr/>
-      </w:r>
-    </w:p>
     <w:p>
       <w:pPr>
         <w:pStyle w:val="Normal"/>
@@ -14682,7 +14435,7 @@
           </w:tcPr>
           <w:p>
             <w:pPr>
-              <w:pStyle w:val="Contenidodelatablauser"/>
+              <w:pStyle w:val="Contenidodelatabla"/>
               <w:bidi w:val="0"/>
               <w:jc w:val="both"/>
               <w:rPr>
@@ -14720,34 +14473,20 @@
           </w:tcPr>
           <w:p>
             <w:pPr>
-              <w:pStyle w:val="Contenidodelatablauser"/>
-              <w:bidi w:val="0"/>
-              <w:jc w:val="both"/>
-              <w:rPr>
-                <w:rFonts w:ascii="Lucida Sans Unicode" w:hAnsi="Lucida Sans Unicode"/>
-                <w:u w:val="none"/>
-              </w:rPr>
-            </w:pPr>
-            <w:r>
-              <w:rPr>
-                <w:rFonts w:ascii="Lucida Sans Unicode" w:hAnsi="Lucida Sans Unicode"/>
-                <w:u w:val="none"/>
-              </w:rPr>
-              <w:t>R</w:t>
-            </w:r>
-            <w:r>
-              <w:rPr>
-                <w:rFonts w:ascii="Lucida Sans Unicode" w:hAnsi="Lucida Sans Unicode"/>
-                <w:u w:val="none"/>
-              </w:rPr>
-              <w:t>NF0</w:t>
-            </w:r>
-            <w:r>
-              <w:rPr>
-                <w:rFonts w:ascii="Lucida Sans Unicode" w:hAnsi="Lucida Sans Unicode"/>
-                <w:u w:val="none"/>
-              </w:rPr>
-              <w:t>9</w:t>
+              <w:pStyle w:val="Contenidodelatabla"/>
+              <w:bidi w:val="0"/>
+              <w:jc w:val="both"/>
+              <w:rPr>
+                <w:rFonts w:ascii="Lucida Sans Unicode" w:hAnsi="Lucida Sans Unicode"/>
+                <w:u w:val="none"/>
+              </w:rPr>
+            </w:pPr>
+            <w:r>
+              <w:rPr>
+                <w:rFonts w:ascii="Lucida Sans Unicode" w:hAnsi="Lucida Sans Unicode"/>
+                <w:u w:val="none"/>
+              </w:rPr>
+              <w:t>RNF09</w:t>
             </w:r>
           </w:p>
         </w:tc>
@@ -14767,7 +14506,7 @@
           </w:tcPr>
           <w:p>
             <w:pPr>
-              <w:pStyle w:val="Contenidodelatablauser"/>
+              <w:pStyle w:val="Contenidodelatabla"/>
               <w:bidi w:val="0"/>
               <w:jc w:val="both"/>
               <w:rPr>
@@ -14795,7 +14534,7 @@
           </w:tcPr>
           <w:p>
             <w:pPr>
-              <w:pStyle w:val="Contenidodelatablauser"/>
+              <w:pStyle w:val="Contenidodelatabla"/>
               <w:bidi w:val="0"/>
               <w:jc w:val="both"/>
               <w:rPr>
@@ -14826,7 +14565,7 @@
           </w:tcPr>
           <w:p>
             <w:pPr>
-              <w:pStyle w:val="Contenidodelatablauser"/>
+              <w:pStyle w:val="Contenidodelatabla"/>
               <w:bidi w:val="0"/>
               <w:jc w:val="both"/>
               <w:rPr>
@@ -14854,34 +14593,20 @@
           </w:tcPr>
           <w:p>
             <w:pPr>
-              <w:pStyle w:val="Contenidodelatablauser"/>
-              <w:bidi w:val="0"/>
-              <w:jc w:val="both"/>
-              <w:rPr>
-                <w:rFonts w:ascii="Lucida Sans Unicode" w:hAnsi="Lucida Sans Unicode"/>
-                <w:u w:val="none"/>
-              </w:rPr>
-            </w:pPr>
-            <w:r>
-              <w:rPr>
-                <w:rFonts w:ascii="Lucida Sans Unicode" w:hAnsi="Lucida Sans Unicode"/>
-                <w:u w:val="none"/>
-              </w:rPr>
-              <w:t xml:space="preserve">Requisito </w:t>
-            </w:r>
-            <w:r>
-              <w:rPr>
-                <w:rFonts w:ascii="Lucida Sans Unicode" w:hAnsi="Lucida Sans Unicode"/>
-                <w:u w:val="none"/>
-              </w:rPr>
-              <w:t>no</w:t>
-            </w:r>
-            <w:r>
-              <w:rPr>
-                <w:rFonts w:ascii="Lucida Sans Unicode" w:hAnsi="Lucida Sans Unicode"/>
-                <w:u w:val="none"/>
-              </w:rPr>
-              <w:t xml:space="preserve"> funcional</w:t>
+              <w:pStyle w:val="Contenidodelatabla"/>
+              <w:bidi w:val="0"/>
+              <w:jc w:val="both"/>
+              <w:rPr>
+                <w:rFonts w:ascii="Lucida Sans Unicode" w:hAnsi="Lucida Sans Unicode"/>
+                <w:u w:val="none"/>
+              </w:rPr>
+            </w:pPr>
+            <w:r>
+              <w:rPr>
+                <w:rFonts w:ascii="Lucida Sans Unicode" w:hAnsi="Lucida Sans Unicode"/>
+                <w:u w:val="none"/>
+              </w:rPr>
+              <w:t>Requisito no funcional</w:t>
             </w:r>
           </w:p>
         </w:tc>
@@ -14899,7 +14624,7 @@
           </w:tcPr>
           <w:p>
             <w:pPr>
-              <w:pStyle w:val="Contenidodelatablauser"/>
+              <w:pStyle w:val="Contenidodelatabla"/>
               <w:bidi w:val="0"/>
               <w:jc w:val="both"/>
               <w:rPr>
@@ -14927,7 +14652,7 @@
           </w:tcPr>
           <w:p>
             <w:pPr>
-              <w:pStyle w:val="Contenidodelatablauser"/>
+              <w:pStyle w:val="Contenidodelatabla"/>
               <w:widowControl w:val="false"/>
               <w:suppressLineNumbers/>
               <w:bidi w:val="0"/>
@@ -14942,14 +14667,7 @@
                 <w:rFonts w:ascii="Lucida Sans Unicode" w:hAnsi="Lucida Sans Unicode"/>
                 <w:u w:val="none"/>
               </w:rPr>
-              <w:t>RF</w:t>
-            </w:r>
-            <w:r>
-              <w:rPr>
-                <w:rFonts w:ascii="Lucida Sans Unicode" w:hAnsi="Lucida Sans Unicode"/>
-                <w:u w:val="none"/>
-              </w:rPr>
-              <w:t>29</w:t>
+              <w:t>RF29</w:t>
             </w:r>
           </w:p>
         </w:tc>
@@ -14967,7 +14685,7 @@
           </w:tcPr>
           <w:p>
             <w:pPr>
-              <w:pStyle w:val="Contenidodelatablauser"/>
+              <w:pStyle w:val="Contenidodelatabla"/>
               <w:bidi w:val="0"/>
               <w:jc w:val="both"/>
               <w:rPr>
@@ -14995,7 +14713,7 @@
           </w:tcPr>
           <w:p>
             <w:pPr>
-              <w:pStyle w:val="Contenidodelatablauser"/>
+              <w:pStyle w:val="Contenidodelatabla"/>
               <w:bidi w:val="0"/>
               <w:jc w:val="both"/>
               <w:rPr>
@@ -15054,7 +14772,7 @@
           </w:tcPr>
           <w:p>
             <w:pPr>
-              <w:pStyle w:val="Contenidodelatablauser"/>
+              <w:pStyle w:val="Contenidodelatabla"/>
               <w:bidi w:val="0"/>
               <w:jc w:val="both"/>
               <w:rPr>
@@ -15092,34 +14810,20 @@
           </w:tcPr>
           <w:p>
             <w:pPr>
-              <w:pStyle w:val="Contenidodelatablauser"/>
-              <w:bidi w:val="0"/>
-              <w:jc w:val="both"/>
-              <w:rPr>
-                <w:rFonts w:ascii="Lucida Sans Unicode" w:hAnsi="Lucida Sans Unicode"/>
-                <w:u w:val="none"/>
-              </w:rPr>
-            </w:pPr>
-            <w:r>
-              <w:rPr>
-                <w:rFonts w:ascii="Lucida Sans Unicode" w:hAnsi="Lucida Sans Unicode"/>
-                <w:u w:val="none"/>
-              </w:rPr>
-              <w:t>R</w:t>
-            </w:r>
-            <w:r>
-              <w:rPr>
-                <w:rFonts w:ascii="Lucida Sans Unicode" w:hAnsi="Lucida Sans Unicode"/>
-                <w:u w:val="none"/>
-              </w:rPr>
-              <w:t>NF0</w:t>
-            </w:r>
-            <w:r>
-              <w:rPr>
-                <w:rFonts w:ascii="Lucida Sans Unicode" w:hAnsi="Lucida Sans Unicode"/>
-                <w:u w:val="none"/>
-              </w:rPr>
-              <w:t>9</w:t>
+              <w:pStyle w:val="Contenidodelatabla"/>
+              <w:bidi w:val="0"/>
+              <w:jc w:val="both"/>
+              <w:rPr>
+                <w:rFonts w:ascii="Lucida Sans Unicode" w:hAnsi="Lucida Sans Unicode"/>
+                <w:u w:val="none"/>
+              </w:rPr>
+            </w:pPr>
+            <w:r>
+              <w:rPr>
+                <w:rFonts w:ascii="Lucida Sans Unicode" w:hAnsi="Lucida Sans Unicode"/>
+                <w:u w:val="none"/>
+              </w:rPr>
+              <w:t>RNF09</w:t>
             </w:r>
           </w:p>
         </w:tc>
@@ -15139,7 +14843,7 @@
           </w:tcPr>
           <w:p>
             <w:pPr>
-              <w:pStyle w:val="Contenidodelatablauser"/>
+              <w:pStyle w:val="Contenidodelatabla"/>
               <w:bidi w:val="0"/>
               <w:jc w:val="both"/>
               <w:rPr>
@@ -15167,7 +14871,7 @@
           </w:tcPr>
           <w:p>
             <w:pPr>
-              <w:pStyle w:val="Contenidodelatablauser"/>
+              <w:pStyle w:val="Contenidodelatabla"/>
               <w:bidi w:val="0"/>
               <w:jc w:val="both"/>
               <w:rPr>
@@ -15198,7 +14902,7 @@
           </w:tcPr>
           <w:p>
             <w:pPr>
-              <w:pStyle w:val="Contenidodelatablauser"/>
+              <w:pStyle w:val="Contenidodelatabla"/>
               <w:bidi w:val="0"/>
               <w:jc w:val="both"/>
               <w:rPr>
@@ -15226,34 +14930,20 @@
           </w:tcPr>
           <w:p>
             <w:pPr>
-              <w:pStyle w:val="Contenidodelatablauser"/>
-              <w:bidi w:val="0"/>
-              <w:jc w:val="both"/>
-              <w:rPr>
-                <w:rFonts w:ascii="Lucida Sans Unicode" w:hAnsi="Lucida Sans Unicode"/>
-                <w:u w:val="none"/>
-              </w:rPr>
-            </w:pPr>
-            <w:r>
-              <w:rPr>
-                <w:rFonts w:ascii="Lucida Sans Unicode" w:hAnsi="Lucida Sans Unicode"/>
-                <w:u w:val="none"/>
-              </w:rPr>
-              <w:t xml:space="preserve">Requisito </w:t>
-            </w:r>
-            <w:r>
-              <w:rPr>
-                <w:rFonts w:ascii="Lucida Sans Unicode" w:hAnsi="Lucida Sans Unicode"/>
-                <w:u w:val="none"/>
-              </w:rPr>
-              <w:t>no</w:t>
-            </w:r>
-            <w:r>
-              <w:rPr>
-                <w:rFonts w:ascii="Lucida Sans Unicode" w:hAnsi="Lucida Sans Unicode"/>
-                <w:u w:val="none"/>
-              </w:rPr>
-              <w:t xml:space="preserve"> funcional</w:t>
+              <w:pStyle w:val="Contenidodelatabla"/>
+              <w:bidi w:val="0"/>
+              <w:jc w:val="both"/>
+              <w:rPr>
+                <w:rFonts w:ascii="Lucida Sans Unicode" w:hAnsi="Lucida Sans Unicode"/>
+                <w:u w:val="none"/>
+              </w:rPr>
+            </w:pPr>
+            <w:r>
+              <w:rPr>
+                <w:rFonts w:ascii="Lucida Sans Unicode" w:hAnsi="Lucida Sans Unicode"/>
+                <w:u w:val="none"/>
+              </w:rPr>
+              <w:t>Requisito no funcional</w:t>
             </w:r>
           </w:p>
         </w:tc>
@@ -15271,7 +14961,7 @@
           </w:tcPr>
           <w:p>
             <w:pPr>
-              <w:pStyle w:val="Contenidodelatablauser"/>
+              <w:pStyle w:val="Contenidodelatabla"/>
               <w:bidi w:val="0"/>
               <w:jc w:val="both"/>
               <w:rPr>
@@ -15299,7 +14989,7 @@
           </w:tcPr>
           <w:p>
             <w:pPr>
-              <w:pStyle w:val="Contenidodelatablauser"/>
+              <w:pStyle w:val="Contenidodelatabla"/>
               <w:widowControl w:val="false"/>
               <w:suppressLineNumbers/>
               <w:bidi w:val="0"/>
@@ -15314,14 +15004,7 @@
                 <w:rFonts w:ascii="Lucida Sans Unicode" w:hAnsi="Lucida Sans Unicode"/>
                 <w:u w:val="none"/>
               </w:rPr>
-              <w:t>RF</w:t>
-            </w:r>
-            <w:r>
-              <w:rPr>
-                <w:rFonts w:ascii="Lucida Sans Unicode" w:hAnsi="Lucida Sans Unicode"/>
-                <w:u w:val="none"/>
-              </w:rPr>
-              <w:t>29</w:t>
+              <w:t>RF29</w:t>
             </w:r>
           </w:p>
         </w:tc>
@@ -15339,7 +15022,7 @@
           </w:tcPr>
           <w:p>
             <w:pPr>
-              <w:pStyle w:val="Contenidodelatablauser"/>
+              <w:pStyle w:val="Contenidodelatabla"/>
               <w:bidi w:val="0"/>
               <w:jc w:val="both"/>
               <w:rPr>
@@ -15367,7 +15050,7 @@
           </w:tcPr>
           <w:p>
             <w:pPr>
-              <w:pStyle w:val="Contenidodelatablauser"/>
+              <w:pStyle w:val="Contenidodelatabla"/>
               <w:bidi w:val="0"/>
               <w:jc w:val="both"/>
               <w:rPr>
@@ -15432,7 +15115,7 @@
           </w:tcPr>
           <w:p>
             <w:pPr>
-              <w:pStyle w:val="Contenidodelatablauser"/>
+              <w:pStyle w:val="Contenidodelatabla"/>
               <w:bidi w:val="0"/>
               <w:jc w:val="both"/>
               <w:rPr>
@@ -15470,34 +15153,20 @@
           </w:tcPr>
           <w:p>
             <w:pPr>
-              <w:pStyle w:val="Contenidodelatablauser"/>
-              <w:bidi w:val="0"/>
-              <w:jc w:val="both"/>
-              <w:rPr>
-                <w:rFonts w:ascii="Lucida Sans Unicode" w:hAnsi="Lucida Sans Unicode"/>
-                <w:u w:val="none"/>
-              </w:rPr>
-            </w:pPr>
-            <w:r>
-              <w:rPr>
-                <w:rFonts w:ascii="Lucida Sans Unicode" w:hAnsi="Lucida Sans Unicode"/>
-                <w:u w:val="none"/>
-              </w:rPr>
-              <w:t>R</w:t>
-            </w:r>
-            <w:r>
-              <w:rPr>
-                <w:rFonts w:ascii="Lucida Sans Unicode" w:hAnsi="Lucida Sans Unicode"/>
-                <w:u w:val="none"/>
-              </w:rPr>
-              <w:t>NF</w:t>
-            </w:r>
-            <w:r>
-              <w:rPr>
-                <w:rFonts w:ascii="Lucida Sans Unicode" w:hAnsi="Lucida Sans Unicode"/>
-                <w:u w:val="none"/>
-              </w:rPr>
-              <w:t>10</w:t>
+              <w:pStyle w:val="Contenidodelatabla"/>
+              <w:bidi w:val="0"/>
+              <w:jc w:val="both"/>
+              <w:rPr>
+                <w:rFonts w:ascii="Lucida Sans Unicode" w:hAnsi="Lucida Sans Unicode"/>
+                <w:u w:val="none"/>
+              </w:rPr>
+            </w:pPr>
+            <w:r>
+              <w:rPr>
+                <w:rFonts w:ascii="Lucida Sans Unicode" w:hAnsi="Lucida Sans Unicode"/>
+                <w:u w:val="none"/>
+              </w:rPr>
+              <w:t>RNF10</w:t>
             </w:r>
           </w:p>
         </w:tc>
@@ -15517,7 +15186,7 @@
           </w:tcPr>
           <w:p>
             <w:pPr>
-              <w:pStyle w:val="Contenidodelatablauser"/>
+              <w:pStyle w:val="Contenidodelatabla"/>
               <w:bidi w:val="0"/>
               <w:jc w:val="both"/>
               <w:rPr>
@@ -15545,7 +15214,7 @@
           </w:tcPr>
           <w:p>
             <w:pPr>
-              <w:pStyle w:val="Contenidodelatablauser"/>
+              <w:pStyle w:val="Contenidodelatabla"/>
               <w:bidi w:val="0"/>
               <w:jc w:val="both"/>
               <w:rPr>
@@ -15576,7 +15245,7 @@
           </w:tcPr>
           <w:p>
             <w:pPr>
-              <w:pStyle w:val="Contenidodelatablauser"/>
+              <w:pStyle w:val="Contenidodelatabla"/>
               <w:bidi w:val="0"/>
               <w:jc w:val="both"/>
               <w:rPr>
@@ -15604,34 +15273,20 @@
           </w:tcPr>
           <w:p>
             <w:pPr>
-              <w:pStyle w:val="Contenidodelatablauser"/>
-              <w:bidi w:val="0"/>
-              <w:jc w:val="both"/>
-              <w:rPr>
-                <w:rFonts w:ascii="Lucida Sans Unicode" w:hAnsi="Lucida Sans Unicode"/>
-                <w:u w:val="none"/>
-              </w:rPr>
-            </w:pPr>
-            <w:r>
-              <w:rPr>
-                <w:rFonts w:ascii="Lucida Sans Unicode" w:hAnsi="Lucida Sans Unicode"/>
-                <w:u w:val="none"/>
-              </w:rPr>
-              <w:t xml:space="preserve">Requisito </w:t>
-            </w:r>
-            <w:r>
-              <w:rPr>
-                <w:rFonts w:ascii="Lucida Sans Unicode" w:hAnsi="Lucida Sans Unicode"/>
-                <w:u w:val="none"/>
-              </w:rPr>
-              <w:t>no</w:t>
-            </w:r>
-            <w:r>
-              <w:rPr>
-                <w:rFonts w:ascii="Lucida Sans Unicode" w:hAnsi="Lucida Sans Unicode"/>
-                <w:u w:val="none"/>
-              </w:rPr>
-              <w:t xml:space="preserve"> funcional</w:t>
+              <w:pStyle w:val="Contenidodelatabla"/>
+              <w:bidi w:val="0"/>
+              <w:jc w:val="both"/>
+              <w:rPr>
+                <w:rFonts w:ascii="Lucida Sans Unicode" w:hAnsi="Lucida Sans Unicode"/>
+                <w:u w:val="none"/>
+              </w:rPr>
+            </w:pPr>
+            <w:r>
+              <w:rPr>
+                <w:rFonts w:ascii="Lucida Sans Unicode" w:hAnsi="Lucida Sans Unicode"/>
+                <w:u w:val="none"/>
+              </w:rPr>
+              <w:t>Requisito no funcional</w:t>
             </w:r>
           </w:p>
         </w:tc>
@@ -15649,7 +15304,7 @@
           </w:tcPr>
           <w:p>
             <w:pPr>
-              <w:pStyle w:val="Contenidodelatablauser"/>
+              <w:pStyle w:val="Contenidodelatabla"/>
               <w:bidi w:val="0"/>
               <w:jc w:val="both"/>
               <w:rPr>
@@ -15677,7 +15332,7 @@
           </w:tcPr>
           <w:p>
             <w:pPr>
-              <w:pStyle w:val="Contenidodelatablauser"/>
+              <w:pStyle w:val="Contenidodelatabla"/>
               <w:widowControl w:val="false"/>
               <w:suppressLineNumbers/>
               <w:bidi w:val="0"/>
@@ -15691,14 +15346,7 @@
                 <w:rFonts w:ascii="Lucida Sans Unicode" w:hAnsi="Lucida Sans Unicode"/>
                 <w:u w:val="none"/>
               </w:rPr>
-              <w:t>RF</w:t>
-            </w:r>
-            <w:r>
-              <w:rPr>
-                <w:rFonts w:ascii="Lucida Sans Unicode" w:hAnsi="Lucida Sans Unicode"/>
-                <w:u w:val="none"/>
-              </w:rPr>
-              <w:t>30</w:t>
+              <w:t>RF30</w:t>
             </w:r>
           </w:p>
         </w:tc>
@@ -15716,7 +15364,7 @@
           </w:tcPr>
           <w:p>
             <w:pPr>
-              <w:pStyle w:val="Contenidodelatablauser"/>
+              <w:pStyle w:val="Contenidodelatabla"/>
               <w:bidi w:val="0"/>
               <w:jc w:val="both"/>
               <w:rPr>
@@ -15744,7 +15392,7 @@
           </w:tcPr>
           <w:p>
             <w:pPr>
-              <w:pStyle w:val="Contenidodelatablauser"/>
+              <w:pStyle w:val="Contenidodelatabla"/>
               <w:bidi w:val="0"/>
               <w:jc w:val="both"/>
               <w:rPr>
@@ -16251,7 +15899,6 @@
     <w:lvl w:ilvl="1">
       <w:start w:val="1"/>
       <w:numFmt w:val="none"/>
-      <w:pStyle w:val="Heading2"/>
       <w:suff w:val="nothing"/>
       <w:lvlText w:val=""/>
       <w:lvlJc w:val="start"/>
@@ -16265,7 +15912,6 @@
     <w:lvl w:ilvl="2">
       <w:start w:val="1"/>
       <w:numFmt w:val="none"/>
-      <w:pStyle w:val="Heading3"/>
       <w:suff w:val="nothing"/>
       <w:lvlText w:val=""/>
       <w:lvlJc w:val="start"/>
@@ -16409,7 +16055,7 @@
   </w:style>
   <w:style w:type="paragraph" w:styleId="Heading2">
     <w:name w:val="heading 2"/>
-    <w:basedOn w:val="Ttulo"/>
+    <w:basedOn w:val="Ttulouser"/>
     <w:next w:val="BodyText"/>
     <w:qFormat/>
     <w:pPr>
@@ -16426,7 +16072,7 @@
   </w:style>
   <w:style w:type="paragraph" w:styleId="Heading3">
     <w:name w:val="heading 3"/>
-    <w:basedOn w:val="Ttulo"/>
+    <w:basedOn w:val="Ttulouser"/>
     <w:next w:val="BodyText"/>
     <w:qFormat/>
     <w:pPr>
@@ -16449,15 +16095,15 @@
       <w:bCs/>
     </w:rPr>
   </w:style>
-  <w:style w:type="character" w:styleId="Bolos">
-    <w:name w:val="Bolos"/>
+  <w:style w:type="character" w:styleId="Bolosuser">
+    <w:name w:val="Bolos (user)"/>
     <w:qFormat/>
     <w:rPr>
       <w:rFonts w:ascii="OpenSymbol" w:hAnsi="OpenSymbol" w:eastAsia="OpenSymbol" w:cs="OpenSymbol"/>
     </w:rPr>
   </w:style>
-  <w:style w:type="character" w:styleId="Smbolosdenumeracin">
-    <w:name w:val="Símbolos de numeración"/>
+  <w:style w:type="character" w:styleId="Smbolosdenumeracinuser">
+    <w:name w:val="Símbolos de numeración (user)"/>
     <w:qFormat/>
     <w:rPr/>
   </w:style>
@@ -16545,6 +16191,29 @@
       <w:rFonts w:cs="Arial"/>
     </w:rPr>
   </w:style>
+  <w:style w:type="paragraph" w:styleId="Contenidodelatabla">
+    <w:name w:val="Contenido de la tabla"/>
+    <w:basedOn w:val="Normal"/>
+    <w:qFormat/>
+    <w:pPr>
+      <w:widowControl w:val="false"/>
+      <w:suppressLineNumbers/>
+    </w:pPr>
+    <w:rPr/>
+  </w:style>
+  <w:style w:type="paragraph" w:styleId="Ttulodelatabla">
+    <w:name w:val="Título de la tabla"/>
+    <w:basedOn w:val="Contenidodelatabla"/>
+    <w:qFormat/>
+    <w:pPr>
+      <w:suppressLineNumbers/>
+      <w:jc w:val="center"/>
+    </w:pPr>
+    <w:rPr>
+      <w:b/>
+      <w:bCs/>
+    </w:rPr>
+  </w:style>
   <w:style w:type="paragraph" w:styleId="Contenidodelatablauser">
     <w:name w:val="Contenido de la tabla (user)"/>
     <w:basedOn w:val="Normal"/>
@@ -16558,29 +16227,6 @@
   <w:style w:type="paragraph" w:styleId="Ttulodelatablauser">
     <w:name w:val="Título de la tabla (user)"/>
     <w:basedOn w:val="Contenidodelatablauser"/>
-    <w:qFormat/>
-    <w:pPr>
-      <w:suppressLineNumbers/>
-      <w:jc w:val="center"/>
-    </w:pPr>
-    <w:rPr>
-      <w:b/>
-      <w:bCs/>
-    </w:rPr>
-  </w:style>
-  <w:style w:type="paragraph" w:styleId="Contenidodelatabla">
-    <w:name w:val="Contenido de la tabla"/>
-    <w:basedOn w:val="Normal"/>
-    <w:qFormat/>
-    <w:pPr>
-      <w:widowControl w:val="false"/>
-      <w:suppressLineNumbers/>
-    </w:pPr>
-    <w:rPr/>
-  </w:style>
-  <w:style w:type="paragraph" w:styleId="Ttulodelatabla">
-    <w:name w:val="Título de la tabla"/>
-    <w:basedOn w:val="Contenidodelatabla"/>
     <w:qFormat/>
     <w:pPr>
       <w:suppressLineNumbers/>
